--- a/lab06/lab06_NguyenHongKhoi_202416956.docx
+++ b/lab06/lab06_NguyenHongKhoi_202416956.docx
@@ -295,18 +295,28 @@
         <w:spacing w:after="210"/>
         <w:ind w:left="-5"/>
       </w:pPr>
+      <w:proofErr w:type="spellStart"/>
       <w:r>
         <w:rPr>
           <w:b/>
           <w:color w:val="FF0000"/>
           <w:u w:val="single" w:color="FF0000"/>
         </w:rPr>
-        <w:t>Assignment 1:</w:t>
-      </w:r>
+        <w:t>Assignment</w:t>
+      </w:r>
+      <w:proofErr w:type="spellEnd"/>
       <w:r>
         <w:rPr>
           <w:b/>
           <w:color w:val="FF0000"/>
+          <w:u w:val="single" w:color="FF0000"/>
+        </w:rPr>
+        <w:t xml:space="preserve"> 1:</w:t>
+      </w:r>
+      <w:r>
+        <w:rPr>
+          <w:b/>
+          <w:color w:val="FF0000"/>
         </w:rPr>
         <w:t xml:space="preserve">  </w:t>
       </w:r>
@@ -328,15 +338,31 @@
         <w:ind w:left="-5" w:right="343"/>
       </w:pPr>
       <w:r>
-        <w:t xml:space="preserve">.data </w:t>
-      </w:r>
-    </w:p>
-    <w:p>
-      <w:pPr>
-        <w:ind w:left="-5" w:right="343"/>
-      </w:pPr>
-      <w:r>
-        <w:t xml:space="preserve">A: .word -2, 6, -1, 3,4, -2 </w:t>
+        <w:t>.</w:t>
+      </w:r>
+      <w:proofErr w:type="spellStart"/>
+      <w:r>
+        <w:t>data</w:t>
+      </w:r>
+      <w:proofErr w:type="spellEnd"/>
+      <w:r>
+        <w:t xml:space="preserve"> </w:t>
+      </w:r>
+    </w:p>
+    <w:p>
+      <w:pPr>
+        <w:ind w:left="-5" w:right="343"/>
+      </w:pPr>
+      <w:r>
+        <w:t>A: .</w:t>
+      </w:r>
+      <w:proofErr w:type="spellStart"/>
+      <w:r>
+        <w:t>word</w:t>
+      </w:r>
+      <w:proofErr w:type="spellEnd"/>
+      <w:r>
+        <w:t xml:space="preserve"> -2, 6, -1, 3,4, -2 </w:t>
       </w:r>
     </w:p>
     <w:p>
@@ -345,7 +371,15 @@
       </w:pPr>
       <w:r>
         <w:lastRenderedPageBreak/>
-        <w:t xml:space="preserve">.text </w:t>
+        <w:t>.</w:t>
+      </w:r>
+      <w:proofErr w:type="spellStart"/>
+      <w:r>
+        <w:t>text</w:t>
+      </w:r>
+      <w:proofErr w:type="spellEnd"/>
+      <w:r>
+        <w:t xml:space="preserve"> </w:t>
       </w:r>
     </w:p>
     <w:p>
@@ -353,8 +387,37 @@
         <w:spacing w:after="3" w:line="412" w:lineRule="auto"/>
         <w:ind w:left="-5" w:right="7876"/>
       </w:pPr>
-      <w:r>
-        <w:t xml:space="preserve">main: la a0, A li a1, 6 j mspfx continue: exit: li a7, 10 </w:t>
+      <w:proofErr w:type="spellStart"/>
+      <w:r>
+        <w:t>main</w:t>
+      </w:r>
+      <w:proofErr w:type="spellEnd"/>
+      <w:r>
+        <w:t xml:space="preserve">: la a0, A li a1, 6 j </w:t>
+      </w:r>
+      <w:proofErr w:type="spellStart"/>
+      <w:r>
+        <w:t>mspfx</w:t>
+      </w:r>
+      <w:proofErr w:type="spellEnd"/>
+      <w:r>
+        <w:t xml:space="preserve"> </w:t>
+      </w:r>
+      <w:proofErr w:type="spellStart"/>
+      <w:r>
+        <w:t>continue</w:t>
+      </w:r>
+      <w:proofErr w:type="spellEnd"/>
+      <w:r>
+        <w:t xml:space="preserve">: </w:t>
+      </w:r>
+      <w:proofErr w:type="spellStart"/>
+      <w:r>
+        <w:t>exit</w:t>
+      </w:r>
+      <w:proofErr w:type="spellEnd"/>
+      <w:r>
+        <w:t xml:space="preserve">: li a7, 10 </w:t>
       </w:r>
     </w:p>
     <w:p>
@@ -362,8 +425,21 @@
         <w:spacing w:after="3" w:line="412" w:lineRule="auto"/>
         <w:ind w:left="-5" w:right="7876"/>
       </w:pPr>
-      <w:r>
-        <w:t xml:space="preserve">ecall end_of_main: </w:t>
+      <w:proofErr w:type="spellStart"/>
+      <w:r>
+        <w:t>ecall</w:t>
+      </w:r>
+      <w:proofErr w:type="spellEnd"/>
+      <w:r>
+        <w:t xml:space="preserve"> </w:t>
+      </w:r>
+      <w:proofErr w:type="spellStart"/>
+      <w:r>
+        <w:t>end_of_main</w:t>
+      </w:r>
+      <w:proofErr w:type="spellEnd"/>
+      <w:r>
+        <w:t xml:space="preserve">: </w:t>
       </w:r>
     </w:p>
     <w:p>
@@ -379,47 +455,287 @@
         <w:ind w:left="-5" w:right="343"/>
       </w:pPr>
       <w:r>
-        <w:t xml:space="preserve"># Procedure mspfx </w:t>
-      </w:r>
-    </w:p>
-    <w:p>
-      <w:pPr>
-        <w:ind w:left="-5" w:right="343"/>
-      </w:pPr>
-      <w:r>
-        <w:t xml:space="preserve"># @brief find the maximum-sum prefix in a list of integers </w:t>
-      </w:r>
-    </w:p>
-    <w:p>
-      <w:pPr>
-        <w:ind w:left="-5" w:right="343"/>
-      </w:pPr>
-      <w:r>
-        <w:t xml:space="preserve"># @param[in] a0 the base address of this list(A) needs to be processed </w:t>
-      </w:r>
-    </w:p>
-    <w:p>
-      <w:pPr>
-        <w:ind w:left="-5" w:right="343"/>
-      </w:pPr>
-      <w:r>
-        <w:t xml:space="preserve"># @param[in] a1 the number of elements in list(A) </w:t>
-      </w:r>
-    </w:p>
-    <w:p>
-      <w:pPr>
-        <w:ind w:left="-5" w:right="343"/>
-      </w:pPr>
-      <w:r>
-        <w:t xml:space="preserve"># @param[out] s0 the length of sub-array of A in which max sum reachs. </w:t>
-      </w:r>
-    </w:p>
-    <w:p>
-      <w:pPr>
-        <w:ind w:left="-5" w:right="343"/>
-      </w:pPr>
-      <w:r>
-        <w:t xml:space="preserve"># @param[out] s1 the max sum of a certain sub-array </w:t>
+        <w:t xml:space="preserve"># </w:t>
+      </w:r>
+      <w:proofErr w:type="spellStart"/>
+      <w:r>
+        <w:t>Procedure</w:t>
+      </w:r>
+      <w:proofErr w:type="spellEnd"/>
+      <w:r>
+        <w:t xml:space="preserve"> </w:t>
+      </w:r>
+      <w:proofErr w:type="spellStart"/>
+      <w:r>
+        <w:t>mspfx</w:t>
+      </w:r>
+      <w:proofErr w:type="spellEnd"/>
+      <w:r>
+        <w:t xml:space="preserve"> </w:t>
+      </w:r>
+    </w:p>
+    <w:p>
+      <w:pPr>
+        <w:ind w:left="-5" w:right="343"/>
+      </w:pPr>
+      <w:r>
+        <w:t xml:space="preserve"># @brief </w:t>
+      </w:r>
+      <w:proofErr w:type="spellStart"/>
+      <w:r>
+        <w:t>find</w:t>
+      </w:r>
+      <w:proofErr w:type="spellEnd"/>
+      <w:r>
+        <w:t xml:space="preserve"> the </w:t>
+      </w:r>
+      <w:proofErr w:type="spellStart"/>
+      <w:r>
+        <w:t>maximum</w:t>
+      </w:r>
+      <w:proofErr w:type="spellEnd"/>
+      <w:r>
+        <w:t xml:space="preserve">-sum </w:t>
+      </w:r>
+      <w:proofErr w:type="spellStart"/>
+      <w:r>
+        <w:t>prefix</w:t>
+      </w:r>
+      <w:proofErr w:type="spellEnd"/>
+      <w:r>
+        <w:t xml:space="preserve"> in a </w:t>
+      </w:r>
+      <w:proofErr w:type="spellStart"/>
+      <w:r>
+        <w:t>list</w:t>
+      </w:r>
+      <w:proofErr w:type="spellEnd"/>
+      <w:r>
+        <w:t xml:space="preserve"> </w:t>
+      </w:r>
+      <w:proofErr w:type="spellStart"/>
+      <w:r>
+        <w:t>of</w:t>
+      </w:r>
+      <w:proofErr w:type="spellEnd"/>
+      <w:r>
+        <w:t xml:space="preserve"> </w:t>
+      </w:r>
+      <w:proofErr w:type="spellStart"/>
+      <w:r>
+        <w:t>integers</w:t>
+      </w:r>
+      <w:proofErr w:type="spellEnd"/>
+      <w:r>
+        <w:t xml:space="preserve"> </w:t>
+      </w:r>
+    </w:p>
+    <w:p>
+      <w:pPr>
+        <w:ind w:left="-5" w:right="343"/>
+      </w:pPr>
+      <w:r>
+        <w:t xml:space="preserve"># @param[in] a0 the </w:t>
+      </w:r>
+      <w:proofErr w:type="spellStart"/>
+      <w:r>
+        <w:t>base</w:t>
+      </w:r>
+      <w:proofErr w:type="spellEnd"/>
+      <w:r>
+        <w:t xml:space="preserve"> </w:t>
+      </w:r>
+      <w:proofErr w:type="spellStart"/>
+      <w:r>
+        <w:t>address</w:t>
+      </w:r>
+      <w:proofErr w:type="spellEnd"/>
+      <w:r>
+        <w:t xml:space="preserve"> </w:t>
+      </w:r>
+      <w:proofErr w:type="spellStart"/>
+      <w:r>
+        <w:t>of</w:t>
+      </w:r>
+      <w:proofErr w:type="spellEnd"/>
+      <w:r>
+        <w:t xml:space="preserve"> </w:t>
+      </w:r>
+      <w:proofErr w:type="spellStart"/>
+      <w:r>
+        <w:t>this</w:t>
+      </w:r>
+      <w:proofErr w:type="spellEnd"/>
+      <w:r>
+        <w:t xml:space="preserve"> </w:t>
+      </w:r>
+      <w:proofErr w:type="spellStart"/>
+      <w:r>
+        <w:t>list</w:t>
+      </w:r>
+      <w:proofErr w:type="spellEnd"/>
+      <w:r>
+        <w:t xml:space="preserve">(A) </w:t>
+      </w:r>
+      <w:proofErr w:type="spellStart"/>
+      <w:r>
+        <w:t>needs</w:t>
+      </w:r>
+      <w:proofErr w:type="spellEnd"/>
+      <w:r>
+        <w:t xml:space="preserve"> to be </w:t>
+      </w:r>
+      <w:proofErr w:type="spellStart"/>
+      <w:r>
+        <w:t>processed</w:t>
+      </w:r>
+      <w:proofErr w:type="spellEnd"/>
+      <w:r>
+        <w:t xml:space="preserve"> </w:t>
+      </w:r>
+    </w:p>
+    <w:p>
+      <w:pPr>
+        <w:ind w:left="-5" w:right="343"/>
+      </w:pPr>
+      <w:r>
+        <w:t xml:space="preserve"># @param[in] a1 the </w:t>
+      </w:r>
+      <w:proofErr w:type="spellStart"/>
+      <w:r>
+        <w:t>number</w:t>
+      </w:r>
+      <w:proofErr w:type="spellEnd"/>
+      <w:r>
+        <w:t xml:space="preserve"> </w:t>
+      </w:r>
+      <w:proofErr w:type="spellStart"/>
+      <w:r>
+        <w:t>of</w:t>
+      </w:r>
+      <w:proofErr w:type="spellEnd"/>
+      <w:r>
+        <w:t xml:space="preserve"> </w:t>
+      </w:r>
+      <w:proofErr w:type="spellStart"/>
+      <w:r>
+        <w:t>elements</w:t>
+      </w:r>
+      <w:proofErr w:type="spellEnd"/>
+      <w:r>
+        <w:t xml:space="preserve"> in </w:t>
+      </w:r>
+      <w:proofErr w:type="spellStart"/>
+      <w:r>
+        <w:t>list</w:t>
+      </w:r>
+      <w:proofErr w:type="spellEnd"/>
+      <w:r>
+        <w:t xml:space="preserve">(A) </w:t>
+      </w:r>
+    </w:p>
+    <w:p>
+      <w:pPr>
+        <w:ind w:left="-5" w:right="343"/>
+      </w:pPr>
+      <w:r>
+        <w:t xml:space="preserve"># @param[out] s0 the </w:t>
+      </w:r>
+      <w:proofErr w:type="spellStart"/>
+      <w:r>
+        <w:t>length</w:t>
+      </w:r>
+      <w:proofErr w:type="spellEnd"/>
+      <w:r>
+        <w:t xml:space="preserve"> </w:t>
+      </w:r>
+      <w:proofErr w:type="spellStart"/>
+      <w:r>
+        <w:t>of</w:t>
+      </w:r>
+      <w:proofErr w:type="spellEnd"/>
+      <w:r>
+        <w:t xml:space="preserve"> </w:t>
+      </w:r>
+      <w:proofErr w:type="spellStart"/>
+      <w:r>
+        <w:t>sub-array</w:t>
+      </w:r>
+      <w:proofErr w:type="spellEnd"/>
+      <w:r>
+        <w:t xml:space="preserve"> </w:t>
+      </w:r>
+      <w:proofErr w:type="spellStart"/>
+      <w:r>
+        <w:t>of</w:t>
+      </w:r>
+      <w:proofErr w:type="spellEnd"/>
+      <w:r>
+        <w:t xml:space="preserve"> A in </w:t>
+      </w:r>
+      <w:proofErr w:type="spellStart"/>
+      <w:r>
+        <w:t>which</w:t>
+      </w:r>
+      <w:proofErr w:type="spellEnd"/>
+      <w:r>
+        <w:t xml:space="preserve"> </w:t>
+      </w:r>
+      <w:proofErr w:type="spellStart"/>
+      <w:r>
+        <w:t>max</w:t>
+      </w:r>
+      <w:proofErr w:type="spellEnd"/>
+      <w:r>
+        <w:t xml:space="preserve"> sum </w:t>
+      </w:r>
+      <w:proofErr w:type="spellStart"/>
+      <w:r>
+        <w:t>reachs</w:t>
+      </w:r>
+      <w:proofErr w:type="spellEnd"/>
+      <w:r>
+        <w:t xml:space="preserve">. </w:t>
+      </w:r>
+    </w:p>
+    <w:p>
+      <w:pPr>
+        <w:ind w:left="-5" w:right="343"/>
+      </w:pPr>
+      <w:r>
+        <w:t xml:space="preserve"># @param[out] s1 the </w:t>
+      </w:r>
+      <w:proofErr w:type="spellStart"/>
+      <w:r>
+        <w:t>max</w:t>
+      </w:r>
+      <w:proofErr w:type="spellEnd"/>
+      <w:r>
+        <w:t xml:space="preserve"> sum </w:t>
+      </w:r>
+      <w:proofErr w:type="spellStart"/>
+      <w:r>
+        <w:t>of</w:t>
+      </w:r>
+      <w:proofErr w:type="spellEnd"/>
+      <w:r>
+        <w:t xml:space="preserve"> a </w:t>
+      </w:r>
+      <w:proofErr w:type="spellStart"/>
+      <w:r>
+        <w:t>certain</w:t>
+      </w:r>
+      <w:proofErr w:type="spellEnd"/>
+      <w:r>
+        <w:t xml:space="preserve"> </w:t>
+      </w:r>
+      <w:proofErr w:type="spellStart"/>
+      <w:r>
+        <w:t>sub-array</w:t>
+      </w:r>
+      <w:proofErr w:type="spellEnd"/>
+      <w:r>
+        <w:t xml:space="preserve"> </w:t>
       </w:r>
     </w:p>
     <w:p>
@@ -435,23 +751,159 @@
         <w:ind w:left="-5" w:right="343"/>
       </w:pPr>
       <w:r>
-        <w:t xml:space="preserve"># Procedure mspfx </w:t>
-      </w:r>
-    </w:p>
-    <w:p>
-      <w:pPr>
-        <w:ind w:left="-5" w:right="343"/>
-      </w:pPr>
-      <w:r>
-        <w:t xml:space="preserve"># Function: find the maximum-sum prefix in a list of integers </w:t>
-      </w:r>
-    </w:p>
-    <w:p>
-      <w:pPr>
-        <w:ind w:left="-5" w:right="343"/>
-      </w:pPr>
-      <w:r>
-        <w:t xml:space="preserve"># The base address of this list(A) in a0 and the number of </w:t>
+        <w:t xml:space="preserve"># </w:t>
+      </w:r>
+      <w:proofErr w:type="spellStart"/>
+      <w:r>
+        <w:t>Procedure</w:t>
+      </w:r>
+      <w:proofErr w:type="spellEnd"/>
+      <w:r>
+        <w:t xml:space="preserve"> </w:t>
+      </w:r>
+      <w:proofErr w:type="spellStart"/>
+      <w:r>
+        <w:t>mspfx</w:t>
+      </w:r>
+      <w:proofErr w:type="spellEnd"/>
+      <w:r>
+        <w:t xml:space="preserve"> </w:t>
+      </w:r>
+    </w:p>
+    <w:p>
+      <w:pPr>
+        <w:ind w:left="-5" w:right="343"/>
+      </w:pPr>
+      <w:r>
+        <w:t xml:space="preserve"># </w:t>
+      </w:r>
+      <w:proofErr w:type="spellStart"/>
+      <w:r>
+        <w:t>Function</w:t>
+      </w:r>
+      <w:proofErr w:type="spellEnd"/>
+      <w:r>
+        <w:t xml:space="preserve">: </w:t>
+      </w:r>
+      <w:proofErr w:type="spellStart"/>
+      <w:r>
+        <w:t>find</w:t>
+      </w:r>
+      <w:proofErr w:type="spellEnd"/>
+      <w:r>
+        <w:t xml:space="preserve"> the </w:t>
+      </w:r>
+      <w:proofErr w:type="spellStart"/>
+      <w:r>
+        <w:t>maximum</w:t>
+      </w:r>
+      <w:proofErr w:type="spellEnd"/>
+      <w:r>
+        <w:t xml:space="preserve">-sum </w:t>
+      </w:r>
+      <w:proofErr w:type="spellStart"/>
+      <w:r>
+        <w:t>prefix</w:t>
+      </w:r>
+      <w:proofErr w:type="spellEnd"/>
+      <w:r>
+        <w:t xml:space="preserve"> in a </w:t>
+      </w:r>
+      <w:proofErr w:type="spellStart"/>
+      <w:r>
+        <w:t>list</w:t>
+      </w:r>
+      <w:proofErr w:type="spellEnd"/>
+      <w:r>
+        <w:t xml:space="preserve"> </w:t>
+      </w:r>
+      <w:proofErr w:type="spellStart"/>
+      <w:r>
+        <w:t>of</w:t>
+      </w:r>
+      <w:proofErr w:type="spellEnd"/>
+      <w:r>
+        <w:t xml:space="preserve"> </w:t>
+      </w:r>
+      <w:proofErr w:type="spellStart"/>
+      <w:r>
+        <w:t>integers</w:t>
+      </w:r>
+      <w:proofErr w:type="spellEnd"/>
+      <w:r>
+        <w:t xml:space="preserve"> </w:t>
+      </w:r>
+    </w:p>
+    <w:p>
+      <w:pPr>
+        <w:ind w:left="-5" w:right="343"/>
+      </w:pPr>
+      <w:r>
+        <w:t xml:space="preserve"># The </w:t>
+      </w:r>
+      <w:proofErr w:type="spellStart"/>
+      <w:r>
+        <w:t>base</w:t>
+      </w:r>
+      <w:proofErr w:type="spellEnd"/>
+      <w:r>
+        <w:t xml:space="preserve"> </w:t>
+      </w:r>
+      <w:proofErr w:type="spellStart"/>
+      <w:r>
+        <w:t>address</w:t>
+      </w:r>
+      <w:proofErr w:type="spellEnd"/>
+      <w:r>
+        <w:t xml:space="preserve"> </w:t>
+      </w:r>
+      <w:proofErr w:type="spellStart"/>
+      <w:r>
+        <w:t>of</w:t>
+      </w:r>
+      <w:proofErr w:type="spellEnd"/>
+      <w:r>
+        <w:t xml:space="preserve"> </w:t>
+      </w:r>
+      <w:proofErr w:type="spellStart"/>
+      <w:r>
+        <w:t>this</w:t>
+      </w:r>
+      <w:proofErr w:type="spellEnd"/>
+      <w:r>
+        <w:t xml:space="preserve"> </w:t>
+      </w:r>
+      <w:proofErr w:type="spellStart"/>
+      <w:r>
+        <w:t>list</w:t>
+      </w:r>
+      <w:proofErr w:type="spellEnd"/>
+      <w:r>
+        <w:t xml:space="preserve">(A) in a0 </w:t>
+      </w:r>
+      <w:proofErr w:type="spellStart"/>
+      <w:r>
+        <w:t>and</w:t>
+      </w:r>
+      <w:proofErr w:type="spellEnd"/>
+      <w:r>
+        <w:t xml:space="preserve"> the </w:t>
+      </w:r>
+      <w:proofErr w:type="spellStart"/>
+      <w:r>
+        <w:t>number</w:t>
+      </w:r>
+      <w:proofErr w:type="spellEnd"/>
+      <w:r>
+        <w:t xml:space="preserve"> </w:t>
+      </w:r>
+      <w:proofErr w:type="spellStart"/>
+      <w:r>
+        <w:t>of</w:t>
+      </w:r>
+      <w:proofErr w:type="spellEnd"/>
+      <w:r>
+        <w:t xml:space="preserve"> </w:t>
       </w:r>
     </w:p>
     <w:p>
@@ -460,7 +912,39 @@
         <w:ind w:left="-5" w:right="5743"/>
       </w:pPr>
       <w:r>
-        <w:t xml:space="preserve"># elements is stored in a1 mspfx: </w:t>
+        <w:t xml:space="preserve"># </w:t>
+      </w:r>
+      <w:proofErr w:type="spellStart"/>
+      <w:r>
+        <w:t>elements</w:t>
+      </w:r>
+      <w:proofErr w:type="spellEnd"/>
+      <w:r>
+        <w:t xml:space="preserve"> </w:t>
+      </w:r>
+      <w:proofErr w:type="spellStart"/>
+      <w:r>
+        <w:t>is</w:t>
+      </w:r>
+      <w:proofErr w:type="spellEnd"/>
+      <w:r>
+        <w:t xml:space="preserve"> </w:t>
+      </w:r>
+      <w:proofErr w:type="spellStart"/>
+      <w:r>
+        <w:t>stored</w:t>
+      </w:r>
+      <w:proofErr w:type="spellEnd"/>
+      <w:r>
+        <w:t xml:space="preserve"> in a1 </w:t>
+      </w:r>
+      <w:proofErr w:type="spellStart"/>
+      <w:r>
+        <w:t>mspfx</w:t>
+      </w:r>
+      <w:proofErr w:type="spellEnd"/>
+      <w:r>
+        <w:t xml:space="preserve">: </w:t>
       </w:r>
     </w:p>
     <w:p>
@@ -469,11 +953,139 @@
         <w:ind w:left="-5" w:right="2057"/>
       </w:pPr>
       <w:r>
-        <w:t xml:space="preserve">li s0, 0 # initialize length of prefix-sum in s0 to 0 li s1, 0x80000000 # initialize max prefix-sum in s1 to smallest int li t0, </w:t>
+        <w:t xml:space="preserve">li s0, 0 # </w:t>
+      </w:r>
+      <w:proofErr w:type="spellStart"/>
+      <w:r>
+        <w:t>initialize</w:t>
+      </w:r>
+      <w:proofErr w:type="spellEnd"/>
+      <w:r>
+        <w:t xml:space="preserve"> </w:t>
+      </w:r>
+      <w:proofErr w:type="spellStart"/>
+      <w:r>
+        <w:t>length</w:t>
+      </w:r>
+      <w:proofErr w:type="spellEnd"/>
+      <w:r>
+        <w:t xml:space="preserve"> </w:t>
+      </w:r>
+      <w:proofErr w:type="spellStart"/>
+      <w:r>
+        <w:t>of</w:t>
+      </w:r>
+      <w:proofErr w:type="spellEnd"/>
+      <w:r>
+        <w:t xml:space="preserve"> </w:t>
+      </w:r>
+      <w:proofErr w:type="spellStart"/>
+      <w:r>
+        <w:t>prefix</w:t>
+      </w:r>
+      <w:proofErr w:type="spellEnd"/>
+      <w:r>
+        <w:t xml:space="preserve">-sum in s0 to 0 li s1, 0x80000000 # </w:t>
+      </w:r>
+      <w:proofErr w:type="spellStart"/>
+      <w:r>
+        <w:t>initialize</w:t>
+      </w:r>
+      <w:proofErr w:type="spellEnd"/>
+      <w:r>
+        <w:t xml:space="preserve"> </w:t>
+      </w:r>
+      <w:proofErr w:type="spellStart"/>
+      <w:r>
+        <w:t>max</w:t>
+      </w:r>
+      <w:proofErr w:type="spellEnd"/>
+      <w:r>
+        <w:t xml:space="preserve"> </w:t>
+      </w:r>
+      <w:proofErr w:type="spellStart"/>
+      <w:r>
+        <w:t>prefix</w:t>
+      </w:r>
+      <w:proofErr w:type="spellEnd"/>
+      <w:r>
+        <w:t xml:space="preserve">-sum in s1 to </w:t>
+      </w:r>
+      <w:proofErr w:type="spellStart"/>
+      <w:r>
+        <w:t>smallest</w:t>
+      </w:r>
+      <w:proofErr w:type="spellEnd"/>
+      <w:r>
+        <w:t xml:space="preserve"> </w:t>
+      </w:r>
+      <w:proofErr w:type="spellStart"/>
+      <w:r>
+        <w:t>int</w:t>
+      </w:r>
+      <w:proofErr w:type="spellEnd"/>
+      <w:r>
+        <w:t xml:space="preserve"> li t0, </w:t>
       </w:r>
       <w:r>
         <w:lastRenderedPageBreak/>
-        <w:t xml:space="preserve">0 # initialize index for loop i in t0 to 0 li t1, 0 # initialize running sum in t1 to 0 loop: </w:t>
+        <w:t xml:space="preserve">0 # </w:t>
+      </w:r>
+      <w:proofErr w:type="spellStart"/>
+      <w:r>
+        <w:t>initialize</w:t>
+      </w:r>
+      <w:proofErr w:type="spellEnd"/>
+      <w:r>
+        <w:t xml:space="preserve"> </w:t>
+      </w:r>
+      <w:proofErr w:type="spellStart"/>
+      <w:r>
+        <w:t>index</w:t>
+      </w:r>
+      <w:proofErr w:type="spellEnd"/>
+      <w:r>
+        <w:t xml:space="preserve"> </w:t>
+      </w:r>
+      <w:proofErr w:type="spellStart"/>
+      <w:r>
+        <w:t>for</w:t>
+      </w:r>
+      <w:proofErr w:type="spellEnd"/>
+      <w:r>
+        <w:t xml:space="preserve"> </w:t>
+      </w:r>
+      <w:proofErr w:type="spellStart"/>
+      <w:r>
+        <w:t>loop</w:t>
+      </w:r>
+      <w:proofErr w:type="spellEnd"/>
+      <w:r>
+        <w:t xml:space="preserve"> i in t0 to 0 li t1, 0 # </w:t>
+      </w:r>
+      <w:proofErr w:type="spellStart"/>
+      <w:r>
+        <w:t>initialize</w:t>
+      </w:r>
+      <w:proofErr w:type="spellEnd"/>
+      <w:r>
+        <w:t xml:space="preserve"> </w:t>
+      </w:r>
+      <w:proofErr w:type="spellStart"/>
+      <w:r>
+        <w:t>running</w:t>
+      </w:r>
+      <w:proofErr w:type="spellEnd"/>
+      <w:r>
+        <w:t xml:space="preserve"> sum in t1 to 0 </w:t>
+      </w:r>
+      <w:proofErr w:type="spellStart"/>
+      <w:r>
+        <w:t>loop</w:t>
+      </w:r>
+      <w:proofErr w:type="spellEnd"/>
+      <w:r>
+        <w:t xml:space="preserve">: </w:t>
       </w:r>
     </w:p>
     <w:p>
@@ -481,8 +1093,285 @@
         <w:spacing w:after="0" w:line="414" w:lineRule="auto"/>
         <w:ind w:left="-5" w:right="3737"/>
       </w:pPr>
-      <w:r>
-        <w:t xml:space="preserve">add t2, t0, t0 # put 2i in t2 add t2, t2, t2 # put 4i in t2 add t3, t2, a0 # put 4i+A (address of A[i]) in t3 lw t4, 0(t3) # load A[i] from mem(t3) into t4 add t1, t1, t4 # add A[i] to running sum in t1 blt s1, t1, mdfy # if (s1 &lt; t1) modify results j next mdfy: addi s0, t0, 1 # new max-sum prefix has length i+1 addi s1, t1, 0 # new max sum is the running sum next: </w:t>
+      <w:proofErr w:type="spellStart"/>
+      <w:r>
+        <w:t>add</w:t>
+      </w:r>
+      <w:proofErr w:type="spellEnd"/>
+      <w:r>
+        <w:t xml:space="preserve"> t2, t0, t0 # </w:t>
+      </w:r>
+      <w:proofErr w:type="spellStart"/>
+      <w:r>
+        <w:t>put</w:t>
+      </w:r>
+      <w:proofErr w:type="spellEnd"/>
+      <w:r>
+        <w:t xml:space="preserve"> 2i in t2 </w:t>
+      </w:r>
+      <w:proofErr w:type="spellStart"/>
+      <w:r>
+        <w:t>add</w:t>
+      </w:r>
+      <w:proofErr w:type="spellEnd"/>
+      <w:r>
+        <w:t xml:space="preserve"> t2, t2, t2 # </w:t>
+      </w:r>
+      <w:proofErr w:type="spellStart"/>
+      <w:r>
+        <w:t>put</w:t>
+      </w:r>
+      <w:proofErr w:type="spellEnd"/>
+      <w:r>
+        <w:t xml:space="preserve"> 4i in t2 </w:t>
+      </w:r>
+      <w:proofErr w:type="spellStart"/>
+      <w:r>
+        <w:t>add</w:t>
+      </w:r>
+      <w:proofErr w:type="spellEnd"/>
+      <w:r>
+        <w:t xml:space="preserve"> t3, t2, a0 # </w:t>
+      </w:r>
+      <w:proofErr w:type="spellStart"/>
+      <w:r>
+        <w:t>put</w:t>
+      </w:r>
+      <w:proofErr w:type="spellEnd"/>
+      <w:r>
+        <w:t xml:space="preserve"> 4i+A (</w:t>
+      </w:r>
+      <w:proofErr w:type="spellStart"/>
+      <w:r>
+        <w:t>address</w:t>
+      </w:r>
+      <w:proofErr w:type="spellEnd"/>
+      <w:r>
+        <w:t xml:space="preserve"> </w:t>
+      </w:r>
+      <w:proofErr w:type="spellStart"/>
+      <w:r>
+        <w:t>of</w:t>
+      </w:r>
+      <w:proofErr w:type="spellEnd"/>
+      <w:r>
+        <w:t xml:space="preserve"> A[i]) in t3 </w:t>
+      </w:r>
+      <w:proofErr w:type="spellStart"/>
+      <w:r>
+        <w:t>lw</w:t>
+      </w:r>
+      <w:proofErr w:type="spellEnd"/>
+      <w:r>
+        <w:t xml:space="preserve"> t4, 0(t3) # </w:t>
+      </w:r>
+      <w:proofErr w:type="spellStart"/>
+      <w:r>
+        <w:t>load</w:t>
+      </w:r>
+      <w:proofErr w:type="spellEnd"/>
+      <w:r>
+        <w:t xml:space="preserve"> A[i] </w:t>
+      </w:r>
+      <w:proofErr w:type="spellStart"/>
+      <w:r>
+        <w:t>from</w:t>
+      </w:r>
+      <w:proofErr w:type="spellEnd"/>
+      <w:r>
+        <w:t xml:space="preserve"> </w:t>
+      </w:r>
+      <w:proofErr w:type="spellStart"/>
+      <w:r>
+        <w:t>mem</w:t>
+      </w:r>
+      <w:proofErr w:type="spellEnd"/>
+      <w:r>
+        <w:t xml:space="preserve">(t3) </w:t>
+      </w:r>
+      <w:proofErr w:type="spellStart"/>
+      <w:r>
+        <w:t>into</w:t>
+      </w:r>
+      <w:proofErr w:type="spellEnd"/>
+      <w:r>
+        <w:t xml:space="preserve"> t4 </w:t>
+      </w:r>
+      <w:proofErr w:type="spellStart"/>
+      <w:r>
+        <w:t>add</w:t>
+      </w:r>
+      <w:proofErr w:type="spellEnd"/>
+      <w:r>
+        <w:t xml:space="preserve"> t1, t1, t4 # </w:t>
+      </w:r>
+      <w:proofErr w:type="spellStart"/>
+      <w:r>
+        <w:t>add</w:t>
+      </w:r>
+      <w:proofErr w:type="spellEnd"/>
+      <w:r>
+        <w:t xml:space="preserve"> A[i] to </w:t>
+      </w:r>
+      <w:proofErr w:type="spellStart"/>
+      <w:r>
+        <w:t>running</w:t>
+      </w:r>
+      <w:proofErr w:type="spellEnd"/>
+      <w:r>
+        <w:t xml:space="preserve"> sum in t1 </w:t>
+      </w:r>
+      <w:proofErr w:type="spellStart"/>
+      <w:r>
+        <w:t>blt</w:t>
+      </w:r>
+      <w:proofErr w:type="spellEnd"/>
+      <w:r>
+        <w:t xml:space="preserve"> s1, t1, </w:t>
+      </w:r>
+      <w:proofErr w:type="spellStart"/>
+      <w:r>
+        <w:t>mdfy</w:t>
+      </w:r>
+      <w:proofErr w:type="spellEnd"/>
+      <w:r>
+        <w:t xml:space="preserve"> # </w:t>
+      </w:r>
+      <w:proofErr w:type="spellStart"/>
+      <w:r>
+        <w:t>if</w:t>
+      </w:r>
+      <w:proofErr w:type="spellEnd"/>
+      <w:r>
+        <w:t xml:space="preserve"> (s1 &lt; t1) </w:t>
+      </w:r>
+      <w:proofErr w:type="spellStart"/>
+      <w:r>
+        <w:t>modify</w:t>
+      </w:r>
+      <w:proofErr w:type="spellEnd"/>
+      <w:r>
+        <w:t xml:space="preserve"> </w:t>
+      </w:r>
+      <w:proofErr w:type="spellStart"/>
+      <w:r>
+        <w:t>results</w:t>
+      </w:r>
+      <w:proofErr w:type="spellEnd"/>
+      <w:r>
+        <w:t xml:space="preserve"> j </w:t>
+      </w:r>
+      <w:proofErr w:type="spellStart"/>
+      <w:r>
+        <w:t>next</w:t>
+      </w:r>
+      <w:proofErr w:type="spellEnd"/>
+      <w:r>
+        <w:t xml:space="preserve"> </w:t>
+      </w:r>
+      <w:proofErr w:type="spellStart"/>
+      <w:r>
+        <w:t>mdfy</w:t>
+      </w:r>
+      <w:proofErr w:type="spellEnd"/>
+      <w:r>
+        <w:t xml:space="preserve">: </w:t>
+      </w:r>
+      <w:proofErr w:type="spellStart"/>
+      <w:r>
+        <w:t>addi</w:t>
+      </w:r>
+      <w:proofErr w:type="spellEnd"/>
+      <w:r>
+        <w:t xml:space="preserve"> s0, t0, 1 # </w:t>
+      </w:r>
+      <w:proofErr w:type="spellStart"/>
+      <w:r>
+        <w:t>new</w:t>
+      </w:r>
+      <w:proofErr w:type="spellEnd"/>
+      <w:r>
+        <w:t xml:space="preserve"> </w:t>
+      </w:r>
+      <w:proofErr w:type="spellStart"/>
+      <w:r>
+        <w:t>max</w:t>
+      </w:r>
+      <w:proofErr w:type="spellEnd"/>
+      <w:r>
+        <w:t xml:space="preserve">-sum </w:t>
+      </w:r>
+      <w:proofErr w:type="spellStart"/>
+      <w:r>
+        <w:t>prefix</w:t>
+      </w:r>
+      <w:proofErr w:type="spellEnd"/>
+      <w:r>
+        <w:t xml:space="preserve"> </w:t>
+      </w:r>
+      <w:proofErr w:type="spellStart"/>
+      <w:r>
+        <w:t>has</w:t>
+      </w:r>
+      <w:proofErr w:type="spellEnd"/>
+      <w:r>
+        <w:t xml:space="preserve"> </w:t>
+      </w:r>
+      <w:proofErr w:type="spellStart"/>
+      <w:r>
+        <w:t>length</w:t>
+      </w:r>
+      <w:proofErr w:type="spellEnd"/>
+      <w:r>
+        <w:t xml:space="preserve"> i+1 </w:t>
+      </w:r>
+      <w:proofErr w:type="spellStart"/>
+      <w:r>
+        <w:t>addi</w:t>
+      </w:r>
+      <w:proofErr w:type="spellEnd"/>
+      <w:r>
+        <w:t xml:space="preserve"> s1, t1, 0 # </w:t>
+      </w:r>
+      <w:proofErr w:type="spellStart"/>
+      <w:r>
+        <w:t>new</w:t>
+      </w:r>
+      <w:proofErr w:type="spellEnd"/>
+      <w:r>
+        <w:t xml:space="preserve"> </w:t>
+      </w:r>
+      <w:proofErr w:type="spellStart"/>
+      <w:r>
+        <w:t>max</w:t>
+      </w:r>
+      <w:proofErr w:type="spellEnd"/>
+      <w:r>
+        <w:t xml:space="preserve"> sum </w:t>
+      </w:r>
+      <w:proofErr w:type="spellStart"/>
+      <w:r>
+        <w:t>is</w:t>
+      </w:r>
+      <w:proofErr w:type="spellEnd"/>
+      <w:r>
+        <w:t xml:space="preserve"> the </w:t>
+      </w:r>
+      <w:proofErr w:type="spellStart"/>
+      <w:r>
+        <w:t>running</w:t>
+      </w:r>
+      <w:proofErr w:type="spellEnd"/>
+      <w:r>
+        <w:t xml:space="preserve"> sum </w:t>
+      </w:r>
+      <w:proofErr w:type="spellStart"/>
+      <w:r>
+        <w:t>next</w:t>
+      </w:r>
+      <w:proofErr w:type="spellEnd"/>
+      <w:r>
+        <w:t xml:space="preserve">: </w:t>
       </w:r>
     </w:p>
     <w:p>
@@ -490,8 +1379,85 @@
         <w:spacing w:after="0" w:line="413" w:lineRule="auto"/>
         <w:ind w:left="-5" w:right="5577"/>
       </w:pPr>
-      <w:r>
-        <w:t>addi t0, t0, 1 # advance the index i blt t0, a1, loop # if (i&lt;n) repeat done: j continue mspfx_end:</w:t>
+      <w:proofErr w:type="spellStart"/>
+      <w:r>
+        <w:t>addi</w:t>
+      </w:r>
+      <w:proofErr w:type="spellEnd"/>
+      <w:r>
+        <w:t xml:space="preserve"> t0, t0, 1 # </w:t>
+      </w:r>
+      <w:proofErr w:type="spellStart"/>
+      <w:r>
+        <w:t>advance</w:t>
+      </w:r>
+      <w:proofErr w:type="spellEnd"/>
+      <w:r>
+        <w:t xml:space="preserve"> the </w:t>
+      </w:r>
+      <w:proofErr w:type="spellStart"/>
+      <w:r>
+        <w:t>index</w:t>
+      </w:r>
+      <w:proofErr w:type="spellEnd"/>
+      <w:r>
+        <w:t xml:space="preserve"> i </w:t>
+      </w:r>
+      <w:proofErr w:type="spellStart"/>
+      <w:r>
+        <w:t>blt</w:t>
+      </w:r>
+      <w:proofErr w:type="spellEnd"/>
+      <w:r>
+        <w:t xml:space="preserve"> t0, a1, </w:t>
+      </w:r>
+      <w:proofErr w:type="spellStart"/>
+      <w:r>
+        <w:t>loop</w:t>
+      </w:r>
+      <w:proofErr w:type="spellEnd"/>
+      <w:r>
+        <w:t xml:space="preserve"> # </w:t>
+      </w:r>
+      <w:proofErr w:type="spellStart"/>
+      <w:r>
+        <w:t>if</w:t>
+      </w:r>
+      <w:proofErr w:type="spellEnd"/>
+      <w:r>
+        <w:t xml:space="preserve"> (i&lt;n) </w:t>
+      </w:r>
+      <w:proofErr w:type="spellStart"/>
+      <w:r>
+        <w:t>repeat</w:t>
+      </w:r>
+      <w:proofErr w:type="spellEnd"/>
+      <w:r>
+        <w:t xml:space="preserve"> </w:t>
+      </w:r>
+      <w:proofErr w:type="spellStart"/>
+      <w:r>
+        <w:t>done</w:t>
+      </w:r>
+      <w:proofErr w:type="spellEnd"/>
+      <w:r>
+        <w:t xml:space="preserve">: j </w:t>
+      </w:r>
+      <w:proofErr w:type="spellStart"/>
+      <w:r>
+        <w:t>continue</w:t>
+      </w:r>
+      <w:proofErr w:type="spellEnd"/>
+      <w:r>
+        <w:t xml:space="preserve"> </w:t>
+      </w:r>
+      <w:proofErr w:type="spellStart"/>
+      <w:r>
+        <w:t>mspfx_end</w:t>
+      </w:r>
+      <w:proofErr w:type="spellEnd"/>
+      <w:r>
+        <w:t>:</w:t>
       </w:r>
       <w:r>
         <w:rPr>
@@ -1068,18 +2034,28 @@
         <w:spacing w:after="210"/>
         <w:ind w:left="-5"/>
       </w:pPr>
+      <w:proofErr w:type="spellStart"/>
       <w:r>
         <w:rPr>
           <w:b/>
           <w:color w:val="FF0000"/>
           <w:u w:val="single" w:color="FF0000"/>
         </w:rPr>
-        <w:t>Assignment 2:</w:t>
-      </w:r>
+        <w:t>Assignment</w:t>
+      </w:r>
+      <w:proofErr w:type="spellEnd"/>
       <w:r>
         <w:rPr>
           <w:b/>
           <w:color w:val="FF0000"/>
+          <w:u w:val="single" w:color="FF0000"/>
+        </w:rPr>
+        <w:t xml:space="preserve"> 2:</w:t>
+      </w:r>
+      <w:r>
+        <w:rPr>
+          <w:b/>
+          <w:color w:val="FF0000"/>
         </w:rPr>
         <w:t xml:space="preserve"> </w:t>
       </w:r>
@@ -1093,321 +2069,1106 @@
         <w:rPr>
           <w:color w:val="000000"/>
         </w:rPr>
-        <w:t xml:space="preserve">Chương trình selection sort từ bé đến lớn: </w:t>
-      </w:r>
-    </w:p>
-    <w:p>
-      <w:pPr>
-        <w:ind w:left="-5" w:right="343"/>
+        <w:t xml:space="preserve">Chương trình </w:t>
+      </w:r>
+      <w:proofErr w:type="spellStart"/>
+      <w:r>
+        <w:rPr>
+          <w:color w:val="000000"/>
+        </w:rPr>
+        <w:t>selection</w:t>
+      </w:r>
+      <w:proofErr w:type="spellEnd"/>
+      <w:r>
+        <w:rPr>
+          <w:color w:val="000000"/>
+        </w:rPr>
+        <w:t xml:space="preserve"> </w:t>
+      </w:r>
+      <w:proofErr w:type="spellStart"/>
+      <w:r>
+        <w:rPr>
+          <w:color w:val="000000"/>
+        </w:rPr>
+        <w:t>sort</w:t>
+      </w:r>
+      <w:proofErr w:type="spellEnd"/>
+      <w:r>
+        <w:rPr>
+          <w:color w:val="000000"/>
+        </w:rPr>
+        <w:t xml:space="preserve"> từ bé đến lớn: </w:t>
+      </w:r>
+    </w:p>
+    <w:p>
+      <w:pPr>
+        <w:ind w:left="-5" w:right="343"/>
+      </w:pPr>
+    </w:p>
+    <w:p>
+      <w:pPr>
+        <w:spacing w:after="209"/>
+        <w:ind w:left="0" w:firstLine="0"/>
+      </w:pPr>
+      <w:r>
+        <w:t>.</w:t>
+      </w:r>
+      <w:proofErr w:type="spellStart"/>
+      <w:r>
+        <w:t>data</w:t>
+      </w:r>
+      <w:proofErr w:type="spellEnd"/>
+    </w:p>
+    <w:p>
+      <w:pPr>
+        <w:spacing w:after="209"/>
+        <w:ind w:left="0" w:firstLine="0"/>
+      </w:pPr>
+      <w:r>
+        <w:t xml:space="preserve">    A: .</w:t>
+      </w:r>
+      <w:proofErr w:type="spellStart"/>
+      <w:r>
+        <w:t>word</w:t>
+      </w:r>
+      <w:proofErr w:type="spellEnd"/>
+      <w:r>
+        <w:t xml:space="preserve"> 7, -2, 5, 1, 5, 6, 7, 3, 6, 8, 8, 9, 9, 10</w:t>
+      </w:r>
+    </w:p>
+    <w:p>
+      <w:pPr>
+        <w:spacing w:after="209"/>
+        <w:ind w:left="0" w:firstLine="0"/>
+      </w:pPr>
+      <w:r>
+        <w:t xml:space="preserve">    </w:t>
+      </w:r>
+      <w:proofErr w:type="spellStart"/>
+      <w:r>
+        <w:t>Aend</w:t>
+      </w:r>
+      <w:proofErr w:type="spellEnd"/>
+      <w:r>
+        <w:t>: .</w:t>
+      </w:r>
+      <w:proofErr w:type="spellStart"/>
+      <w:r>
+        <w:t>word</w:t>
+      </w:r>
+      <w:proofErr w:type="spellEnd"/>
+      <w:r>
+        <w:t xml:space="preserve"> 0</w:t>
+      </w:r>
+    </w:p>
+    <w:p>
+      <w:pPr>
+        <w:spacing w:after="209"/>
+        <w:ind w:left="0" w:firstLine="0"/>
+      </w:pPr>
+      <w:r>
+        <w:t xml:space="preserve">    </w:t>
+      </w:r>
+      <w:proofErr w:type="spellStart"/>
+      <w:r>
+        <w:t>space</w:t>
+      </w:r>
+      <w:proofErr w:type="spellEnd"/>
+      <w:r>
+        <w:t>: .</w:t>
+      </w:r>
+      <w:proofErr w:type="spellStart"/>
+      <w:r>
+        <w:t>asciz</w:t>
+      </w:r>
+      <w:proofErr w:type="spellEnd"/>
+      <w:r>
+        <w:t xml:space="preserve"> " "</w:t>
+      </w:r>
+    </w:p>
+    <w:p>
+      <w:pPr>
+        <w:spacing w:after="209"/>
+        <w:ind w:left="0" w:firstLine="0"/>
+      </w:pPr>
+      <w:r>
+        <w:t xml:space="preserve">    </w:t>
+      </w:r>
+      <w:proofErr w:type="spellStart"/>
+      <w:r>
+        <w:t>newline</w:t>
+      </w:r>
+      <w:proofErr w:type="spellEnd"/>
+      <w:r>
+        <w:t>: .</w:t>
+      </w:r>
+      <w:proofErr w:type="spellStart"/>
+      <w:r>
+        <w:t>asciz</w:t>
+      </w:r>
+      <w:proofErr w:type="spellEnd"/>
+      <w:r>
+        <w:t xml:space="preserve"> "\n"</w:t>
+      </w:r>
+    </w:p>
+    <w:p>
+      <w:pPr>
+        <w:spacing w:after="209"/>
+        <w:ind w:left="0" w:firstLine="0"/>
+      </w:pPr>
+    </w:p>
+    <w:p>
+      <w:pPr>
+        <w:spacing w:after="209"/>
+        <w:ind w:left="0" w:firstLine="0"/>
+      </w:pPr>
+      <w:r>
+        <w:t>.</w:t>
+      </w:r>
+      <w:proofErr w:type="spellStart"/>
+      <w:r>
+        <w:t>text</w:t>
+      </w:r>
+      <w:proofErr w:type="spellEnd"/>
+    </w:p>
+    <w:p>
+      <w:pPr>
+        <w:spacing w:after="209"/>
+        <w:ind w:left="0" w:firstLine="0"/>
+      </w:pPr>
+      <w:proofErr w:type="spellStart"/>
+      <w:r>
+        <w:t>main</w:t>
+      </w:r>
+      <w:proofErr w:type="spellEnd"/>
+      <w:r>
+        <w:t>:</w:t>
+      </w:r>
+    </w:p>
+    <w:p>
+      <w:pPr>
+        <w:spacing w:after="209"/>
+        <w:ind w:left="0" w:firstLine="0"/>
+      </w:pPr>
+      <w:r>
+        <w:t xml:space="preserve">    la a0, A            # a0 = địa chỉ A[0]</w:t>
+      </w:r>
+    </w:p>
+    <w:p>
+      <w:pPr>
+        <w:spacing w:after="209"/>
+        <w:ind w:left="0" w:firstLine="0"/>
+      </w:pPr>
+      <w:r>
+        <w:t xml:space="preserve">    la a1, </w:t>
+      </w:r>
+      <w:proofErr w:type="spellStart"/>
+      <w:r>
+        <w:t>Aend</w:t>
+      </w:r>
+      <w:proofErr w:type="spellEnd"/>
+    </w:p>
+    <w:p>
+      <w:pPr>
+        <w:spacing w:after="209"/>
+        <w:ind w:left="0" w:firstLine="0"/>
+      </w:pPr>
+      <w:r>
+        <w:t xml:space="preserve">    </w:t>
+      </w:r>
+      <w:proofErr w:type="spellStart"/>
+      <w:r>
+        <w:t>addi</w:t>
+      </w:r>
+      <w:proofErr w:type="spellEnd"/>
+      <w:r>
+        <w:t xml:space="preserve"> a1, a1, -4     # a1 = địa chỉ phần tử cuối cùng thực tế của mảng</w:t>
+      </w:r>
+    </w:p>
+    <w:p>
+      <w:pPr>
+        <w:spacing w:after="209"/>
+        <w:ind w:left="0" w:firstLine="0"/>
+      </w:pPr>
+      <w:r>
+        <w:t xml:space="preserve">    j </w:t>
+      </w:r>
+      <w:proofErr w:type="spellStart"/>
+      <w:r>
+        <w:t>sort</w:t>
+      </w:r>
+      <w:proofErr w:type="spellEnd"/>
+    </w:p>
+    <w:p>
+      <w:pPr>
+        <w:spacing w:after="209"/>
+        <w:ind w:left="0" w:firstLine="0"/>
+      </w:pPr>
+    </w:p>
+    <w:p>
+      <w:pPr>
+        <w:spacing w:after="209"/>
+        <w:ind w:left="0" w:firstLine="0"/>
+      </w:pPr>
+      <w:proofErr w:type="spellStart"/>
+      <w:r>
+        <w:t>after_sort</w:t>
+      </w:r>
+      <w:proofErr w:type="spellEnd"/>
+      <w:r>
+        <w:t>:</w:t>
+      </w:r>
+    </w:p>
+    <w:p>
+      <w:pPr>
+        <w:spacing w:after="209"/>
+        <w:ind w:left="0" w:firstLine="0"/>
+      </w:pPr>
+      <w:r>
+        <w:t xml:space="preserve">    li a7, 10</w:t>
+      </w:r>
+    </w:p>
+    <w:p>
+      <w:pPr>
+        <w:spacing w:after="209"/>
+        <w:ind w:left="0" w:firstLine="0"/>
+      </w:pPr>
+      <w:r>
+        <w:t xml:space="preserve">    </w:t>
+      </w:r>
+      <w:proofErr w:type="spellStart"/>
+      <w:r>
+        <w:t>ecall</w:t>
+      </w:r>
+      <w:proofErr w:type="spellEnd"/>
+    </w:p>
+    <w:p>
+      <w:pPr>
+        <w:spacing w:after="209"/>
+        <w:ind w:left="0" w:firstLine="0"/>
+      </w:pPr>
+    </w:p>
+    <w:p>
+      <w:pPr>
+        <w:spacing w:after="209"/>
+        <w:ind w:left="0" w:firstLine="0"/>
+      </w:pPr>
+      <w:r>
+        <w:t>#--------------------------------------------------------------</w:t>
+      </w:r>
+    </w:p>
+    <w:p>
+      <w:pPr>
+        <w:spacing w:after="209"/>
+        <w:ind w:left="0" w:firstLine="0"/>
+      </w:pPr>
+      <w:r>
+        <w:t xml:space="preserve"># </w:t>
+      </w:r>
+      <w:proofErr w:type="spellStart"/>
+      <w:r>
+        <w:t>Procedure</w:t>
+      </w:r>
+      <w:proofErr w:type="spellEnd"/>
+      <w:r>
+        <w:t xml:space="preserve"> </w:t>
+      </w:r>
+      <w:proofErr w:type="spellStart"/>
+      <w:r>
+        <w:t>sort</w:t>
+      </w:r>
+      <w:proofErr w:type="spellEnd"/>
+      <w:r>
+        <w:t xml:space="preserve"> (</w:t>
+      </w:r>
+      <w:proofErr w:type="spellStart"/>
+      <w:r>
+        <w:t>ascending</w:t>
+      </w:r>
+      <w:proofErr w:type="spellEnd"/>
+      <w:r>
+        <w:t xml:space="preserve"> </w:t>
+      </w:r>
+      <w:proofErr w:type="spellStart"/>
+      <w:r>
+        <w:t>selection</w:t>
+      </w:r>
+      <w:proofErr w:type="spellEnd"/>
+      <w:r>
+        <w:t xml:space="preserve"> </w:t>
+      </w:r>
+      <w:proofErr w:type="spellStart"/>
+      <w:r>
+        <w:t>sort</w:t>
+      </w:r>
+      <w:proofErr w:type="spellEnd"/>
+      <w:r>
+        <w:t xml:space="preserve"> </w:t>
+      </w:r>
+      <w:proofErr w:type="spellStart"/>
+      <w:r>
+        <w:t>using</w:t>
+      </w:r>
+      <w:proofErr w:type="spellEnd"/>
+      <w:r>
+        <w:t xml:space="preserve"> </w:t>
+      </w:r>
+      <w:proofErr w:type="spellStart"/>
+      <w:r>
+        <w:t>pointer</w:t>
+      </w:r>
+      <w:proofErr w:type="spellEnd"/>
+      <w:r>
+        <w:t>)</w:t>
+      </w:r>
+    </w:p>
+    <w:p>
+      <w:pPr>
+        <w:spacing w:after="209"/>
+        <w:ind w:left="0" w:firstLine="0"/>
+      </w:pPr>
+      <w:r>
+        <w:t>#--------------------------------------------------------------</w:t>
+      </w:r>
+    </w:p>
+    <w:p>
+      <w:pPr>
+        <w:spacing w:after="209"/>
+        <w:ind w:left="0" w:firstLine="0"/>
+      </w:pPr>
+      <w:proofErr w:type="spellStart"/>
+      <w:r>
+        <w:t>sort</w:t>
+      </w:r>
+      <w:proofErr w:type="spellEnd"/>
+      <w:r>
+        <w:t>:</w:t>
+      </w:r>
+    </w:p>
+    <w:p>
+      <w:pPr>
+        <w:spacing w:after="209"/>
+        <w:ind w:left="0" w:firstLine="0"/>
+      </w:pPr>
+      <w:r>
+        <w:t xml:space="preserve">    </w:t>
+      </w:r>
+      <w:proofErr w:type="spellStart"/>
+      <w:r>
+        <w:t>beq</w:t>
+      </w:r>
+      <w:proofErr w:type="spellEnd"/>
+      <w:r>
+        <w:t xml:space="preserve"> a0, a1, </w:t>
+      </w:r>
+      <w:proofErr w:type="spellStart"/>
+      <w:r>
+        <w:t>done</w:t>
+      </w:r>
+      <w:proofErr w:type="spellEnd"/>
+      <w:r>
+        <w:t xml:space="preserve">    # Nếu danh sách chỉ còn 1 phần tử thì đã xong</w:t>
+      </w:r>
+    </w:p>
+    <w:p>
+      <w:pPr>
+        <w:spacing w:after="209"/>
+        <w:ind w:left="0" w:firstLine="0"/>
       </w:pPr>
       <w:r>
         <w:lastRenderedPageBreak/>
-        <w:t xml:space="preserve">.data </w:t>
-      </w:r>
-    </w:p>
-    <w:p>
-      <w:pPr>
-        <w:spacing w:after="0" w:line="414" w:lineRule="auto"/>
-        <w:ind w:left="-5" w:right="4353"/>
-      </w:pPr>
-      <w:r>
-        <w:t xml:space="preserve">A: .word 7, -2, 5, 1, 5, 6, 7, 3, 6, 8, 8, 9, 9, 10 Aend: .word space: .asciz " " newline: .asciz "\n" </w:t>
-      </w:r>
-    </w:p>
-    <w:p>
-      <w:pPr>
-        <w:ind w:left="-5" w:right="343"/>
-      </w:pPr>
-      <w:r>
-        <w:t xml:space="preserve">.text </w:t>
-      </w:r>
-    </w:p>
-    <w:p>
-      <w:pPr>
-        <w:ind w:left="-5" w:right="343"/>
-      </w:pPr>
-      <w:r>
-        <w:t xml:space="preserve">main: </w:t>
-      </w:r>
-    </w:p>
-    <w:p>
-      <w:pPr>
-        <w:spacing w:after="4" w:line="413" w:lineRule="auto"/>
-        <w:ind w:left="-5" w:right="5205"/>
-      </w:pPr>
-      <w:r>
-        <w:t xml:space="preserve">la a0, A # a0 = address(A[0]) la a1, Aend addi a1, a1, -4 # a1 = address(A[n-1]) j sort # sort after_sort: li a7, 10 </w:t>
-      </w:r>
-    </w:p>
-    <w:p>
-      <w:pPr>
-        <w:spacing w:after="4" w:line="413" w:lineRule="auto"/>
-        <w:ind w:left="-5" w:right="5205"/>
-      </w:pPr>
-      <w:r>
-        <w:t xml:space="preserve">ecall end_main: </w:t>
-      </w:r>
-    </w:p>
-    <w:p>
-      <w:pPr>
-        <w:spacing w:after="2" w:line="414" w:lineRule="auto"/>
-        <w:ind w:left="-5" w:right="3129"/>
-      </w:pPr>
-      <w:r>
-        <w:t xml:space="preserve"># -------------------------------------------------------------- # Procedure sort (ascending selection sort using pointer) # Registers usage in sort program: </w:t>
-      </w:r>
-    </w:p>
-    <w:p>
-      <w:pPr>
-        <w:ind w:left="-5" w:right="343"/>
-      </w:pPr>
-      <w:r>
-        <w:t xml:space="preserve"># a0 pointer to the first element in unsorted part </w:t>
-      </w:r>
-    </w:p>
-    <w:p>
-      <w:pPr>
-        <w:ind w:left="-5" w:right="343"/>
-      </w:pPr>
-      <w:r>
-        <w:t xml:space="preserve"># a1 pointer to the last element in unsorted part </w:t>
-      </w:r>
-    </w:p>
-    <w:p>
-      <w:pPr>
-        <w:ind w:left="-5" w:right="343"/>
-      </w:pPr>
-      <w:r>
-        <w:t xml:space="preserve"># t0 temporary place for value of last element </w:t>
-      </w:r>
-    </w:p>
-    <w:p>
-      <w:pPr>
-        <w:ind w:left="-5" w:right="343"/>
-      </w:pPr>
-      <w:r>
-        <w:t xml:space="preserve"># s0 pointer to max element in unsorted part </w:t>
-      </w:r>
-    </w:p>
-    <w:p>
-      <w:pPr>
-        <w:ind w:left="-5" w:right="343"/>
-      </w:pPr>
-      <w:r>
-        <w:t xml:space="preserve"># s1 value of max element in unsorted part </w:t>
-      </w:r>
-    </w:p>
-    <w:p>
-      <w:pPr>
-        <w:spacing w:after="9" w:line="409" w:lineRule="auto"/>
-        <w:ind w:left="-5" w:right="2873"/>
-      </w:pPr>
-      <w:r>
-        <w:t xml:space="preserve"># -------------------------------------------------------------- sort: </w:t>
-      </w:r>
-    </w:p>
-    <w:p>
-      <w:pPr>
-        <w:spacing w:after="0" w:line="414" w:lineRule="auto"/>
-        <w:ind w:left="-5" w:right="4278"/>
-      </w:pPr>
-      <w:r>
-        <w:t xml:space="preserve">beq a0, a1, done # single element list is sorted j max # call the max procedure after_max: </w:t>
-      </w:r>
-    </w:p>
-    <w:p>
-      <w:pPr>
-        <w:spacing w:after="0" w:line="414" w:lineRule="auto"/>
-        <w:ind w:left="-5" w:right="3828"/>
+        <w:t xml:space="preserve">    j </w:t>
+      </w:r>
+      <w:proofErr w:type="spellStart"/>
+      <w:r>
+        <w:t>max</w:t>
+      </w:r>
+      <w:proofErr w:type="spellEnd"/>
+    </w:p>
+    <w:p>
+      <w:pPr>
+        <w:spacing w:after="209"/>
+        <w:ind w:left="0" w:firstLine="0"/>
+      </w:pPr>
+    </w:p>
+    <w:p>
+      <w:pPr>
+        <w:spacing w:after="209"/>
+        <w:ind w:left="0" w:firstLine="0"/>
+      </w:pPr>
+      <w:proofErr w:type="spellStart"/>
+      <w:r>
+        <w:t>after_max</w:t>
+      </w:r>
+      <w:proofErr w:type="spellEnd"/>
+      <w:r>
+        <w:t>:</w:t>
+      </w:r>
+    </w:p>
+    <w:p>
+      <w:pPr>
+        <w:spacing w:after="209"/>
+        <w:ind w:left="0" w:firstLine="0"/>
+      </w:pPr>
+      <w:r>
+        <w:t xml:space="preserve">    </w:t>
+      </w:r>
+      <w:proofErr w:type="spellStart"/>
+      <w:r>
+        <w:t>lw</w:t>
+      </w:r>
+      <w:proofErr w:type="spellEnd"/>
+      <w:r>
+        <w:t xml:space="preserve"> t0, 0(a1)        # </w:t>
+      </w:r>
+      <w:proofErr w:type="spellStart"/>
+      <w:r>
+        <w:t>Load</w:t>
+      </w:r>
+      <w:proofErr w:type="spellEnd"/>
+      <w:r>
+        <w:t xml:space="preserve"> giá trị cuối mảng hiện tại vào t0</w:t>
+      </w:r>
+    </w:p>
+    <w:p>
+      <w:pPr>
+        <w:spacing w:after="209"/>
+        <w:ind w:left="0" w:firstLine="0"/>
+      </w:pPr>
+      <w:r>
+        <w:t xml:space="preserve">    </w:t>
+      </w:r>
+      <w:proofErr w:type="spellStart"/>
+      <w:r>
+        <w:t>sw</w:t>
+      </w:r>
+      <w:proofErr w:type="spellEnd"/>
+      <w:r>
+        <w:t xml:space="preserve"> t0, 0(s0)        # Ghi giá trị t0 vào vị trí của phần tử lớn nhất vừa tìm được</w:t>
+      </w:r>
+    </w:p>
+    <w:p>
+      <w:pPr>
+        <w:spacing w:after="209"/>
+        <w:ind w:left="0" w:firstLine="0"/>
+      </w:pPr>
+      <w:r>
+        <w:t xml:space="preserve">    </w:t>
+      </w:r>
+      <w:proofErr w:type="spellStart"/>
+      <w:r>
+        <w:t>sw</w:t>
+      </w:r>
+      <w:proofErr w:type="spellEnd"/>
+      <w:r>
+        <w:t xml:space="preserve"> s1, 0(a1)        # Ghi giá trị lớn nhất (s1) vào vị trí cuối mảng</w:t>
+      </w:r>
+    </w:p>
+    <w:p>
+      <w:pPr>
+        <w:spacing w:after="209"/>
+        <w:ind w:left="0" w:firstLine="0"/>
+      </w:pPr>
+    </w:p>
+    <w:p>
+      <w:pPr>
+        <w:spacing w:after="209"/>
+        <w:ind w:left="0" w:firstLine="0"/>
+      </w:pPr>
+      <w:proofErr w:type="spellStart"/>
+      <w:r>
+        <w:t>print</w:t>
+      </w:r>
+      <w:proofErr w:type="spellEnd"/>
+      <w:r>
+        <w:t>:</w:t>
+      </w:r>
+    </w:p>
+    <w:p>
+      <w:pPr>
+        <w:spacing w:after="209"/>
+        <w:ind w:left="0" w:firstLine="0"/>
+      </w:pPr>
+      <w:r>
+        <w:t xml:space="preserve">    </w:t>
+      </w:r>
+      <w:proofErr w:type="spellStart"/>
+      <w:r>
+        <w:t>mv</w:t>
+      </w:r>
+      <w:proofErr w:type="spellEnd"/>
+      <w:r>
+        <w:t xml:space="preserve"> t3, a0           # Lưu tạm a0 vào t3 trước khi in</w:t>
+      </w:r>
+    </w:p>
+    <w:p>
+      <w:pPr>
+        <w:spacing w:after="209"/>
+        <w:ind w:left="0" w:firstLine="0"/>
+      </w:pPr>
+      <w:r>
+        <w:t xml:space="preserve">    la a3, A            # Lấy lại địa chỉ đầu mảng A để in</w:t>
+      </w:r>
+    </w:p>
+    <w:p>
+      <w:pPr>
+        <w:spacing w:after="209"/>
+        <w:ind w:left="0" w:firstLine="0"/>
+      </w:pPr>
+      <w:r>
+        <w:t xml:space="preserve">    la a4, </w:t>
+      </w:r>
+      <w:proofErr w:type="spellStart"/>
+      <w:r>
+        <w:t>Aend</w:t>
+      </w:r>
+      <w:proofErr w:type="spellEnd"/>
+    </w:p>
+    <w:p>
+      <w:pPr>
+        <w:spacing w:after="209"/>
+        <w:ind w:left="0" w:firstLine="0"/>
+      </w:pPr>
+      <w:r>
+        <w:t xml:space="preserve">    </w:t>
+      </w:r>
+      <w:proofErr w:type="spellStart"/>
+      <w:r>
+        <w:t>addi</w:t>
+      </w:r>
+      <w:proofErr w:type="spellEnd"/>
+      <w:r>
+        <w:t xml:space="preserve"> a4, a4, -4     # Địa chỉ cuối mảng A</w:t>
+      </w:r>
+    </w:p>
+    <w:p>
+      <w:pPr>
+        <w:spacing w:after="209"/>
+        <w:ind w:left="0" w:firstLine="0"/>
+      </w:pPr>
+      <w:r>
+        <w:t xml:space="preserve">    j </w:t>
+      </w:r>
+      <w:proofErr w:type="spellStart"/>
+      <w:r>
+        <w:t>print_array</w:t>
+      </w:r>
+      <w:proofErr w:type="spellEnd"/>
+    </w:p>
+    <w:p>
+      <w:pPr>
+        <w:spacing w:after="209"/>
+        <w:ind w:left="0" w:firstLine="0"/>
+      </w:pPr>
+    </w:p>
+    <w:p>
+      <w:pPr>
+        <w:spacing w:after="209"/>
+        <w:ind w:left="0" w:firstLine="0"/>
+      </w:pPr>
+      <w:proofErr w:type="spellStart"/>
+      <w:r>
+        <w:t>continue</w:t>
+      </w:r>
+      <w:proofErr w:type="spellEnd"/>
+      <w:r>
+        <w:t>:</w:t>
+      </w:r>
+    </w:p>
+    <w:p>
+      <w:pPr>
+        <w:spacing w:after="209"/>
+        <w:ind w:left="0" w:firstLine="0"/>
+      </w:pPr>
+      <w:r>
+        <w:t xml:space="preserve">    </w:t>
+      </w:r>
+      <w:proofErr w:type="spellStart"/>
+      <w:r>
+        <w:t>addi</w:t>
+      </w:r>
+      <w:proofErr w:type="spellEnd"/>
+      <w:r>
+        <w:t xml:space="preserve"> a1, a1, -4     # Giảm con trỏ cuối mảng để xét mảng con nhỏ hơn</w:t>
+      </w:r>
+    </w:p>
+    <w:p>
+      <w:pPr>
+        <w:spacing w:after="209"/>
+        <w:ind w:left="0" w:firstLine="0"/>
+      </w:pPr>
+      <w:r>
+        <w:t xml:space="preserve">    </w:t>
+      </w:r>
+      <w:proofErr w:type="spellStart"/>
+      <w:r>
+        <w:t>mv</w:t>
+      </w:r>
+      <w:proofErr w:type="spellEnd"/>
+      <w:r>
+        <w:t xml:space="preserve"> a0, t3           # Khôi phục a0</w:t>
+      </w:r>
+    </w:p>
+    <w:p>
+      <w:pPr>
+        <w:spacing w:after="209"/>
+        <w:ind w:left="0" w:firstLine="0"/>
+      </w:pPr>
+      <w:r>
+        <w:t xml:space="preserve">    j </w:t>
+      </w:r>
+      <w:proofErr w:type="spellStart"/>
+      <w:r>
+        <w:t>sort</w:t>
+      </w:r>
+      <w:proofErr w:type="spellEnd"/>
+    </w:p>
+    <w:p>
+      <w:pPr>
+        <w:spacing w:after="209"/>
+        <w:ind w:left="0" w:firstLine="0"/>
+      </w:pPr>
+    </w:p>
+    <w:p>
+      <w:pPr>
+        <w:spacing w:after="209"/>
+        <w:ind w:left="0" w:firstLine="0"/>
+      </w:pPr>
+      <w:proofErr w:type="spellStart"/>
+      <w:r>
+        <w:t>done</w:t>
+      </w:r>
+      <w:proofErr w:type="spellEnd"/>
+      <w:r>
+        <w:t>:</w:t>
+      </w:r>
+    </w:p>
+    <w:p>
+      <w:pPr>
+        <w:spacing w:after="209"/>
+        <w:ind w:left="0" w:firstLine="0"/>
+      </w:pPr>
+      <w:r>
+        <w:t xml:space="preserve">    j </w:t>
+      </w:r>
+      <w:proofErr w:type="spellStart"/>
+      <w:r>
+        <w:t>after_sort</w:t>
+      </w:r>
+      <w:proofErr w:type="spellEnd"/>
+    </w:p>
+    <w:p>
+      <w:pPr>
+        <w:spacing w:after="209"/>
+        <w:ind w:left="0" w:firstLine="0"/>
+      </w:pPr>
+    </w:p>
+    <w:p>
+      <w:pPr>
+        <w:spacing w:after="209"/>
+        <w:ind w:left="0" w:firstLine="0"/>
+      </w:pPr>
+      <w:r>
+        <w:t>#---------------------------------------------------------------------</w:t>
+      </w:r>
+    </w:p>
+    <w:p>
+      <w:pPr>
+        <w:spacing w:after="209"/>
+        <w:ind w:left="0" w:firstLine="0"/>
       </w:pPr>
       <w:r>
         <w:lastRenderedPageBreak/>
-        <w:t xml:space="preserve">lw t0, 0(a1) # load last element into t0 sw t0, 0(s0) # copy last element to max location sw s1, 0(a1) # copy max value to last element addi a1, a1, -4 # decrement pointer to last element print: mv t3,a0 la a3, A # lấy lại địa chỉ đầu mảng A la a4, Aend addi a4, a4, -4 # lấy địa chỉ cuối mảng A j print_array continue: mv a0,t3 j sort # repeat sort for smaller list done: </w:t>
-      </w:r>
-    </w:p>
-    <w:p>
-      <w:pPr>
-        <w:ind w:left="-5" w:right="343"/>
-      </w:pPr>
-      <w:r>
-        <w:t xml:space="preserve">j after_sort </w:t>
-      </w:r>
-    </w:p>
-    <w:p>
-      <w:pPr>
-        <w:ind w:left="-5" w:right="343"/>
-      </w:pPr>
-      <w:r>
-        <w:t xml:space="preserve"># --------------------------------------------------------------------- </w:t>
-      </w:r>
-    </w:p>
-    <w:p>
-      <w:pPr>
-        <w:ind w:left="-5" w:right="343"/>
-      </w:pPr>
-      <w:r>
-        <w:t xml:space="preserve"># Procedure max </w:t>
-      </w:r>
-    </w:p>
-    <w:p>
-      <w:pPr>
-        <w:ind w:left="-5" w:right="343"/>
-      </w:pPr>
-      <w:r>
-        <w:t xml:space="preserve"># function: find the value and address of max element in the list </w:t>
-      </w:r>
-    </w:p>
-    <w:p>
-      <w:pPr>
-        <w:ind w:left="-5" w:right="343"/>
-      </w:pPr>
-      <w:r>
-        <w:t xml:space="preserve"># a0 pointer to first element </w:t>
-      </w:r>
-    </w:p>
-    <w:p>
-      <w:pPr>
-        <w:ind w:left="-5" w:right="343"/>
-      </w:pPr>
-      <w:r>
-        <w:t xml:space="preserve"># a1 pointer to last element </w:t>
-      </w:r>
-    </w:p>
-    <w:p>
-      <w:pPr>
-        <w:spacing w:after="8" w:line="410" w:lineRule="auto"/>
-        <w:ind w:left="-5" w:right="2157"/>
-      </w:pPr>
-      <w:r>
-        <w:t xml:space="preserve"># --------------------------------------------------------------------- max: </w:t>
-      </w:r>
-    </w:p>
-    <w:p>
-      <w:pPr>
-        <w:spacing w:after="4" w:line="413" w:lineRule="auto"/>
-        <w:ind w:left="-5" w:right="4117"/>
-      </w:pPr>
-      <w:r>
-        <w:t xml:space="preserve">addi s0, a0, 0 # init max pointer to first element lw s1, 0(s0) # init max value to first value addi t0, a0, 0 # init next pointer to first loop: </w:t>
-      </w:r>
-    </w:p>
-    <w:p>
-      <w:pPr>
-        <w:spacing w:after="0" w:line="414" w:lineRule="auto"/>
-        <w:ind w:left="-5" w:right="3977"/>
-      </w:pPr>
-      <w:r>
-        <w:t xml:space="preserve">beq t0, a1, ret # if next=last, return addi t0, t0, 4 # advance to next element lw t1, 0(t0) # load next element into t1 blt t1, s1, loop # if (next)&lt;(max), repeat addi s0, t0, 0 # next element is new max element addi s1, t1, 0 # next </w:t>
-      </w:r>
+        <w:t xml:space="preserve"># </w:t>
+      </w:r>
+      <w:proofErr w:type="spellStart"/>
+      <w:r>
+        <w:t>Procedure</w:t>
+      </w:r>
+      <w:proofErr w:type="spellEnd"/>
+      <w:r>
+        <w:t xml:space="preserve"> </w:t>
+      </w:r>
+      <w:proofErr w:type="spellStart"/>
+      <w:r>
+        <w:t>max</w:t>
+      </w:r>
+      <w:proofErr w:type="spellEnd"/>
+      <w:r>
+        <w:t>: Tìm giá trị và địa chỉ của phần tử lớn nhất</w:t>
+      </w:r>
+    </w:p>
+    <w:p>
+      <w:pPr>
+        <w:spacing w:after="209"/>
+        <w:ind w:left="0" w:firstLine="0"/>
+      </w:pPr>
+      <w:r>
+        <w:t>#---------------------------------------------------------------------</w:t>
+      </w:r>
+    </w:p>
+    <w:p>
+      <w:pPr>
+        <w:spacing w:after="209"/>
+        <w:ind w:left="0" w:firstLine="0"/>
+      </w:pPr>
+      <w:proofErr w:type="spellStart"/>
+      <w:r>
+        <w:t>max</w:t>
+      </w:r>
+      <w:proofErr w:type="spellEnd"/>
+      <w:r>
+        <w:t>:</w:t>
+      </w:r>
+    </w:p>
+    <w:p>
+      <w:pPr>
+        <w:spacing w:after="209"/>
+        <w:ind w:left="0" w:firstLine="0"/>
+      </w:pPr>
+      <w:r>
+        <w:t xml:space="preserve">    </w:t>
+      </w:r>
+      <w:proofErr w:type="spellStart"/>
+      <w:r>
+        <w:t>addi</w:t>
+      </w:r>
+      <w:proofErr w:type="spellEnd"/>
+      <w:r>
+        <w:t xml:space="preserve"> s0, a0, 0      # Khởi tạo con trỏ </w:t>
+      </w:r>
+      <w:proofErr w:type="spellStart"/>
+      <w:r>
+        <w:t>max</w:t>
+      </w:r>
+      <w:proofErr w:type="spellEnd"/>
+      <w:r>
+        <w:t xml:space="preserve"> là phần tử đầu</w:t>
+      </w:r>
+    </w:p>
+    <w:p>
+      <w:pPr>
+        <w:spacing w:after="209"/>
+        <w:ind w:left="0" w:firstLine="0"/>
+      </w:pPr>
+      <w:r>
+        <w:t xml:space="preserve">    </w:t>
+      </w:r>
+      <w:proofErr w:type="spellStart"/>
+      <w:r>
+        <w:t>lw</w:t>
+      </w:r>
+      <w:proofErr w:type="spellEnd"/>
+      <w:r>
+        <w:t xml:space="preserve"> s1, 0(s0)        # Khởi tạo giá trị </w:t>
+      </w:r>
+      <w:proofErr w:type="spellStart"/>
+      <w:r>
+        <w:t>max</w:t>
+      </w:r>
+      <w:proofErr w:type="spellEnd"/>
+      <w:r>
+        <w:t xml:space="preserve"> là giá trị đầu</w:t>
+      </w:r>
+    </w:p>
+    <w:p>
+      <w:pPr>
+        <w:spacing w:after="209"/>
+        <w:ind w:left="0" w:firstLine="0"/>
+      </w:pPr>
+      <w:r>
+        <w:t xml:space="preserve">    </w:t>
+      </w:r>
+      <w:proofErr w:type="spellStart"/>
+      <w:r>
+        <w:t>addi</w:t>
+      </w:r>
+      <w:proofErr w:type="spellEnd"/>
+      <w:r>
+        <w:t xml:space="preserve"> t0, a0, 0      # Khởi tạo con trỏ chạy t0</w:t>
+      </w:r>
+    </w:p>
+    <w:p>
+      <w:pPr>
+        <w:spacing w:after="209"/>
+        <w:ind w:left="0" w:firstLine="0"/>
+      </w:pPr>
+    </w:p>
+    <w:p>
+      <w:pPr>
+        <w:spacing w:after="209"/>
+        <w:ind w:left="0" w:firstLine="0"/>
+      </w:pPr>
+      <w:proofErr w:type="spellStart"/>
+      <w:r>
+        <w:t>loop</w:t>
+      </w:r>
+      <w:proofErr w:type="spellEnd"/>
+      <w:r>
+        <w:t>:</w:t>
+      </w:r>
+    </w:p>
+    <w:p>
+      <w:pPr>
+        <w:spacing w:after="209"/>
+        <w:ind w:left="0" w:firstLine="0"/>
+      </w:pPr>
+      <w:r>
+        <w:t xml:space="preserve">    </w:t>
+      </w:r>
+      <w:proofErr w:type="spellStart"/>
+      <w:r>
+        <w:t>beq</w:t>
+      </w:r>
+      <w:proofErr w:type="spellEnd"/>
+      <w:r>
+        <w:t xml:space="preserve"> t0, a1, </w:t>
+      </w:r>
+      <w:proofErr w:type="spellStart"/>
+      <w:r>
+        <w:t>ret</w:t>
+      </w:r>
+      <w:proofErr w:type="spellEnd"/>
+      <w:r>
+        <w:t xml:space="preserve">     # Nếu t0 đã tới cuối phần chưa sắp xếp thì quay về</w:t>
+      </w:r>
+    </w:p>
+    <w:p>
+      <w:pPr>
+        <w:spacing w:after="209"/>
+        <w:ind w:left="0" w:firstLine="0"/>
+      </w:pPr>
+      <w:r>
+        <w:t xml:space="preserve">    </w:t>
+      </w:r>
+      <w:proofErr w:type="spellStart"/>
+      <w:r>
+        <w:t>addi</w:t>
+      </w:r>
+      <w:proofErr w:type="spellEnd"/>
+      <w:r>
+        <w:t xml:space="preserve"> t0, t0, 4      # Tiến tới phần tử tiếp theo</w:t>
+      </w:r>
+    </w:p>
+    <w:p>
+      <w:pPr>
+        <w:spacing w:after="209"/>
+        <w:ind w:left="0" w:firstLine="0"/>
+      </w:pPr>
+      <w:r>
+        <w:t xml:space="preserve">    </w:t>
+      </w:r>
+      <w:proofErr w:type="spellStart"/>
+      <w:r>
+        <w:t>lw</w:t>
+      </w:r>
+      <w:proofErr w:type="spellEnd"/>
+      <w:r>
+        <w:t xml:space="preserve"> t1, 0(t0)        # </w:t>
+      </w:r>
+      <w:proofErr w:type="spellStart"/>
+      <w:r>
+        <w:t>Load</w:t>
+      </w:r>
+      <w:proofErr w:type="spellEnd"/>
+      <w:r>
+        <w:t xml:space="preserve"> giá trị tiếp theo vào t1</w:t>
+      </w:r>
+    </w:p>
+    <w:p>
+      <w:pPr>
+        <w:spacing w:after="209"/>
+        <w:ind w:left="0" w:firstLine="0"/>
+      </w:pPr>
+      <w:r>
+        <w:t xml:space="preserve">    </w:t>
+      </w:r>
+      <w:proofErr w:type="spellStart"/>
+      <w:r>
+        <w:t>blt</w:t>
+      </w:r>
+      <w:proofErr w:type="spellEnd"/>
+      <w:r>
+        <w:t xml:space="preserve"> t1, s1, </w:t>
+      </w:r>
+      <w:proofErr w:type="spellStart"/>
+      <w:r>
+        <w:t>loop</w:t>
+      </w:r>
+      <w:proofErr w:type="spellEnd"/>
+      <w:r>
+        <w:t xml:space="preserve">    # Nếu t1 &lt; s1 thì tiếp tục lặp</w:t>
+      </w:r>
+    </w:p>
+    <w:p>
+      <w:pPr>
+        <w:spacing w:after="209"/>
+        <w:ind w:left="0" w:firstLine="0"/>
+      </w:pPr>
+      <w:r>
+        <w:t xml:space="preserve">    </w:t>
+      </w:r>
+    </w:p>
+    <w:p>
+      <w:pPr>
+        <w:spacing w:after="209"/>
+        <w:ind w:left="0" w:firstLine="0"/>
+      </w:pPr>
+      <w:r>
+        <w:t xml:space="preserve">    </w:t>
+      </w:r>
+      <w:proofErr w:type="spellStart"/>
+      <w:r>
+        <w:t>addi</w:t>
+      </w:r>
+      <w:proofErr w:type="spellEnd"/>
+      <w:r>
+        <w:t xml:space="preserve"> s0, t0, 0      # Cập nhật địa chỉ </w:t>
+      </w:r>
+      <w:proofErr w:type="spellStart"/>
+      <w:r>
+        <w:t>max</w:t>
+      </w:r>
+      <w:proofErr w:type="spellEnd"/>
+      <w:r>
+        <w:t xml:space="preserve"> mới</w:t>
+      </w:r>
+    </w:p>
+    <w:p>
+      <w:pPr>
+        <w:spacing w:after="209"/>
+        <w:ind w:left="0" w:firstLine="0"/>
+      </w:pPr>
+      <w:r>
+        <w:t xml:space="preserve">    </w:t>
+      </w:r>
+      <w:proofErr w:type="spellStart"/>
+      <w:r>
+        <w:t>addi</w:t>
+      </w:r>
+      <w:proofErr w:type="spellEnd"/>
+      <w:r>
+        <w:t xml:space="preserve"> s1, t1, 0      # Cập nhật giá trị </w:t>
+      </w:r>
+      <w:proofErr w:type="spellStart"/>
+      <w:r>
+        <w:t>max</w:t>
+      </w:r>
+      <w:proofErr w:type="spellEnd"/>
+      <w:r>
+        <w:t xml:space="preserve"> mới</w:t>
+      </w:r>
+    </w:p>
+    <w:p>
+      <w:pPr>
+        <w:spacing w:after="209"/>
+        <w:ind w:left="0" w:firstLine="0"/>
+      </w:pPr>
+      <w:r>
+        <w:t xml:space="preserve">    j </w:t>
+      </w:r>
+      <w:proofErr w:type="spellStart"/>
+      <w:r>
+        <w:t>loop</w:t>
+      </w:r>
+      <w:proofErr w:type="spellEnd"/>
+    </w:p>
+    <w:p>
+      <w:pPr>
+        <w:spacing w:after="209"/>
+        <w:ind w:left="0" w:firstLine="0"/>
+      </w:pPr>
+    </w:p>
+    <w:p>
+      <w:pPr>
+        <w:spacing w:after="209"/>
+        <w:ind w:left="0" w:firstLine="0"/>
+      </w:pPr>
+      <w:proofErr w:type="spellStart"/>
+      <w:r>
+        <w:t>ret</w:t>
+      </w:r>
+      <w:proofErr w:type="spellEnd"/>
+      <w:r>
+        <w:t>:</w:t>
+      </w:r>
+    </w:p>
+    <w:p>
+      <w:pPr>
+        <w:spacing w:after="209"/>
+        <w:ind w:left="0" w:firstLine="0"/>
+      </w:pPr>
+      <w:r>
+        <w:t xml:space="preserve">    j </w:t>
+      </w:r>
+      <w:proofErr w:type="spellStart"/>
+      <w:r>
+        <w:t>after_max</w:t>
+      </w:r>
+      <w:proofErr w:type="spellEnd"/>
+    </w:p>
+    <w:p>
+      <w:pPr>
+        <w:spacing w:after="209"/>
+        <w:ind w:left="0" w:firstLine="0"/>
+      </w:pPr>
+    </w:p>
+    <w:p>
+      <w:pPr>
+        <w:spacing w:after="209"/>
+        <w:ind w:left="0" w:firstLine="0"/>
+      </w:pPr>
+      <w:r>
+        <w:t>#-----------------------------------------------------------------------</w:t>
+      </w:r>
+    </w:p>
+    <w:p>
+      <w:pPr>
+        <w:spacing w:after="209"/>
+        <w:ind w:left="0" w:firstLine="0"/>
+      </w:pPr>
+      <w:r>
+        <w:t xml:space="preserve"># </w:t>
+      </w:r>
+      <w:proofErr w:type="spellStart"/>
+      <w:r>
+        <w:t>Procedure</w:t>
+      </w:r>
+      <w:proofErr w:type="spellEnd"/>
+      <w:r>
+        <w:t xml:space="preserve"> </w:t>
+      </w:r>
+      <w:proofErr w:type="spellStart"/>
+      <w:r>
+        <w:t>print_array</w:t>
+      </w:r>
+      <w:proofErr w:type="spellEnd"/>
+      <w:r>
+        <w:t>: In mảng sau mỗi bước hoán đổi</w:t>
+      </w:r>
+    </w:p>
+    <w:p>
+      <w:pPr>
+        <w:spacing w:after="209"/>
+        <w:ind w:left="0" w:firstLine="0"/>
+      </w:pPr>
+      <w:r>
+        <w:t>#-----------------------------------------------------------------------</w:t>
+      </w:r>
+    </w:p>
+    <w:p>
+      <w:pPr>
+        <w:spacing w:after="209"/>
+        <w:ind w:left="0" w:firstLine="0"/>
+      </w:pPr>
+      <w:proofErr w:type="spellStart"/>
       <w:r>
         <w:lastRenderedPageBreak/>
-        <w:t xml:space="preserve">value is new max value j loop # change completed; now repeat ret: </w:t>
-      </w:r>
-    </w:p>
-    <w:p>
-      <w:pPr>
-        <w:ind w:left="-5" w:right="343"/>
-      </w:pPr>
-      <w:r>
-        <w:t xml:space="preserve">j after_max </w:t>
-      </w:r>
-    </w:p>
-    <w:p>
-      <w:pPr>
-        <w:spacing w:after="3" w:line="412" w:lineRule="auto"/>
-        <w:ind w:left="-5" w:right="1277"/>
-      </w:pPr>
-      <w:r>
-        <w:t xml:space="preserve">#----------------------------------------------------------------------- print_array: </w:t>
-      </w:r>
-    </w:p>
-    <w:p>
-      <w:pPr>
-        <w:spacing w:after="155"/>
-        <w:ind w:left="-5" w:right="343"/>
-      </w:pPr>
-      <w:r>
-        <w:t xml:space="preserve">bgt a3,a4,end_print </w:t>
-      </w:r>
-    </w:p>
-    <w:p>
-      <w:pPr>
-        <w:spacing w:after="206"/>
-        <w:ind w:left="0" w:firstLine="0"/>
-      </w:pPr>
-      <w:r>
-        <w:t xml:space="preserve"> </w:t>
-      </w:r>
-    </w:p>
-    <w:p>
-      <w:pPr>
-        <w:spacing w:after="0" w:line="412" w:lineRule="auto"/>
-        <w:ind w:left="-5" w:right="8156"/>
-      </w:pPr>
-      <w:r>
-        <w:t xml:space="preserve">li a7,1 lw a0,0(a3) ecall </w:t>
-      </w:r>
-    </w:p>
-    <w:p>
-      <w:pPr>
-        <w:spacing w:after="206"/>
-        <w:ind w:left="0" w:firstLine="0"/>
-      </w:pPr>
-      <w:r>
-        <w:t xml:space="preserve"> </w:t>
-      </w:r>
-    </w:p>
-    <w:p>
-      <w:pPr>
-        <w:spacing w:after="155" w:line="414" w:lineRule="auto"/>
-        <w:ind w:left="-5" w:right="8132"/>
-      </w:pPr>
-      <w:r>
-        <w:t xml:space="preserve">li a7, 4 la a0, space ecall </w:t>
-      </w:r>
-    </w:p>
-    <w:p>
-      <w:pPr>
-        <w:spacing w:after="210"/>
-        <w:ind w:left="0" w:firstLine="0"/>
-      </w:pPr>
-      <w:r>
-        <w:t xml:space="preserve"> </w:t>
-      </w:r>
-    </w:p>
-    <w:p>
-      <w:pPr>
-        <w:spacing w:after="0" w:line="413" w:lineRule="auto"/>
-        <w:ind w:left="-5" w:right="7784"/>
-      </w:pPr>
-      <w:r>
-        <w:t xml:space="preserve">addi a3, a3, 4 j print_array </w:t>
-      </w:r>
-    </w:p>
-    <w:p>
-      <w:pPr>
-        <w:spacing w:after="207"/>
-        <w:ind w:left="0" w:firstLine="0"/>
-      </w:pPr>
-      <w:r>
-        <w:t xml:space="preserve"> </w:t>
-      </w:r>
-    </w:p>
-    <w:p>
-      <w:pPr>
-        <w:ind w:left="-5" w:right="343"/>
-      </w:pPr>
-      <w:r>
-        <w:t xml:space="preserve">end_print: </w:t>
-      </w:r>
-    </w:p>
-    <w:p>
-      <w:pPr>
-        <w:spacing w:after="0" w:line="412" w:lineRule="auto"/>
-        <w:ind w:left="-5" w:right="7868"/>
-      </w:pPr>
-      <w:r>
-        <w:t xml:space="preserve">li a7, 4 la a0, newline ecall j continue </w:t>
+        <w:t>print_array</w:t>
+      </w:r>
+      <w:proofErr w:type="spellEnd"/>
+      <w:r>
+        <w:t>:</w:t>
       </w:r>
     </w:p>
     <w:p>
@@ -1416,8 +3177,241 @@
         <w:ind w:left="0" w:firstLine="0"/>
       </w:pPr>
       <w:r>
-        <w:t xml:space="preserve"> </w:t>
-      </w:r>
+        <w:t xml:space="preserve">    </w:t>
+      </w:r>
+      <w:proofErr w:type="spellStart"/>
+      <w:r>
+        <w:t>bgt</w:t>
+      </w:r>
+      <w:proofErr w:type="spellEnd"/>
+      <w:r>
+        <w:t xml:space="preserve"> a3, a4, </w:t>
+      </w:r>
+      <w:proofErr w:type="spellStart"/>
+      <w:r>
+        <w:t>end_print</w:t>
+      </w:r>
+      <w:proofErr w:type="spellEnd"/>
+    </w:p>
+    <w:p>
+      <w:pPr>
+        <w:spacing w:after="209"/>
+        <w:ind w:left="0" w:firstLine="0"/>
+      </w:pPr>
+      <w:r>
+        <w:t xml:space="preserve">    </w:t>
+      </w:r>
+    </w:p>
+    <w:p>
+      <w:pPr>
+        <w:spacing w:after="209"/>
+        <w:ind w:left="0" w:firstLine="0"/>
+      </w:pPr>
+      <w:r>
+        <w:t xml:space="preserve">    li a7, 1</w:t>
+      </w:r>
+    </w:p>
+    <w:p>
+      <w:pPr>
+        <w:spacing w:after="209"/>
+        <w:ind w:left="0" w:firstLine="0"/>
+      </w:pPr>
+      <w:r>
+        <w:t xml:space="preserve">    </w:t>
+      </w:r>
+      <w:proofErr w:type="spellStart"/>
+      <w:r>
+        <w:t>lw</w:t>
+      </w:r>
+      <w:proofErr w:type="spellEnd"/>
+      <w:r>
+        <w:t xml:space="preserve"> a0, 0(a3)        # </w:t>
+      </w:r>
+      <w:proofErr w:type="spellStart"/>
+      <w:r>
+        <w:t>Load</w:t>
+      </w:r>
+      <w:proofErr w:type="spellEnd"/>
+      <w:r>
+        <w:t xml:space="preserve"> phần tử để in</w:t>
+      </w:r>
+    </w:p>
+    <w:p>
+      <w:pPr>
+        <w:spacing w:after="209"/>
+        <w:ind w:left="0" w:firstLine="0"/>
+      </w:pPr>
+      <w:r>
+        <w:t xml:space="preserve">    </w:t>
+      </w:r>
+      <w:proofErr w:type="spellStart"/>
+      <w:r>
+        <w:t>ecall</w:t>
+      </w:r>
+      <w:proofErr w:type="spellEnd"/>
+    </w:p>
+    <w:p>
+      <w:pPr>
+        <w:spacing w:after="209"/>
+        <w:ind w:left="0" w:firstLine="0"/>
+      </w:pPr>
+      <w:r>
+        <w:t xml:space="preserve">    </w:t>
+      </w:r>
+    </w:p>
+    <w:p>
+      <w:pPr>
+        <w:spacing w:after="209"/>
+        <w:ind w:left="0" w:firstLine="0"/>
+      </w:pPr>
+      <w:r>
+        <w:t xml:space="preserve">    li a7, 4</w:t>
+      </w:r>
+    </w:p>
+    <w:p>
+      <w:pPr>
+        <w:spacing w:after="209"/>
+        <w:ind w:left="0" w:firstLine="0"/>
+      </w:pPr>
+      <w:r>
+        <w:t xml:space="preserve">    la a0, </w:t>
+      </w:r>
+      <w:proofErr w:type="spellStart"/>
+      <w:r>
+        <w:t>space</w:t>
+      </w:r>
+      <w:proofErr w:type="spellEnd"/>
+      <w:r>
+        <w:t xml:space="preserve">        # In khoảng trắng</w:t>
+      </w:r>
+    </w:p>
+    <w:p>
+      <w:pPr>
+        <w:spacing w:after="209"/>
+        <w:ind w:left="0" w:firstLine="0"/>
+      </w:pPr>
+      <w:r>
+        <w:t xml:space="preserve">    </w:t>
+      </w:r>
+      <w:proofErr w:type="spellStart"/>
+      <w:r>
+        <w:t>ecall</w:t>
+      </w:r>
+      <w:proofErr w:type="spellEnd"/>
+    </w:p>
+    <w:p>
+      <w:pPr>
+        <w:spacing w:after="209"/>
+        <w:ind w:left="0" w:firstLine="0"/>
+      </w:pPr>
+      <w:r>
+        <w:t xml:space="preserve">    </w:t>
+      </w:r>
+    </w:p>
+    <w:p>
+      <w:pPr>
+        <w:spacing w:after="209"/>
+        <w:ind w:left="0" w:firstLine="0"/>
+      </w:pPr>
+      <w:r>
+        <w:t xml:space="preserve">    </w:t>
+      </w:r>
+      <w:proofErr w:type="spellStart"/>
+      <w:r>
+        <w:t>addi</w:t>
+      </w:r>
+      <w:proofErr w:type="spellEnd"/>
+      <w:r>
+        <w:t xml:space="preserve"> a3, a3, 4</w:t>
+      </w:r>
+    </w:p>
+    <w:p>
+      <w:pPr>
+        <w:spacing w:after="209"/>
+        <w:ind w:left="0" w:firstLine="0"/>
+      </w:pPr>
+      <w:r>
+        <w:t xml:space="preserve">    j </w:t>
+      </w:r>
+      <w:proofErr w:type="spellStart"/>
+      <w:r>
+        <w:t>print_array</w:t>
+      </w:r>
+      <w:proofErr w:type="spellEnd"/>
+    </w:p>
+    <w:p>
+      <w:pPr>
+        <w:spacing w:after="209"/>
+        <w:ind w:left="0" w:firstLine="0"/>
+      </w:pPr>
+    </w:p>
+    <w:p>
+      <w:pPr>
+        <w:spacing w:after="209"/>
+        <w:ind w:left="0" w:firstLine="0"/>
+      </w:pPr>
+      <w:proofErr w:type="spellStart"/>
+      <w:r>
+        <w:t>end_print</w:t>
+      </w:r>
+      <w:proofErr w:type="spellEnd"/>
+      <w:r>
+        <w:t>:</w:t>
+      </w:r>
+    </w:p>
+    <w:p>
+      <w:pPr>
+        <w:spacing w:after="209"/>
+        <w:ind w:left="0" w:firstLine="0"/>
+      </w:pPr>
+      <w:r>
+        <w:t xml:space="preserve">    li a7, 4</w:t>
+      </w:r>
+    </w:p>
+    <w:p>
+      <w:pPr>
+        <w:spacing w:after="209"/>
+        <w:ind w:left="0" w:firstLine="0"/>
+      </w:pPr>
+      <w:r>
+        <w:t xml:space="preserve">    la a0, </w:t>
+      </w:r>
+      <w:proofErr w:type="spellStart"/>
+      <w:r>
+        <w:t>newline</w:t>
+      </w:r>
+      <w:proofErr w:type="spellEnd"/>
+      <w:r>
+        <w:t xml:space="preserve">      # In xuống dòng</w:t>
+      </w:r>
+    </w:p>
+    <w:p>
+      <w:pPr>
+        <w:spacing w:after="209"/>
+        <w:ind w:left="0" w:firstLine="0"/>
+      </w:pPr>
+      <w:r>
+        <w:t xml:space="preserve">    </w:t>
+      </w:r>
+      <w:proofErr w:type="spellStart"/>
+      <w:r>
+        <w:t>ecall</w:t>
+      </w:r>
+      <w:proofErr w:type="spellEnd"/>
+    </w:p>
+    <w:p>
+      <w:pPr>
+        <w:spacing w:after="209"/>
+        <w:ind w:left="0" w:firstLine="0"/>
+      </w:pPr>
+      <w:r>
+        <w:t xml:space="preserve">    j </w:t>
+      </w:r>
+      <w:proofErr w:type="spellStart"/>
+      <w:r>
+        <w:t>continue</w:t>
+      </w:r>
+      <w:proofErr w:type="spellEnd"/>
     </w:p>
     <w:p>
       <w:pPr>
@@ -1516,31 +3510,88 @@
         <w:rPr>
           <w:color w:val="000000"/>
         </w:rPr>
-        <w:t xml:space="preserve">Chương trình selection sort từ lớn đến bé: </w:t>
-      </w:r>
-    </w:p>
-    <w:p>
-      <w:pPr>
-        <w:ind w:left="-5" w:right="343"/>
-      </w:pPr>
-      <w:r>
-        <w:t xml:space="preserve">.data </w:t>
-      </w:r>
-    </w:p>
-    <w:p>
-      <w:pPr>
-        <w:ind w:left="-5" w:right="343"/>
-      </w:pPr>
-      <w:r>
-        <w:t xml:space="preserve">A: .word 7, -2, 5, 1, 5, 6, 7, 3, 6, 8, 8, 9, 9, 10 </w:t>
-      </w:r>
-    </w:p>
-    <w:p>
-      <w:pPr>
-        <w:ind w:left="-5" w:right="343"/>
-      </w:pPr>
-      <w:r>
-        <w:t xml:space="preserve">Aend: .word </w:t>
+        <w:t xml:space="preserve">Chương trình </w:t>
+      </w:r>
+      <w:proofErr w:type="spellStart"/>
+      <w:r>
+        <w:rPr>
+          <w:color w:val="000000"/>
+        </w:rPr>
+        <w:t>selection</w:t>
+      </w:r>
+      <w:proofErr w:type="spellEnd"/>
+      <w:r>
+        <w:rPr>
+          <w:color w:val="000000"/>
+        </w:rPr>
+        <w:t xml:space="preserve"> </w:t>
+      </w:r>
+      <w:proofErr w:type="spellStart"/>
+      <w:r>
+        <w:rPr>
+          <w:color w:val="000000"/>
+        </w:rPr>
+        <w:t>sort</w:t>
+      </w:r>
+      <w:proofErr w:type="spellEnd"/>
+      <w:r>
+        <w:rPr>
+          <w:color w:val="000000"/>
+        </w:rPr>
+        <w:t xml:space="preserve"> từ lớn đến bé: </w:t>
+      </w:r>
+    </w:p>
+    <w:p>
+      <w:pPr>
+        <w:ind w:left="-5" w:right="343"/>
+      </w:pPr>
+      <w:r>
+        <w:t>.</w:t>
+      </w:r>
+      <w:proofErr w:type="spellStart"/>
+      <w:r>
+        <w:t>data</w:t>
+      </w:r>
+      <w:proofErr w:type="spellEnd"/>
+      <w:r>
+        <w:t xml:space="preserve"> </w:t>
+      </w:r>
+    </w:p>
+    <w:p>
+      <w:pPr>
+        <w:ind w:left="-5" w:right="343"/>
+      </w:pPr>
+      <w:r>
+        <w:t>A: .</w:t>
+      </w:r>
+      <w:proofErr w:type="spellStart"/>
+      <w:r>
+        <w:t>word</w:t>
+      </w:r>
+      <w:proofErr w:type="spellEnd"/>
+      <w:r>
+        <w:t xml:space="preserve"> 7, -2, 5, 1, 5, 6, 7, 3, 6, 8, 8, 9, 9, 10 </w:t>
+      </w:r>
+    </w:p>
+    <w:p>
+      <w:pPr>
+        <w:ind w:left="-5" w:right="343"/>
+      </w:pPr>
+      <w:proofErr w:type="spellStart"/>
+      <w:r>
+        <w:t>Aend</w:t>
+      </w:r>
+      <w:proofErr w:type="spellEnd"/>
+      <w:r>
+        <w:t>: .</w:t>
+      </w:r>
+      <w:proofErr w:type="spellStart"/>
+      <w:r>
+        <w:t>word</w:t>
+      </w:r>
+      <w:proofErr w:type="spellEnd"/>
+      <w:r>
+        <w:t xml:space="preserve"> </w:t>
       </w:r>
     </w:p>
     <w:p>
@@ -1548,24 +3599,66 @@
         <w:spacing w:after="0" w:line="413" w:lineRule="auto"/>
         <w:ind w:left="-5" w:right="6627"/>
       </w:pPr>
-      <w:r>
-        <w:t xml:space="preserve">space: .asciz " " newline: .asciz "\n" </w:t>
-      </w:r>
-    </w:p>
-    <w:p>
-      <w:pPr>
-        <w:ind w:left="-5" w:right="343"/>
-      </w:pPr>
-      <w:r>
-        <w:t xml:space="preserve">.text </w:t>
-      </w:r>
-    </w:p>
-    <w:p>
-      <w:pPr>
-        <w:ind w:left="-5" w:right="343"/>
-      </w:pPr>
-      <w:r>
-        <w:t xml:space="preserve">main: </w:t>
+      <w:proofErr w:type="spellStart"/>
+      <w:r>
+        <w:t>space</w:t>
+      </w:r>
+      <w:proofErr w:type="spellEnd"/>
+      <w:r>
+        <w:t>: .</w:t>
+      </w:r>
+      <w:proofErr w:type="spellStart"/>
+      <w:r>
+        <w:t>asciz</w:t>
+      </w:r>
+      <w:proofErr w:type="spellEnd"/>
+      <w:r>
+        <w:t xml:space="preserve"> " " </w:t>
+      </w:r>
+      <w:proofErr w:type="spellStart"/>
+      <w:r>
+        <w:t>newline</w:t>
+      </w:r>
+      <w:proofErr w:type="spellEnd"/>
+      <w:r>
+        <w:t>: .</w:t>
+      </w:r>
+      <w:proofErr w:type="spellStart"/>
+      <w:r>
+        <w:t>asciz</w:t>
+      </w:r>
+      <w:proofErr w:type="spellEnd"/>
+      <w:r>
+        <w:t xml:space="preserve"> "\n" </w:t>
+      </w:r>
+    </w:p>
+    <w:p>
+      <w:pPr>
+        <w:ind w:left="-5" w:right="343"/>
+      </w:pPr>
+      <w:r>
+        <w:t>.</w:t>
+      </w:r>
+      <w:proofErr w:type="spellStart"/>
+      <w:r>
+        <w:t>text</w:t>
+      </w:r>
+      <w:proofErr w:type="spellEnd"/>
+      <w:r>
+        <w:t xml:space="preserve"> </w:t>
+      </w:r>
+    </w:p>
+    <w:p>
+      <w:pPr>
+        <w:ind w:left="-5" w:right="343"/>
+      </w:pPr>
+      <w:proofErr w:type="spellStart"/>
+      <w:r>
+        <w:t>main</w:t>
+      </w:r>
+      <w:proofErr w:type="spellEnd"/>
+      <w:r>
+        <w:t xml:space="preserve">: </w:t>
       </w:r>
     </w:p>
     <w:p>
@@ -1574,7 +3667,63 @@
         <w:ind w:left="-5" w:right="5205"/>
       </w:pPr>
       <w:r>
-        <w:t xml:space="preserve">la a0, A # a0 = address(A[0]) la a1, Aend addi a1, a1, -4 # a1 = address(A[n-1]) j sort # sort after_sort: </w:t>
+        <w:t xml:space="preserve">la a0, A # a0 = </w:t>
+      </w:r>
+      <w:proofErr w:type="spellStart"/>
+      <w:r>
+        <w:t>address</w:t>
+      </w:r>
+      <w:proofErr w:type="spellEnd"/>
+      <w:r>
+        <w:t xml:space="preserve">(A[0]) la a1, </w:t>
+      </w:r>
+      <w:proofErr w:type="spellStart"/>
+      <w:r>
+        <w:t>Aend</w:t>
+      </w:r>
+      <w:proofErr w:type="spellEnd"/>
+      <w:r>
+        <w:t xml:space="preserve"> </w:t>
+      </w:r>
+      <w:proofErr w:type="spellStart"/>
+      <w:r>
+        <w:t>addi</w:t>
+      </w:r>
+      <w:proofErr w:type="spellEnd"/>
+      <w:r>
+        <w:t xml:space="preserve"> a1, a1, -4 # a1 = </w:t>
+      </w:r>
+      <w:proofErr w:type="spellStart"/>
+      <w:r>
+        <w:t>address</w:t>
+      </w:r>
+      <w:proofErr w:type="spellEnd"/>
+      <w:r>
+        <w:t xml:space="preserve">(A[n-1]) j </w:t>
+      </w:r>
+      <w:proofErr w:type="spellStart"/>
+      <w:r>
+        <w:t>sort</w:t>
+      </w:r>
+      <w:proofErr w:type="spellEnd"/>
+      <w:r>
+        <w:t xml:space="preserve"> # </w:t>
+      </w:r>
+      <w:proofErr w:type="spellStart"/>
+      <w:r>
+        <w:t>sort</w:t>
+      </w:r>
+      <w:proofErr w:type="spellEnd"/>
+      <w:r>
+        <w:t xml:space="preserve"> </w:t>
+      </w:r>
+      <w:proofErr w:type="spellStart"/>
+      <w:r>
+        <w:t>after_sort</w:t>
+      </w:r>
+      <w:proofErr w:type="spellEnd"/>
+      <w:r>
+        <w:t xml:space="preserve">: </w:t>
       </w:r>
     </w:p>
     <w:p>
@@ -1591,8 +3740,21 @@
         <w:spacing w:after="2" w:line="413" w:lineRule="auto"/>
         <w:ind w:left="-5" w:right="5205"/>
       </w:pPr>
-      <w:r>
-        <w:t xml:space="preserve">ecall end_main: </w:t>
+      <w:proofErr w:type="spellStart"/>
+      <w:r>
+        <w:t>ecall</w:t>
+      </w:r>
+      <w:proofErr w:type="spellEnd"/>
+      <w:r>
+        <w:t xml:space="preserve"> </w:t>
+      </w:r>
+      <w:proofErr w:type="spellStart"/>
+      <w:r>
+        <w:t>end_main</w:t>
+      </w:r>
+      <w:proofErr w:type="spellEnd"/>
+      <w:r>
+        <w:t xml:space="preserve">: </w:t>
       </w:r>
     </w:p>
     <w:p>
@@ -1602,47 +3764,359 @@
       </w:pPr>
       <w:r>
         <w:lastRenderedPageBreak/>
-        <w:t xml:space="preserve"># -------------------------------------------------------------- # Procedure sort (ascending selection sort using pointer) # Registers usage in sort program: </w:t>
-      </w:r>
-    </w:p>
-    <w:p>
-      <w:pPr>
-        <w:ind w:left="-5" w:right="343"/>
-      </w:pPr>
-      <w:r>
-        <w:t xml:space="preserve"># a0 pointer to the first element in unsorted part </w:t>
-      </w:r>
-    </w:p>
-    <w:p>
-      <w:pPr>
-        <w:ind w:left="-5" w:right="343"/>
-      </w:pPr>
-      <w:r>
-        <w:t xml:space="preserve"># a1 pointer to the last element in unsorted part </w:t>
-      </w:r>
-    </w:p>
-    <w:p>
-      <w:pPr>
-        <w:ind w:left="-5" w:right="343"/>
-      </w:pPr>
-      <w:r>
-        <w:t xml:space="preserve"># t0 temporary place for value of last element </w:t>
-      </w:r>
-    </w:p>
-    <w:p>
-      <w:pPr>
-        <w:ind w:left="-5" w:right="343"/>
-      </w:pPr>
-      <w:r>
-        <w:t xml:space="preserve"># s0 pointer to max element in unsorted part </w:t>
-      </w:r>
-    </w:p>
-    <w:p>
-      <w:pPr>
-        <w:ind w:left="-5" w:right="343"/>
-      </w:pPr>
-      <w:r>
-        <w:t xml:space="preserve"># s1 value of max element in unsorted part </w:t>
+        <w:t xml:space="preserve"># -------------------------------------------------------------- # </w:t>
+      </w:r>
+      <w:proofErr w:type="spellStart"/>
+      <w:r>
+        <w:t>Procedure</w:t>
+      </w:r>
+      <w:proofErr w:type="spellEnd"/>
+      <w:r>
+        <w:t xml:space="preserve"> </w:t>
+      </w:r>
+      <w:proofErr w:type="spellStart"/>
+      <w:r>
+        <w:t>sort</w:t>
+      </w:r>
+      <w:proofErr w:type="spellEnd"/>
+      <w:r>
+        <w:t xml:space="preserve"> (</w:t>
+      </w:r>
+      <w:proofErr w:type="spellStart"/>
+      <w:r>
+        <w:t>ascending</w:t>
+      </w:r>
+      <w:proofErr w:type="spellEnd"/>
+      <w:r>
+        <w:t xml:space="preserve"> </w:t>
+      </w:r>
+      <w:proofErr w:type="spellStart"/>
+      <w:r>
+        <w:t>selection</w:t>
+      </w:r>
+      <w:proofErr w:type="spellEnd"/>
+      <w:r>
+        <w:t xml:space="preserve"> </w:t>
+      </w:r>
+      <w:proofErr w:type="spellStart"/>
+      <w:r>
+        <w:t>sort</w:t>
+      </w:r>
+      <w:proofErr w:type="spellEnd"/>
+      <w:r>
+        <w:t xml:space="preserve"> </w:t>
+      </w:r>
+      <w:proofErr w:type="spellStart"/>
+      <w:r>
+        <w:t>using</w:t>
+      </w:r>
+      <w:proofErr w:type="spellEnd"/>
+      <w:r>
+        <w:t xml:space="preserve"> </w:t>
+      </w:r>
+      <w:proofErr w:type="spellStart"/>
+      <w:r>
+        <w:t>pointer</w:t>
+      </w:r>
+      <w:proofErr w:type="spellEnd"/>
+      <w:r>
+        <w:t xml:space="preserve">) # </w:t>
+      </w:r>
+      <w:proofErr w:type="spellStart"/>
+      <w:r>
+        <w:t>Registers</w:t>
+      </w:r>
+      <w:proofErr w:type="spellEnd"/>
+      <w:r>
+        <w:t xml:space="preserve"> </w:t>
+      </w:r>
+      <w:proofErr w:type="spellStart"/>
+      <w:r>
+        <w:t>usage</w:t>
+      </w:r>
+      <w:proofErr w:type="spellEnd"/>
+      <w:r>
+        <w:t xml:space="preserve"> in </w:t>
+      </w:r>
+      <w:proofErr w:type="spellStart"/>
+      <w:r>
+        <w:t>sort</w:t>
+      </w:r>
+      <w:proofErr w:type="spellEnd"/>
+      <w:r>
+        <w:t xml:space="preserve"> </w:t>
+      </w:r>
+      <w:proofErr w:type="spellStart"/>
+      <w:r>
+        <w:t>program</w:t>
+      </w:r>
+      <w:proofErr w:type="spellEnd"/>
+      <w:r>
+        <w:t xml:space="preserve">: </w:t>
+      </w:r>
+    </w:p>
+    <w:p>
+      <w:pPr>
+        <w:ind w:left="-5" w:right="343"/>
+      </w:pPr>
+      <w:r>
+        <w:t xml:space="preserve"># a0 </w:t>
+      </w:r>
+      <w:proofErr w:type="spellStart"/>
+      <w:r>
+        <w:t>pointer</w:t>
+      </w:r>
+      <w:proofErr w:type="spellEnd"/>
+      <w:r>
+        <w:t xml:space="preserve"> to the </w:t>
+      </w:r>
+      <w:proofErr w:type="spellStart"/>
+      <w:r>
+        <w:t>first</w:t>
+      </w:r>
+      <w:proofErr w:type="spellEnd"/>
+      <w:r>
+        <w:t xml:space="preserve"> </w:t>
+      </w:r>
+      <w:proofErr w:type="spellStart"/>
+      <w:r>
+        <w:t>element</w:t>
+      </w:r>
+      <w:proofErr w:type="spellEnd"/>
+      <w:r>
+        <w:t xml:space="preserve"> in </w:t>
+      </w:r>
+      <w:proofErr w:type="spellStart"/>
+      <w:r>
+        <w:t>unsorted</w:t>
+      </w:r>
+      <w:proofErr w:type="spellEnd"/>
+      <w:r>
+        <w:t xml:space="preserve"> </w:t>
+      </w:r>
+      <w:proofErr w:type="spellStart"/>
+      <w:r>
+        <w:t>part</w:t>
+      </w:r>
+      <w:proofErr w:type="spellEnd"/>
+      <w:r>
+        <w:t xml:space="preserve"> </w:t>
+      </w:r>
+    </w:p>
+    <w:p>
+      <w:pPr>
+        <w:ind w:left="-5" w:right="343"/>
+      </w:pPr>
+      <w:r>
+        <w:t xml:space="preserve"># a1 </w:t>
+      </w:r>
+      <w:proofErr w:type="spellStart"/>
+      <w:r>
+        <w:t>pointer</w:t>
+      </w:r>
+      <w:proofErr w:type="spellEnd"/>
+      <w:r>
+        <w:t xml:space="preserve"> to the </w:t>
+      </w:r>
+      <w:proofErr w:type="spellStart"/>
+      <w:r>
+        <w:t>last</w:t>
+      </w:r>
+      <w:proofErr w:type="spellEnd"/>
+      <w:r>
+        <w:t xml:space="preserve"> </w:t>
+      </w:r>
+      <w:proofErr w:type="spellStart"/>
+      <w:r>
+        <w:t>element</w:t>
+      </w:r>
+      <w:proofErr w:type="spellEnd"/>
+      <w:r>
+        <w:t xml:space="preserve"> in </w:t>
+      </w:r>
+      <w:proofErr w:type="spellStart"/>
+      <w:r>
+        <w:t>unsorted</w:t>
+      </w:r>
+      <w:proofErr w:type="spellEnd"/>
+      <w:r>
+        <w:t xml:space="preserve"> </w:t>
+      </w:r>
+      <w:proofErr w:type="spellStart"/>
+      <w:r>
+        <w:t>part</w:t>
+      </w:r>
+      <w:proofErr w:type="spellEnd"/>
+      <w:r>
+        <w:t xml:space="preserve"> </w:t>
+      </w:r>
+    </w:p>
+    <w:p>
+      <w:pPr>
+        <w:ind w:left="-5" w:right="343"/>
+      </w:pPr>
+      <w:r>
+        <w:t xml:space="preserve"># t0 </w:t>
+      </w:r>
+      <w:proofErr w:type="spellStart"/>
+      <w:r>
+        <w:t>temporary</w:t>
+      </w:r>
+      <w:proofErr w:type="spellEnd"/>
+      <w:r>
+        <w:t xml:space="preserve"> </w:t>
+      </w:r>
+      <w:proofErr w:type="spellStart"/>
+      <w:r>
+        <w:t>place</w:t>
+      </w:r>
+      <w:proofErr w:type="spellEnd"/>
+      <w:r>
+        <w:t xml:space="preserve"> </w:t>
+      </w:r>
+      <w:proofErr w:type="spellStart"/>
+      <w:r>
+        <w:t>for</w:t>
+      </w:r>
+      <w:proofErr w:type="spellEnd"/>
+      <w:r>
+        <w:t xml:space="preserve"> </w:t>
+      </w:r>
+      <w:proofErr w:type="spellStart"/>
+      <w:r>
+        <w:t>value</w:t>
+      </w:r>
+      <w:proofErr w:type="spellEnd"/>
+      <w:r>
+        <w:t xml:space="preserve"> </w:t>
+      </w:r>
+      <w:proofErr w:type="spellStart"/>
+      <w:r>
+        <w:t>of</w:t>
+      </w:r>
+      <w:proofErr w:type="spellEnd"/>
+      <w:r>
+        <w:t xml:space="preserve"> </w:t>
+      </w:r>
+      <w:proofErr w:type="spellStart"/>
+      <w:r>
+        <w:t>last</w:t>
+      </w:r>
+      <w:proofErr w:type="spellEnd"/>
+      <w:r>
+        <w:t xml:space="preserve"> </w:t>
+      </w:r>
+      <w:proofErr w:type="spellStart"/>
+      <w:r>
+        <w:t>element</w:t>
+      </w:r>
+      <w:proofErr w:type="spellEnd"/>
+      <w:r>
+        <w:t xml:space="preserve"> </w:t>
+      </w:r>
+    </w:p>
+    <w:p>
+      <w:pPr>
+        <w:ind w:left="-5" w:right="343"/>
+      </w:pPr>
+      <w:r>
+        <w:t xml:space="preserve"># s0 </w:t>
+      </w:r>
+      <w:proofErr w:type="spellStart"/>
+      <w:r>
+        <w:t>pointer</w:t>
+      </w:r>
+      <w:proofErr w:type="spellEnd"/>
+      <w:r>
+        <w:t xml:space="preserve"> to </w:t>
+      </w:r>
+      <w:proofErr w:type="spellStart"/>
+      <w:r>
+        <w:t>max</w:t>
+      </w:r>
+      <w:proofErr w:type="spellEnd"/>
+      <w:r>
+        <w:t xml:space="preserve"> </w:t>
+      </w:r>
+      <w:proofErr w:type="spellStart"/>
+      <w:r>
+        <w:t>element</w:t>
+      </w:r>
+      <w:proofErr w:type="spellEnd"/>
+      <w:r>
+        <w:t xml:space="preserve"> in </w:t>
+      </w:r>
+      <w:proofErr w:type="spellStart"/>
+      <w:r>
+        <w:t>unsorted</w:t>
+      </w:r>
+      <w:proofErr w:type="spellEnd"/>
+      <w:r>
+        <w:t xml:space="preserve"> </w:t>
+      </w:r>
+      <w:proofErr w:type="spellStart"/>
+      <w:r>
+        <w:t>part</w:t>
+      </w:r>
+      <w:proofErr w:type="spellEnd"/>
+      <w:r>
+        <w:t xml:space="preserve"> </w:t>
+      </w:r>
+    </w:p>
+    <w:p>
+      <w:pPr>
+        <w:ind w:left="-5" w:right="343"/>
+      </w:pPr>
+      <w:r>
+        <w:t xml:space="preserve"># s1 </w:t>
+      </w:r>
+      <w:proofErr w:type="spellStart"/>
+      <w:r>
+        <w:t>value</w:t>
+      </w:r>
+      <w:proofErr w:type="spellEnd"/>
+      <w:r>
+        <w:t xml:space="preserve"> </w:t>
+      </w:r>
+      <w:proofErr w:type="spellStart"/>
+      <w:r>
+        <w:t>of</w:t>
+      </w:r>
+      <w:proofErr w:type="spellEnd"/>
+      <w:r>
+        <w:t xml:space="preserve"> </w:t>
+      </w:r>
+      <w:proofErr w:type="spellStart"/>
+      <w:r>
+        <w:t>max</w:t>
+      </w:r>
+      <w:proofErr w:type="spellEnd"/>
+      <w:r>
+        <w:t xml:space="preserve"> </w:t>
+      </w:r>
+      <w:proofErr w:type="spellStart"/>
+      <w:r>
+        <w:t>element</w:t>
+      </w:r>
+      <w:proofErr w:type="spellEnd"/>
+      <w:r>
+        <w:t xml:space="preserve"> in </w:t>
+      </w:r>
+      <w:proofErr w:type="spellStart"/>
+      <w:r>
+        <w:t>unsorted</w:t>
+      </w:r>
+      <w:proofErr w:type="spellEnd"/>
+      <w:r>
+        <w:t xml:space="preserve"> </w:t>
+      </w:r>
+      <w:proofErr w:type="spellStart"/>
+      <w:r>
+        <w:t>part</w:t>
+      </w:r>
+      <w:proofErr w:type="spellEnd"/>
+      <w:r>
+        <w:t xml:space="preserve"> </w:t>
       </w:r>
     </w:p>
     <w:p>
@@ -1651,7 +4125,15 @@
         <w:ind w:left="-5" w:right="2873"/>
       </w:pPr>
       <w:r>
-        <w:t xml:space="preserve"># -------------------------------------------------------------- sort: </w:t>
+        <w:t xml:space="preserve"># -------------------------------------------------------------- </w:t>
+      </w:r>
+      <w:proofErr w:type="spellStart"/>
+      <w:r>
+        <w:t>sort</w:t>
+      </w:r>
+      <w:proofErr w:type="spellEnd"/>
+      <w:r>
+        <w:t xml:space="preserve">: </w:t>
       </w:r>
     </w:p>
     <w:p>
@@ -1659,8 +4141,101 @@
         <w:spacing w:line="414" w:lineRule="auto"/>
         <w:ind w:left="-5" w:right="4278"/>
       </w:pPr>
-      <w:r>
-        <w:t xml:space="preserve">beq a0, a1, done # single element list is sorted j max # call the max procedure after_max: </w:t>
+      <w:proofErr w:type="spellStart"/>
+      <w:r>
+        <w:t>beq</w:t>
+      </w:r>
+      <w:proofErr w:type="spellEnd"/>
+      <w:r>
+        <w:t xml:space="preserve"> a0, a1, </w:t>
+      </w:r>
+      <w:proofErr w:type="spellStart"/>
+      <w:r>
+        <w:t>done</w:t>
+      </w:r>
+      <w:proofErr w:type="spellEnd"/>
+      <w:r>
+        <w:t xml:space="preserve"> # </w:t>
+      </w:r>
+      <w:proofErr w:type="spellStart"/>
+      <w:r>
+        <w:t>single</w:t>
+      </w:r>
+      <w:proofErr w:type="spellEnd"/>
+      <w:r>
+        <w:t xml:space="preserve"> </w:t>
+      </w:r>
+      <w:proofErr w:type="spellStart"/>
+      <w:r>
+        <w:t>element</w:t>
+      </w:r>
+      <w:proofErr w:type="spellEnd"/>
+      <w:r>
+        <w:t xml:space="preserve"> </w:t>
+      </w:r>
+      <w:proofErr w:type="spellStart"/>
+      <w:r>
+        <w:t>list</w:t>
+      </w:r>
+      <w:proofErr w:type="spellEnd"/>
+      <w:r>
+        <w:t xml:space="preserve"> </w:t>
+      </w:r>
+      <w:proofErr w:type="spellStart"/>
+      <w:r>
+        <w:t>is</w:t>
+      </w:r>
+      <w:proofErr w:type="spellEnd"/>
+      <w:r>
+        <w:t xml:space="preserve"> </w:t>
+      </w:r>
+      <w:proofErr w:type="spellStart"/>
+      <w:r>
+        <w:t>sorted</w:t>
+      </w:r>
+      <w:proofErr w:type="spellEnd"/>
+      <w:r>
+        <w:t xml:space="preserve"> j </w:t>
+      </w:r>
+      <w:proofErr w:type="spellStart"/>
+      <w:r>
+        <w:t>max</w:t>
+      </w:r>
+      <w:proofErr w:type="spellEnd"/>
+      <w:r>
+        <w:t xml:space="preserve"> # </w:t>
+      </w:r>
+      <w:proofErr w:type="spellStart"/>
+      <w:r>
+        <w:t>call</w:t>
+      </w:r>
+      <w:proofErr w:type="spellEnd"/>
+      <w:r>
+        <w:t xml:space="preserve"> the </w:t>
+      </w:r>
+      <w:proofErr w:type="spellStart"/>
+      <w:r>
+        <w:t>max</w:t>
+      </w:r>
+      <w:proofErr w:type="spellEnd"/>
+      <w:r>
+        <w:t xml:space="preserve"> </w:t>
+      </w:r>
+      <w:proofErr w:type="spellStart"/>
+      <w:r>
+        <w:t>procedure</w:t>
+      </w:r>
+      <w:proofErr w:type="spellEnd"/>
+      <w:r>
+        <w:t xml:space="preserve"> </w:t>
+      </w:r>
+      <w:proofErr w:type="spellStart"/>
+      <w:r>
+        <w:t>after_max</w:t>
+      </w:r>
+      <w:proofErr w:type="spellEnd"/>
+      <w:r>
+        <w:t xml:space="preserve">: </w:t>
       </w:r>
     </w:p>
     <w:p>
@@ -1668,16 +4243,301 @@
         <w:spacing w:after="1" w:line="413" w:lineRule="auto"/>
         <w:ind w:left="-5" w:right="3828"/>
       </w:pPr>
-      <w:r>
-        <w:t xml:space="preserve">lw t0, 0(a1) # load last element into t0 sw t0, 0(s0) # copy last element to max location sw s1, 0(a1) # copy max value to last element addi a1, a1, -4 # decrement pointer to last element print: mv t3,a0 la a3, A # lấy lại địa chỉ đầu mảng A la a4, Aend addi a4, a4, -4 # lấy địa chỉ cuối mảng A continue: mv a0,t3 j sort # repeat sort for smaller list done: </w:t>
-      </w:r>
-    </w:p>
-    <w:p>
-      <w:pPr>
-        <w:ind w:left="-5" w:right="343"/>
-      </w:pPr>
-      <w:r>
-        <w:t xml:space="preserve">j print_array </w:t>
+      <w:proofErr w:type="spellStart"/>
+      <w:r>
+        <w:t>lw</w:t>
+      </w:r>
+      <w:proofErr w:type="spellEnd"/>
+      <w:r>
+        <w:t xml:space="preserve"> t0, 0(a1) # </w:t>
+      </w:r>
+      <w:proofErr w:type="spellStart"/>
+      <w:r>
+        <w:t>load</w:t>
+      </w:r>
+      <w:proofErr w:type="spellEnd"/>
+      <w:r>
+        <w:t xml:space="preserve"> </w:t>
+      </w:r>
+      <w:proofErr w:type="spellStart"/>
+      <w:r>
+        <w:t>last</w:t>
+      </w:r>
+      <w:proofErr w:type="spellEnd"/>
+      <w:r>
+        <w:t xml:space="preserve"> </w:t>
+      </w:r>
+      <w:proofErr w:type="spellStart"/>
+      <w:r>
+        <w:t>element</w:t>
+      </w:r>
+      <w:proofErr w:type="spellEnd"/>
+      <w:r>
+        <w:t xml:space="preserve"> </w:t>
+      </w:r>
+      <w:proofErr w:type="spellStart"/>
+      <w:r>
+        <w:t>into</w:t>
+      </w:r>
+      <w:proofErr w:type="spellEnd"/>
+      <w:r>
+        <w:t xml:space="preserve"> t0 </w:t>
+      </w:r>
+      <w:proofErr w:type="spellStart"/>
+      <w:r>
+        <w:t>sw</w:t>
+      </w:r>
+      <w:proofErr w:type="spellEnd"/>
+      <w:r>
+        <w:t xml:space="preserve"> t0, 0(s0) # </w:t>
+      </w:r>
+      <w:proofErr w:type="spellStart"/>
+      <w:r>
+        <w:t>copy</w:t>
+      </w:r>
+      <w:proofErr w:type="spellEnd"/>
+      <w:r>
+        <w:t xml:space="preserve"> </w:t>
+      </w:r>
+      <w:proofErr w:type="spellStart"/>
+      <w:r>
+        <w:t>last</w:t>
+      </w:r>
+      <w:proofErr w:type="spellEnd"/>
+      <w:r>
+        <w:t xml:space="preserve"> </w:t>
+      </w:r>
+      <w:proofErr w:type="spellStart"/>
+      <w:r>
+        <w:t>element</w:t>
+      </w:r>
+      <w:proofErr w:type="spellEnd"/>
+      <w:r>
+        <w:t xml:space="preserve"> to </w:t>
+      </w:r>
+      <w:proofErr w:type="spellStart"/>
+      <w:r>
+        <w:t>max</w:t>
+      </w:r>
+      <w:proofErr w:type="spellEnd"/>
+      <w:r>
+        <w:t xml:space="preserve"> </w:t>
+      </w:r>
+      <w:proofErr w:type="spellStart"/>
+      <w:r>
+        <w:t>location</w:t>
+      </w:r>
+      <w:proofErr w:type="spellEnd"/>
+      <w:r>
+        <w:t xml:space="preserve"> </w:t>
+      </w:r>
+      <w:proofErr w:type="spellStart"/>
+      <w:r>
+        <w:t>sw</w:t>
+      </w:r>
+      <w:proofErr w:type="spellEnd"/>
+      <w:r>
+        <w:t xml:space="preserve"> s1, 0(a1) # </w:t>
+      </w:r>
+      <w:proofErr w:type="spellStart"/>
+      <w:r>
+        <w:t>copy</w:t>
+      </w:r>
+      <w:proofErr w:type="spellEnd"/>
+      <w:r>
+        <w:t xml:space="preserve"> </w:t>
+      </w:r>
+      <w:proofErr w:type="spellStart"/>
+      <w:r>
+        <w:t>max</w:t>
+      </w:r>
+      <w:proofErr w:type="spellEnd"/>
+      <w:r>
+        <w:t xml:space="preserve"> </w:t>
+      </w:r>
+      <w:proofErr w:type="spellStart"/>
+      <w:r>
+        <w:t>value</w:t>
+      </w:r>
+      <w:proofErr w:type="spellEnd"/>
+      <w:r>
+        <w:t xml:space="preserve"> to </w:t>
+      </w:r>
+      <w:proofErr w:type="spellStart"/>
+      <w:r>
+        <w:t>last</w:t>
+      </w:r>
+      <w:proofErr w:type="spellEnd"/>
+      <w:r>
+        <w:t xml:space="preserve"> </w:t>
+      </w:r>
+      <w:proofErr w:type="spellStart"/>
+      <w:r>
+        <w:t>element</w:t>
+      </w:r>
+      <w:proofErr w:type="spellEnd"/>
+      <w:r>
+        <w:t xml:space="preserve"> </w:t>
+      </w:r>
+      <w:proofErr w:type="spellStart"/>
+      <w:r>
+        <w:t>addi</w:t>
+      </w:r>
+      <w:proofErr w:type="spellEnd"/>
+      <w:r>
+        <w:t xml:space="preserve"> a1, a1, -4 # </w:t>
+      </w:r>
+      <w:proofErr w:type="spellStart"/>
+      <w:r>
+        <w:t>decrement</w:t>
+      </w:r>
+      <w:proofErr w:type="spellEnd"/>
+      <w:r>
+        <w:t xml:space="preserve"> </w:t>
+      </w:r>
+      <w:proofErr w:type="spellStart"/>
+      <w:r>
+        <w:t>pointer</w:t>
+      </w:r>
+      <w:proofErr w:type="spellEnd"/>
+      <w:r>
+        <w:t xml:space="preserve"> to </w:t>
+      </w:r>
+      <w:proofErr w:type="spellStart"/>
+      <w:r>
+        <w:t>last</w:t>
+      </w:r>
+      <w:proofErr w:type="spellEnd"/>
+      <w:r>
+        <w:t xml:space="preserve"> </w:t>
+      </w:r>
+      <w:proofErr w:type="spellStart"/>
+      <w:r>
+        <w:t>element</w:t>
+      </w:r>
+      <w:proofErr w:type="spellEnd"/>
+      <w:r>
+        <w:t xml:space="preserve"> </w:t>
+      </w:r>
+      <w:proofErr w:type="spellStart"/>
+      <w:r>
+        <w:t>print</w:t>
+      </w:r>
+      <w:proofErr w:type="spellEnd"/>
+      <w:r>
+        <w:t xml:space="preserve">: </w:t>
+      </w:r>
+      <w:proofErr w:type="spellStart"/>
+      <w:r>
+        <w:t>mv</w:t>
+      </w:r>
+      <w:proofErr w:type="spellEnd"/>
+      <w:r>
+        <w:t xml:space="preserve"> t3,a0 la a3, A # lấy lại địa chỉ đầu mảng A la a4, </w:t>
+      </w:r>
+      <w:proofErr w:type="spellStart"/>
+      <w:r>
+        <w:t>Aend</w:t>
+      </w:r>
+      <w:proofErr w:type="spellEnd"/>
+      <w:r>
+        <w:t xml:space="preserve"> </w:t>
+      </w:r>
+      <w:proofErr w:type="spellStart"/>
+      <w:r>
+        <w:t>addi</w:t>
+      </w:r>
+      <w:proofErr w:type="spellEnd"/>
+      <w:r>
+        <w:t xml:space="preserve"> a4, a4, -4 # lấy địa chỉ cuối mảng A </w:t>
+      </w:r>
+      <w:proofErr w:type="spellStart"/>
+      <w:r>
+        <w:t>continue</w:t>
+      </w:r>
+      <w:proofErr w:type="spellEnd"/>
+      <w:r>
+        <w:t xml:space="preserve">: </w:t>
+      </w:r>
+      <w:proofErr w:type="spellStart"/>
+      <w:r>
+        <w:t>mv</w:t>
+      </w:r>
+      <w:proofErr w:type="spellEnd"/>
+      <w:r>
+        <w:t xml:space="preserve"> a0,t3 j </w:t>
+      </w:r>
+      <w:proofErr w:type="spellStart"/>
+      <w:r>
+        <w:t>sort</w:t>
+      </w:r>
+      <w:proofErr w:type="spellEnd"/>
+      <w:r>
+        <w:t xml:space="preserve"> # </w:t>
+      </w:r>
+      <w:proofErr w:type="spellStart"/>
+      <w:r>
+        <w:t>repeat</w:t>
+      </w:r>
+      <w:proofErr w:type="spellEnd"/>
+      <w:r>
+        <w:t xml:space="preserve"> </w:t>
+      </w:r>
+      <w:proofErr w:type="spellStart"/>
+      <w:r>
+        <w:t>sort</w:t>
+      </w:r>
+      <w:proofErr w:type="spellEnd"/>
+      <w:r>
+        <w:t xml:space="preserve"> </w:t>
+      </w:r>
+      <w:proofErr w:type="spellStart"/>
+      <w:r>
+        <w:t>for</w:t>
+      </w:r>
+      <w:proofErr w:type="spellEnd"/>
+      <w:r>
+        <w:t xml:space="preserve"> </w:t>
+      </w:r>
+      <w:proofErr w:type="spellStart"/>
+      <w:r>
+        <w:t>smaller</w:t>
+      </w:r>
+      <w:proofErr w:type="spellEnd"/>
+      <w:r>
+        <w:t xml:space="preserve"> </w:t>
+      </w:r>
+      <w:proofErr w:type="spellStart"/>
+      <w:r>
+        <w:t>list</w:t>
+      </w:r>
+      <w:proofErr w:type="spellEnd"/>
+      <w:r>
+        <w:t xml:space="preserve"> </w:t>
+      </w:r>
+      <w:proofErr w:type="spellStart"/>
+      <w:r>
+        <w:t>done</w:t>
+      </w:r>
+      <w:proofErr w:type="spellEnd"/>
+      <w:r>
+        <w:t xml:space="preserve">: </w:t>
+      </w:r>
+    </w:p>
+    <w:p>
+      <w:pPr>
+        <w:ind w:left="-5" w:right="343"/>
+      </w:pPr>
+      <w:r>
+        <w:t xml:space="preserve">j </w:t>
+      </w:r>
+      <w:proofErr w:type="spellStart"/>
+      <w:r>
+        <w:t>print_array</w:t>
+      </w:r>
+      <w:proofErr w:type="spellEnd"/>
+      <w:r>
+        <w:t xml:space="preserve"> </w:t>
       </w:r>
     </w:p>
     <w:p>
@@ -1693,15 +4553,103 @@
         <w:ind w:left="-5" w:right="343"/>
       </w:pPr>
       <w:r>
-        <w:t xml:space="preserve"># Procedure max </w:t>
-      </w:r>
-    </w:p>
-    <w:p>
-      <w:pPr>
-        <w:ind w:left="-5" w:right="343"/>
-      </w:pPr>
-      <w:r>
-        <w:t xml:space="preserve"># function: find the value and address of max element in the list </w:t>
+        <w:t xml:space="preserve"># </w:t>
+      </w:r>
+      <w:proofErr w:type="spellStart"/>
+      <w:r>
+        <w:t>Procedure</w:t>
+      </w:r>
+      <w:proofErr w:type="spellEnd"/>
+      <w:r>
+        <w:t xml:space="preserve"> </w:t>
+      </w:r>
+      <w:proofErr w:type="spellStart"/>
+      <w:r>
+        <w:t>max</w:t>
+      </w:r>
+      <w:proofErr w:type="spellEnd"/>
+      <w:r>
+        <w:t xml:space="preserve"> </w:t>
+      </w:r>
+    </w:p>
+    <w:p>
+      <w:pPr>
+        <w:ind w:left="-5" w:right="343"/>
+      </w:pPr>
+      <w:r>
+        <w:t xml:space="preserve"># </w:t>
+      </w:r>
+      <w:proofErr w:type="spellStart"/>
+      <w:r>
+        <w:t>function</w:t>
+      </w:r>
+      <w:proofErr w:type="spellEnd"/>
+      <w:r>
+        <w:t xml:space="preserve">: </w:t>
+      </w:r>
+      <w:proofErr w:type="spellStart"/>
+      <w:r>
+        <w:t>find</w:t>
+      </w:r>
+      <w:proofErr w:type="spellEnd"/>
+      <w:r>
+        <w:t xml:space="preserve"> the </w:t>
+      </w:r>
+      <w:proofErr w:type="spellStart"/>
+      <w:r>
+        <w:t>value</w:t>
+      </w:r>
+      <w:proofErr w:type="spellEnd"/>
+      <w:r>
+        <w:t xml:space="preserve"> </w:t>
+      </w:r>
+      <w:proofErr w:type="spellStart"/>
+      <w:r>
+        <w:t>and</w:t>
+      </w:r>
+      <w:proofErr w:type="spellEnd"/>
+      <w:r>
+        <w:t xml:space="preserve"> </w:t>
+      </w:r>
+      <w:proofErr w:type="spellStart"/>
+      <w:r>
+        <w:t>address</w:t>
+      </w:r>
+      <w:proofErr w:type="spellEnd"/>
+      <w:r>
+        <w:t xml:space="preserve"> </w:t>
+      </w:r>
+      <w:proofErr w:type="spellStart"/>
+      <w:r>
+        <w:t>of</w:t>
+      </w:r>
+      <w:proofErr w:type="spellEnd"/>
+      <w:r>
+        <w:t xml:space="preserve"> </w:t>
+      </w:r>
+      <w:proofErr w:type="spellStart"/>
+      <w:r>
+        <w:t>max</w:t>
+      </w:r>
+      <w:proofErr w:type="spellEnd"/>
+      <w:r>
+        <w:t xml:space="preserve"> </w:t>
+      </w:r>
+      <w:proofErr w:type="spellStart"/>
+      <w:r>
+        <w:t>element</w:t>
+      </w:r>
+      <w:proofErr w:type="spellEnd"/>
+      <w:r>
+        <w:t xml:space="preserve"> in the </w:t>
+      </w:r>
+      <w:proofErr w:type="spellStart"/>
+      <w:r>
+        <w:t>list</w:t>
+      </w:r>
+      <w:proofErr w:type="spellEnd"/>
+      <w:r>
+        <w:t xml:space="preserve"> </w:t>
       </w:r>
     </w:p>
     <w:p>
@@ -1710,15 +4658,63 @@
       </w:pPr>
       <w:r>
         <w:lastRenderedPageBreak/>
-        <w:t xml:space="preserve"># a0 pointer to first element </w:t>
-      </w:r>
-    </w:p>
-    <w:p>
-      <w:pPr>
-        <w:ind w:left="-5" w:right="343"/>
-      </w:pPr>
-      <w:r>
-        <w:t xml:space="preserve"># a1 pointer to last element </w:t>
+        <w:t xml:space="preserve"># a0 </w:t>
+      </w:r>
+      <w:proofErr w:type="spellStart"/>
+      <w:r>
+        <w:t>pointer</w:t>
+      </w:r>
+      <w:proofErr w:type="spellEnd"/>
+      <w:r>
+        <w:t xml:space="preserve"> to </w:t>
+      </w:r>
+      <w:proofErr w:type="spellStart"/>
+      <w:r>
+        <w:t>first</w:t>
+      </w:r>
+      <w:proofErr w:type="spellEnd"/>
+      <w:r>
+        <w:t xml:space="preserve"> </w:t>
+      </w:r>
+      <w:proofErr w:type="spellStart"/>
+      <w:r>
+        <w:t>element</w:t>
+      </w:r>
+      <w:proofErr w:type="spellEnd"/>
+      <w:r>
+        <w:t xml:space="preserve"> </w:t>
+      </w:r>
+    </w:p>
+    <w:p>
+      <w:pPr>
+        <w:ind w:left="-5" w:right="343"/>
+      </w:pPr>
+      <w:r>
+        <w:t xml:space="preserve"># a1 </w:t>
+      </w:r>
+      <w:proofErr w:type="spellStart"/>
+      <w:r>
+        <w:t>pointer</w:t>
+      </w:r>
+      <w:proofErr w:type="spellEnd"/>
+      <w:r>
+        <w:t xml:space="preserve"> to </w:t>
+      </w:r>
+      <w:proofErr w:type="spellStart"/>
+      <w:r>
+        <w:t>last</w:t>
+      </w:r>
+      <w:proofErr w:type="spellEnd"/>
+      <w:r>
+        <w:t xml:space="preserve"> </w:t>
+      </w:r>
+      <w:proofErr w:type="spellStart"/>
+      <w:r>
+        <w:t>element</w:t>
+      </w:r>
+      <w:proofErr w:type="spellEnd"/>
+      <w:r>
+        <w:t xml:space="preserve"> </w:t>
       </w:r>
     </w:p>
     <w:p>
@@ -1727,7 +4723,15 @@
         <w:ind w:left="-5" w:right="2157"/>
       </w:pPr>
       <w:r>
-        <w:t xml:space="preserve"># --------------------------------------------------------------------- max: </w:t>
+        <w:t xml:space="preserve"># --------------------------------------------------------------------- </w:t>
+      </w:r>
+      <w:proofErr w:type="spellStart"/>
+      <w:r>
+        <w:t>max</w:t>
+      </w:r>
+      <w:proofErr w:type="spellEnd"/>
+      <w:r>
+        <w:t xml:space="preserve">: </w:t>
       </w:r>
     </w:p>
     <w:p>
@@ -1735,8 +4739,149 @@
         <w:spacing w:line="414" w:lineRule="auto"/>
         <w:ind w:left="-5" w:right="4117"/>
       </w:pPr>
-      <w:r>
-        <w:t xml:space="preserve">addi s0, a0, 0 # init max pointer to first element lw s1, 0(s0) # init max value to first value addi t0, a0, 0 # init next pointer to first loop: </w:t>
+      <w:proofErr w:type="spellStart"/>
+      <w:r>
+        <w:t>addi</w:t>
+      </w:r>
+      <w:proofErr w:type="spellEnd"/>
+      <w:r>
+        <w:t xml:space="preserve"> s0, a0, 0 # </w:t>
+      </w:r>
+      <w:proofErr w:type="spellStart"/>
+      <w:r>
+        <w:t>init</w:t>
+      </w:r>
+      <w:proofErr w:type="spellEnd"/>
+      <w:r>
+        <w:t xml:space="preserve"> </w:t>
+      </w:r>
+      <w:proofErr w:type="spellStart"/>
+      <w:r>
+        <w:t>max</w:t>
+      </w:r>
+      <w:proofErr w:type="spellEnd"/>
+      <w:r>
+        <w:t xml:space="preserve"> </w:t>
+      </w:r>
+      <w:proofErr w:type="spellStart"/>
+      <w:r>
+        <w:t>pointer</w:t>
+      </w:r>
+      <w:proofErr w:type="spellEnd"/>
+      <w:r>
+        <w:t xml:space="preserve"> to </w:t>
+      </w:r>
+      <w:proofErr w:type="spellStart"/>
+      <w:r>
+        <w:t>first</w:t>
+      </w:r>
+      <w:proofErr w:type="spellEnd"/>
+      <w:r>
+        <w:t xml:space="preserve"> </w:t>
+      </w:r>
+      <w:proofErr w:type="spellStart"/>
+      <w:r>
+        <w:t>element</w:t>
+      </w:r>
+      <w:proofErr w:type="spellEnd"/>
+      <w:r>
+        <w:t xml:space="preserve"> </w:t>
+      </w:r>
+      <w:proofErr w:type="spellStart"/>
+      <w:r>
+        <w:t>lw</w:t>
+      </w:r>
+      <w:proofErr w:type="spellEnd"/>
+      <w:r>
+        <w:t xml:space="preserve"> s1, 0(s0) # </w:t>
+      </w:r>
+      <w:proofErr w:type="spellStart"/>
+      <w:r>
+        <w:t>init</w:t>
+      </w:r>
+      <w:proofErr w:type="spellEnd"/>
+      <w:r>
+        <w:t xml:space="preserve"> </w:t>
+      </w:r>
+      <w:proofErr w:type="spellStart"/>
+      <w:r>
+        <w:t>max</w:t>
+      </w:r>
+      <w:proofErr w:type="spellEnd"/>
+      <w:r>
+        <w:t xml:space="preserve"> </w:t>
+      </w:r>
+      <w:proofErr w:type="spellStart"/>
+      <w:r>
+        <w:t>value</w:t>
+      </w:r>
+      <w:proofErr w:type="spellEnd"/>
+      <w:r>
+        <w:t xml:space="preserve"> to </w:t>
+      </w:r>
+      <w:proofErr w:type="spellStart"/>
+      <w:r>
+        <w:t>first</w:t>
+      </w:r>
+      <w:proofErr w:type="spellEnd"/>
+      <w:r>
+        <w:t xml:space="preserve"> </w:t>
+      </w:r>
+      <w:proofErr w:type="spellStart"/>
+      <w:r>
+        <w:t>value</w:t>
+      </w:r>
+      <w:proofErr w:type="spellEnd"/>
+      <w:r>
+        <w:t xml:space="preserve"> </w:t>
+      </w:r>
+      <w:proofErr w:type="spellStart"/>
+      <w:r>
+        <w:t>addi</w:t>
+      </w:r>
+      <w:proofErr w:type="spellEnd"/>
+      <w:r>
+        <w:t xml:space="preserve"> t0, a0, 0 # </w:t>
+      </w:r>
+      <w:proofErr w:type="spellStart"/>
+      <w:r>
+        <w:t>init</w:t>
+      </w:r>
+      <w:proofErr w:type="spellEnd"/>
+      <w:r>
+        <w:t xml:space="preserve"> </w:t>
+      </w:r>
+      <w:proofErr w:type="spellStart"/>
+      <w:r>
+        <w:t>next</w:t>
+      </w:r>
+      <w:proofErr w:type="spellEnd"/>
+      <w:r>
+        <w:t xml:space="preserve"> </w:t>
+      </w:r>
+      <w:proofErr w:type="spellStart"/>
+      <w:r>
+        <w:t>pointer</w:t>
+      </w:r>
+      <w:proofErr w:type="spellEnd"/>
+      <w:r>
+        <w:t xml:space="preserve"> to </w:t>
+      </w:r>
+      <w:proofErr w:type="spellStart"/>
+      <w:r>
+        <w:t>first</w:t>
+      </w:r>
+      <w:proofErr w:type="spellEnd"/>
+      <w:r>
+        <w:t xml:space="preserve"> </w:t>
+      </w:r>
+      <w:proofErr w:type="spellStart"/>
+      <w:r>
+        <w:t>loop</w:t>
+      </w:r>
+      <w:proofErr w:type="spellEnd"/>
+      <w:r>
+        <w:t xml:space="preserve">: </w:t>
       </w:r>
     </w:p>
     <w:p>
@@ -1744,16 +4889,349 @@
         <w:spacing w:after="0" w:line="414" w:lineRule="auto"/>
         <w:ind w:left="-5" w:right="3977"/>
       </w:pPr>
-      <w:r>
-        <w:t xml:space="preserve">beq t0, a1, ret # if next=last, return addi t0, t0, 4 # advance to next element lw t1, 0(t0) # load next element into t1 blt t1, s1, loop # if (next)&lt;(max), repeat addi s0, t0, 0 # next element is new max element addi s1, t1, 0 # next value is new max value j loop # change completed; now repeat ret: </w:t>
-      </w:r>
-    </w:p>
-    <w:p>
-      <w:pPr>
-        <w:ind w:left="-5" w:right="343"/>
-      </w:pPr>
-      <w:r>
-        <w:t xml:space="preserve">j after_max </w:t>
+      <w:proofErr w:type="spellStart"/>
+      <w:r>
+        <w:t>beq</w:t>
+      </w:r>
+      <w:proofErr w:type="spellEnd"/>
+      <w:r>
+        <w:t xml:space="preserve"> t0, a1, </w:t>
+      </w:r>
+      <w:proofErr w:type="spellStart"/>
+      <w:r>
+        <w:t>ret</w:t>
+      </w:r>
+      <w:proofErr w:type="spellEnd"/>
+      <w:r>
+        <w:t xml:space="preserve"> # </w:t>
+      </w:r>
+      <w:proofErr w:type="spellStart"/>
+      <w:r>
+        <w:t>if</w:t>
+      </w:r>
+      <w:proofErr w:type="spellEnd"/>
+      <w:r>
+        <w:t xml:space="preserve"> </w:t>
+      </w:r>
+      <w:proofErr w:type="spellStart"/>
+      <w:r>
+        <w:t>next</w:t>
+      </w:r>
+      <w:proofErr w:type="spellEnd"/>
+      <w:r>
+        <w:t>=</w:t>
+      </w:r>
+      <w:proofErr w:type="spellStart"/>
+      <w:r>
+        <w:t>last</w:t>
+      </w:r>
+      <w:proofErr w:type="spellEnd"/>
+      <w:r>
+        <w:t xml:space="preserve">, </w:t>
+      </w:r>
+      <w:proofErr w:type="spellStart"/>
+      <w:r>
+        <w:t>return</w:t>
+      </w:r>
+      <w:proofErr w:type="spellEnd"/>
+      <w:r>
+        <w:t xml:space="preserve"> </w:t>
+      </w:r>
+      <w:proofErr w:type="spellStart"/>
+      <w:r>
+        <w:t>addi</w:t>
+      </w:r>
+      <w:proofErr w:type="spellEnd"/>
+      <w:r>
+        <w:t xml:space="preserve"> t0, t0, 4 # </w:t>
+      </w:r>
+      <w:proofErr w:type="spellStart"/>
+      <w:r>
+        <w:t>advance</w:t>
+      </w:r>
+      <w:proofErr w:type="spellEnd"/>
+      <w:r>
+        <w:t xml:space="preserve"> to </w:t>
+      </w:r>
+      <w:proofErr w:type="spellStart"/>
+      <w:r>
+        <w:t>next</w:t>
+      </w:r>
+      <w:proofErr w:type="spellEnd"/>
+      <w:r>
+        <w:t xml:space="preserve"> </w:t>
+      </w:r>
+      <w:proofErr w:type="spellStart"/>
+      <w:r>
+        <w:t>element</w:t>
+      </w:r>
+      <w:proofErr w:type="spellEnd"/>
+      <w:r>
+        <w:t xml:space="preserve"> </w:t>
+      </w:r>
+      <w:proofErr w:type="spellStart"/>
+      <w:r>
+        <w:t>lw</w:t>
+      </w:r>
+      <w:proofErr w:type="spellEnd"/>
+      <w:r>
+        <w:t xml:space="preserve"> t1, 0(t0) # </w:t>
+      </w:r>
+      <w:proofErr w:type="spellStart"/>
+      <w:r>
+        <w:t>load</w:t>
+      </w:r>
+      <w:proofErr w:type="spellEnd"/>
+      <w:r>
+        <w:t xml:space="preserve"> </w:t>
+      </w:r>
+      <w:proofErr w:type="spellStart"/>
+      <w:r>
+        <w:t>next</w:t>
+      </w:r>
+      <w:proofErr w:type="spellEnd"/>
+      <w:r>
+        <w:t xml:space="preserve"> </w:t>
+      </w:r>
+      <w:proofErr w:type="spellStart"/>
+      <w:r>
+        <w:t>element</w:t>
+      </w:r>
+      <w:proofErr w:type="spellEnd"/>
+      <w:r>
+        <w:t xml:space="preserve"> </w:t>
+      </w:r>
+      <w:proofErr w:type="spellStart"/>
+      <w:r>
+        <w:t>into</w:t>
+      </w:r>
+      <w:proofErr w:type="spellEnd"/>
+      <w:r>
+        <w:t xml:space="preserve"> t1 </w:t>
+      </w:r>
+      <w:proofErr w:type="spellStart"/>
+      <w:r>
+        <w:t>blt</w:t>
+      </w:r>
+      <w:proofErr w:type="spellEnd"/>
+      <w:r>
+        <w:t xml:space="preserve"> t1, s1, </w:t>
+      </w:r>
+      <w:proofErr w:type="spellStart"/>
+      <w:r>
+        <w:t>loop</w:t>
+      </w:r>
+      <w:proofErr w:type="spellEnd"/>
+      <w:r>
+        <w:t xml:space="preserve"> # </w:t>
+      </w:r>
+      <w:proofErr w:type="spellStart"/>
+      <w:r>
+        <w:t>if</w:t>
+      </w:r>
+      <w:proofErr w:type="spellEnd"/>
+      <w:r>
+        <w:t xml:space="preserve"> (</w:t>
+      </w:r>
+      <w:proofErr w:type="spellStart"/>
+      <w:r>
+        <w:t>next</w:t>
+      </w:r>
+      <w:proofErr w:type="spellEnd"/>
+      <w:r>
+        <w:t>)&lt;(</w:t>
+      </w:r>
+      <w:proofErr w:type="spellStart"/>
+      <w:r>
+        <w:t>max</w:t>
+      </w:r>
+      <w:proofErr w:type="spellEnd"/>
+      <w:r>
+        <w:t xml:space="preserve">), </w:t>
+      </w:r>
+      <w:proofErr w:type="spellStart"/>
+      <w:r>
+        <w:t>repeat</w:t>
+      </w:r>
+      <w:proofErr w:type="spellEnd"/>
+      <w:r>
+        <w:t xml:space="preserve"> </w:t>
+      </w:r>
+      <w:proofErr w:type="spellStart"/>
+      <w:r>
+        <w:t>addi</w:t>
+      </w:r>
+      <w:proofErr w:type="spellEnd"/>
+      <w:r>
+        <w:t xml:space="preserve"> s0, t0, 0 # </w:t>
+      </w:r>
+      <w:proofErr w:type="spellStart"/>
+      <w:r>
+        <w:t>next</w:t>
+      </w:r>
+      <w:proofErr w:type="spellEnd"/>
+      <w:r>
+        <w:t xml:space="preserve"> </w:t>
+      </w:r>
+      <w:proofErr w:type="spellStart"/>
+      <w:r>
+        <w:t>element</w:t>
+      </w:r>
+      <w:proofErr w:type="spellEnd"/>
+      <w:r>
+        <w:t xml:space="preserve"> </w:t>
+      </w:r>
+      <w:proofErr w:type="spellStart"/>
+      <w:r>
+        <w:t>is</w:t>
+      </w:r>
+      <w:proofErr w:type="spellEnd"/>
+      <w:r>
+        <w:t xml:space="preserve"> </w:t>
+      </w:r>
+      <w:proofErr w:type="spellStart"/>
+      <w:r>
+        <w:t>new</w:t>
+      </w:r>
+      <w:proofErr w:type="spellEnd"/>
+      <w:r>
+        <w:t xml:space="preserve"> </w:t>
+      </w:r>
+      <w:proofErr w:type="spellStart"/>
+      <w:r>
+        <w:t>max</w:t>
+      </w:r>
+      <w:proofErr w:type="spellEnd"/>
+      <w:r>
+        <w:t xml:space="preserve"> </w:t>
+      </w:r>
+      <w:proofErr w:type="spellStart"/>
+      <w:r>
+        <w:t>element</w:t>
+      </w:r>
+      <w:proofErr w:type="spellEnd"/>
+      <w:r>
+        <w:t xml:space="preserve"> </w:t>
+      </w:r>
+      <w:proofErr w:type="spellStart"/>
+      <w:r>
+        <w:t>addi</w:t>
+      </w:r>
+      <w:proofErr w:type="spellEnd"/>
+      <w:r>
+        <w:t xml:space="preserve"> s1, t1, 0 # </w:t>
+      </w:r>
+      <w:proofErr w:type="spellStart"/>
+      <w:r>
+        <w:t>next</w:t>
+      </w:r>
+      <w:proofErr w:type="spellEnd"/>
+      <w:r>
+        <w:t xml:space="preserve"> </w:t>
+      </w:r>
+      <w:proofErr w:type="spellStart"/>
+      <w:r>
+        <w:t>value</w:t>
+      </w:r>
+      <w:proofErr w:type="spellEnd"/>
+      <w:r>
+        <w:t xml:space="preserve"> </w:t>
+      </w:r>
+      <w:proofErr w:type="spellStart"/>
+      <w:r>
+        <w:t>is</w:t>
+      </w:r>
+      <w:proofErr w:type="spellEnd"/>
+      <w:r>
+        <w:t xml:space="preserve"> </w:t>
+      </w:r>
+      <w:proofErr w:type="spellStart"/>
+      <w:r>
+        <w:t>new</w:t>
+      </w:r>
+      <w:proofErr w:type="spellEnd"/>
+      <w:r>
+        <w:t xml:space="preserve"> </w:t>
+      </w:r>
+      <w:proofErr w:type="spellStart"/>
+      <w:r>
+        <w:t>max</w:t>
+      </w:r>
+      <w:proofErr w:type="spellEnd"/>
+      <w:r>
+        <w:t xml:space="preserve"> </w:t>
+      </w:r>
+      <w:proofErr w:type="spellStart"/>
+      <w:r>
+        <w:t>value</w:t>
+      </w:r>
+      <w:proofErr w:type="spellEnd"/>
+      <w:r>
+        <w:t xml:space="preserve"> j </w:t>
+      </w:r>
+      <w:proofErr w:type="spellStart"/>
+      <w:r>
+        <w:t>loop</w:t>
+      </w:r>
+      <w:proofErr w:type="spellEnd"/>
+      <w:r>
+        <w:t xml:space="preserve"> # </w:t>
+      </w:r>
+      <w:proofErr w:type="spellStart"/>
+      <w:r>
+        <w:t>change</w:t>
+      </w:r>
+      <w:proofErr w:type="spellEnd"/>
+      <w:r>
+        <w:t xml:space="preserve"> </w:t>
+      </w:r>
+      <w:proofErr w:type="spellStart"/>
+      <w:r>
+        <w:t>completed</w:t>
+      </w:r>
+      <w:proofErr w:type="spellEnd"/>
+      <w:r>
+        <w:t xml:space="preserve">; </w:t>
+      </w:r>
+      <w:proofErr w:type="spellStart"/>
+      <w:r>
+        <w:t>now</w:t>
+      </w:r>
+      <w:proofErr w:type="spellEnd"/>
+      <w:r>
+        <w:t xml:space="preserve"> </w:t>
+      </w:r>
+      <w:proofErr w:type="spellStart"/>
+      <w:r>
+        <w:t>repeat</w:t>
+      </w:r>
+      <w:proofErr w:type="spellEnd"/>
+      <w:r>
+        <w:t xml:space="preserve"> </w:t>
+      </w:r>
+      <w:proofErr w:type="spellStart"/>
+      <w:r>
+        <w:t>ret</w:t>
+      </w:r>
+      <w:proofErr w:type="spellEnd"/>
+      <w:r>
+        <w:t xml:space="preserve">: </w:t>
+      </w:r>
+    </w:p>
+    <w:p>
+      <w:pPr>
+        <w:ind w:left="-5" w:right="343"/>
+      </w:pPr>
+      <w:r>
+        <w:t xml:space="preserve">j </w:t>
+      </w:r>
+      <w:proofErr w:type="spellStart"/>
+      <w:r>
+        <w:t>after_max</w:t>
+      </w:r>
+      <w:proofErr w:type="spellEnd"/>
+      <w:r>
+        <w:t xml:space="preserve"> </w:t>
       </w:r>
     </w:p>
     <w:p>
@@ -1762,7 +5240,15 @@
         <w:ind w:left="-5" w:right="1277"/>
       </w:pPr>
       <w:r>
-        <w:t xml:space="preserve">#----------------------------------------------------------------------- print_array: </w:t>
+        <w:t xml:space="preserve">#----------------------------------------------------------------------- </w:t>
+      </w:r>
+      <w:proofErr w:type="spellStart"/>
+      <w:r>
+        <w:t>print_array</w:t>
+      </w:r>
+      <w:proofErr w:type="spellEnd"/>
+      <w:r>
+        <w:t xml:space="preserve">: </w:t>
       </w:r>
     </w:p>
     <w:p>
@@ -1770,8 +5256,13 @@
         <w:spacing w:after="155"/>
         <w:ind w:left="-5" w:right="343"/>
       </w:pPr>
-      <w:r>
-        <w:t xml:space="preserve">bgt a3,a4,end_print </w:t>
+      <w:proofErr w:type="spellStart"/>
+      <w:r>
+        <w:t>bgt</w:t>
+      </w:r>
+      <w:proofErr w:type="spellEnd"/>
+      <w:r>
+        <w:t xml:space="preserve"> a3,a4,end_print </w:t>
       </w:r>
     </w:p>
     <w:p>
@@ -1788,7 +5279,23 @@
         <w:ind w:left="-5" w:right="8156"/>
       </w:pPr>
       <w:r>
-        <w:t xml:space="preserve">li a7,1 lw a0,0(a4) ecall </w:t>
+        <w:t xml:space="preserve">li a7,1 </w:t>
+      </w:r>
+      <w:proofErr w:type="spellStart"/>
+      <w:r>
+        <w:t>lw</w:t>
+      </w:r>
+      <w:proofErr w:type="spellEnd"/>
+      <w:r>
+        <w:t xml:space="preserve"> a0,0(a4) </w:t>
+      </w:r>
+      <w:proofErr w:type="spellStart"/>
+      <w:r>
+        <w:t>ecall</w:t>
+      </w:r>
+      <w:proofErr w:type="spellEnd"/>
+      <w:r>
+        <w:t xml:space="preserve"> </w:t>
       </w:r>
     </w:p>
     <w:p>
@@ -1806,7 +5313,23 @@
       </w:pPr>
       <w:r>
         <w:lastRenderedPageBreak/>
-        <w:t xml:space="preserve">li a7, 4 la a0, space ecall </w:t>
+        <w:t xml:space="preserve">li a7, 4 la a0, </w:t>
+      </w:r>
+      <w:proofErr w:type="spellStart"/>
+      <w:r>
+        <w:t>space</w:t>
+      </w:r>
+      <w:proofErr w:type="spellEnd"/>
+      <w:r>
+        <w:t xml:space="preserve"> </w:t>
+      </w:r>
+      <w:proofErr w:type="spellStart"/>
+      <w:r>
+        <w:t>ecall</w:t>
+      </w:r>
+      <w:proofErr w:type="spellEnd"/>
+      <w:r>
+        <w:t xml:space="preserve"> </w:t>
       </w:r>
     </w:p>
     <w:p>
@@ -1822,8 +5345,21 @@
         <w:spacing w:after="0" w:line="414" w:lineRule="auto"/>
         <w:ind w:left="-5" w:right="7690"/>
       </w:pPr>
-      <w:r>
-        <w:t xml:space="preserve">addi a4, a4, -4 j print_array </w:t>
+      <w:proofErr w:type="spellStart"/>
+      <w:r>
+        <w:t>addi</w:t>
+      </w:r>
+      <w:proofErr w:type="spellEnd"/>
+      <w:r>
+        <w:t xml:space="preserve"> a4, a4, -4 j </w:t>
+      </w:r>
+      <w:proofErr w:type="spellStart"/>
+      <w:r>
+        <w:t>print_array</w:t>
+      </w:r>
+      <w:proofErr w:type="spellEnd"/>
+      <w:r>
+        <w:t xml:space="preserve"> </w:t>
       </w:r>
     </w:p>
     <w:p>
@@ -1839,8 +5375,13 @@
       <w:pPr>
         <w:ind w:left="-5" w:right="343"/>
       </w:pPr>
-      <w:r>
-        <w:t xml:space="preserve">end_print: </w:t>
+      <w:proofErr w:type="spellStart"/>
+      <w:r>
+        <w:t>end_print</w:t>
+      </w:r>
+      <w:proofErr w:type="spellEnd"/>
+      <w:r>
+        <w:t xml:space="preserve">: </w:t>
       </w:r>
     </w:p>
     <w:p>
@@ -1849,7 +5390,31 @@
         <w:ind w:left="-5" w:right="7868"/>
       </w:pPr>
       <w:r>
-        <w:t xml:space="preserve">li a7, 4 la a0, newline ecall j after_sort </w:t>
+        <w:t xml:space="preserve">li a7, 4 la a0, </w:t>
+      </w:r>
+      <w:proofErr w:type="spellStart"/>
+      <w:r>
+        <w:t>newline</w:t>
+      </w:r>
+      <w:proofErr w:type="spellEnd"/>
+      <w:r>
+        <w:t xml:space="preserve"> </w:t>
+      </w:r>
+      <w:proofErr w:type="spellStart"/>
+      <w:r>
+        <w:t>ecall</w:t>
+      </w:r>
+      <w:proofErr w:type="spellEnd"/>
+      <w:r>
+        <w:t xml:space="preserve"> j </w:t>
+      </w:r>
+      <w:proofErr w:type="spellStart"/>
+      <w:r>
+        <w:t>after_sort</w:t>
+      </w:r>
+      <w:proofErr w:type="spellEnd"/>
+      <w:r>
+        <w:t xml:space="preserve"> </w:t>
       </w:r>
     </w:p>
     <w:p>
@@ -1941,18 +5506,28 @@
         <w:spacing w:after="210"/>
         <w:ind w:left="-5"/>
       </w:pPr>
+      <w:proofErr w:type="spellStart"/>
       <w:r>
         <w:rPr>
           <w:b/>
           <w:color w:val="FF0000"/>
           <w:u w:val="single" w:color="FF0000"/>
         </w:rPr>
-        <w:t>Assignment 3:</w:t>
-      </w:r>
+        <w:t>Assignment</w:t>
+      </w:r>
+      <w:proofErr w:type="spellEnd"/>
       <w:r>
         <w:rPr>
           <w:b/>
           <w:color w:val="FF0000"/>
+          <w:u w:val="single" w:color="FF0000"/>
+        </w:rPr>
+        <w:t xml:space="preserve"> 3:</w:t>
+      </w:r>
+      <w:r>
+        <w:rPr>
+          <w:b/>
+          <w:color w:val="FF0000"/>
         </w:rPr>
         <w:t xml:space="preserve"> </w:t>
       </w:r>
@@ -1972,15 +5547,51 @@
         <w:rPr>
           <w:color w:val="000000"/>
         </w:rPr>
-        <w:t xml:space="preserve">Chương trình bubble sort từ bé đến lớn: </w:t>
-      </w:r>
-    </w:p>
-    <w:p>
-      <w:pPr>
-        <w:ind w:left="-5" w:right="343"/>
-      </w:pPr>
-      <w:r>
-        <w:t xml:space="preserve">.data </w:t>
+        <w:t xml:space="preserve">Chương trình </w:t>
+      </w:r>
+      <w:proofErr w:type="spellStart"/>
+      <w:r>
+        <w:rPr>
+          <w:color w:val="000000"/>
+        </w:rPr>
+        <w:t>bubble</w:t>
+      </w:r>
+      <w:proofErr w:type="spellEnd"/>
+      <w:r>
+        <w:rPr>
+          <w:color w:val="000000"/>
+        </w:rPr>
+        <w:t xml:space="preserve"> </w:t>
+      </w:r>
+      <w:proofErr w:type="spellStart"/>
+      <w:r>
+        <w:rPr>
+          <w:color w:val="000000"/>
+        </w:rPr>
+        <w:t>sort</w:t>
+      </w:r>
+      <w:proofErr w:type="spellEnd"/>
+      <w:r>
+        <w:rPr>
+          <w:color w:val="000000"/>
+        </w:rPr>
+        <w:t xml:space="preserve"> từ bé đến lớn: </w:t>
+      </w:r>
+    </w:p>
+    <w:p>
+      <w:pPr>
+        <w:ind w:left="-5" w:right="343"/>
+      </w:pPr>
+      <w:r>
+        <w:t>.</w:t>
+      </w:r>
+      <w:proofErr w:type="spellStart"/>
+      <w:r>
+        <w:t>data</w:t>
+      </w:r>
+      <w:proofErr w:type="spellEnd"/>
+      <w:r>
+        <w:t xml:space="preserve"> </w:t>
       </w:r>
     </w:p>
     <w:p>
@@ -1990,15 +5601,79 @@
       </w:pPr>
       <w:r>
         <w:lastRenderedPageBreak/>
-        <w:t xml:space="preserve">A: .word 7, -2, 5, 1, 5, 6, 7, 3, 6, 8, 9, 8, 10, 9, -3 Aend: .word space: .asciz " " newline: .asciz "\n" </w:t>
-      </w:r>
-    </w:p>
-    <w:p>
-      <w:pPr>
-        <w:ind w:left="-5" w:right="343"/>
-      </w:pPr>
-      <w:r>
-        <w:t xml:space="preserve">.text </w:t>
+        <w:t>A: .</w:t>
+      </w:r>
+      <w:proofErr w:type="spellStart"/>
+      <w:r>
+        <w:t>word</w:t>
+      </w:r>
+      <w:proofErr w:type="spellEnd"/>
+      <w:r>
+        <w:t xml:space="preserve"> 7, -2, 5, 1, 5, 6, 7, 3, 6, 8, 9, 8, 10, 9, -3 </w:t>
+      </w:r>
+      <w:proofErr w:type="spellStart"/>
+      <w:r>
+        <w:t>Aend</w:t>
+      </w:r>
+      <w:proofErr w:type="spellEnd"/>
+      <w:r>
+        <w:t>: .</w:t>
+      </w:r>
+      <w:proofErr w:type="spellStart"/>
+      <w:r>
+        <w:t>word</w:t>
+      </w:r>
+      <w:proofErr w:type="spellEnd"/>
+      <w:r>
+        <w:t xml:space="preserve"> </w:t>
+      </w:r>
+      <w:proofErr w:type="spellStart"/>
+      <w:r>
+        <w:t>space</w:t>
+      </w:r>
+      <w:proofErr w:type="spellEnd"/>
+      <w:r>
+        <w:t>: .</w:t>
+      </w:r>
+      <w:proofErr w:type="spellStart"/>
+      <w:r>
+        <w:t>asciz</w:t>
+      </w:r>
+      <w:proofErr w:type="spellEnd"/>
+      <w:r>
+        <w:t xml:space="preserve"> " " </w:t>
+      </w:r>
+      <w:proofErr w:type="spellStart"/>
+      <w:r>
+        <w:t>newline</w:t>
+      </w:r>
+      <w:proofErr w:type="spellEnd"/>
+      <w:r>
+        <w:t>: .</w:t>
+      </w:r>
+      <w:proofErr w:type="spellStart"/>
+      <w:r>
+        <w:t>asciz</w:t>
+      </w:r>
+      <w:proofErr w:type="spellEnd"/>
+      <w:r>
+        <w:t xml:space="preserve"> "\n" </w:t>
+      </w:r>
+    </w:p>
+    <w:p>
+      <w:pPr>
+        <w:ind w:left="-5" w:right="343"/>
+      </w:pPr>
+      <w:r>
+        <w:t>.</w:t>
+      </w:r>
+      <w:proofErr w:type="spellStart"/>
+      <w:r>
+        <w:t>text</w:t>
+      </w:r>
+      <w:proofErr w:type="spellEnd"/>
+      <w:r>
+        <w:t xml:space="preserve"> </w:t>
       </w:r>
     </w:p>
     <w:p>
@@ -2006,24 +5681,66 @@
         <w:spacing w:after="0" w:line="415" w:lineRule="auto"/>
         <w:ind w:left="-5" w:right="2945"/>
       </w:pPr>
-      <w:r>
-        <w:t xml:space="preserve">main:     la a0, A           # Địa chỉ của mảng A     la a1, Aend      # Địa chỉ phần tử cuối cùng của mảng A            j bubble_sort     # Nhảy đến bubble sort </w:t>
-      </w:r>
-    </w:p>
-    <w:p>
-      <w:pPr>
-        <w:ind w:left="0" w:firstLine="0"/>
-      </w:pPr>
-      <w:r>
-        <w:t xml:space="preserve"> </w:t>
-      </w:r>
-    </w:p>
-    <w:p>
-      <w:pPr>
-        <w:ind w:left="-5" w:right="343"/>
-      </w:pPr>
-      <w:r>
-        <w:t xml:space="preserve">after_sort: </w:t>
+      <w:proofErr w:type="spellStart"/>
+      <w:r>
+        <w:t>main</w:t>
+      </w:r>
+      <w:proofErr w:type="spellEnd"/>
+      <w:r>
+        <w:t xml:space="preserve">:     la a0, A           # Địa chỉ của mảng A     la a1, </w:t>
+      </w:r>
+      <w:proofErr w:type="spellStart"/>
+      <w:r>
+        <w:t>Aend</w:t>
+      </w:r>
+      <w:proofErr w:type="spellEnd"/>
+      <w:r>
+        <w:t xml:space="preserve">      # Địa chỉ phần tử cuối cùng của mảng A            j </w:t>
+      </w:r>
+      <w:proofErr w:type="spellStart"/>
+      <w:r>
+        <w:t>bubble_sort</w:t>
+      </w:r>
+      <w:proofErr w:type="spellEnd"/>
+      <w:r>
+        <w:t xml:space="preserve">     # Nhảy đến </w:t>
+      </w:r>
+      <w:proofErr w:type="spellStart"/>
+      <w:r>
+        <w:t>bubble</w:t>
+      </w:r>
+      <w:proofErr w:type="spellEnd"/>
+      <w:r>
+        <w:t xml:space="preserve"> </w:t>
+      </w:r>
+      <w:proofErr w:type="spellStart"/>
+      <w:r>
+        <w:t>sort</w:t>
+      </w:r>
+      <w:proofErr w:type="spellEnd"/>
+      <w:r>
+        <w:t xml:space="preserve"> </w:t>
+      </w:r>
+    </w:p>
+    <w:p>
+      <w:pPr>
+        <w:ind w:left="0" w:firstLine="0"/>
+      </w:pPr>
+      <w:r>
+        <w:t xml:space="preserve"> </w:t>
+      </w:r>
+    </w:p>
+    <w:p>
+      <w:pPr>
+        <w:ind w:left="-5" w:right="343"/>
+      </w:pPr>
+      <w:proofErr w:type="spellStart"/>
+      <w:r>
+        <w:t>after_sort</w:t>
+      </w:r>
+      <w:proofErr w:type="spellEnd"/>
+      <w:r>
+        <w:t xml:space="preserve">: </w:t>
       </w:r>
     </w:p>
     <w:p>
@@ -2040,7 +5757,15 @@
         <w:ind w:left="-5" w:right="343"/>
       </w:pPr>
       <w:r>
-        <w:t xml:space="preserve">    ecall </w:t>
+        <w:t xml:space="preserve">    </w:t>
+      </w:r>
+      <w:proofErr w:type="spellStart"/>
+      <w:r>
+        <w:t>ecall</w:t>
+      </w:r>
+      <w:proofErr w:type="spellEnd"/>
+      <w:r>
+        <w:t xml:space="preserve"> </w:t>
       </w:r>
     </w:p>
     <w:p>
@@ -2058,7 +5783,23 @@
         <w:ind w:left="-5" w:right="3230"/>
       </w:pPr>
       <w:r>
-        <w:t xml:space="preserve"># -------------------------------------------------------------- # Hàm: Sắp xếp nổi bọt (Bubble Sort) </w:t>
+        <w:t># -------------------------------------------------------------- # Hàm: Sắp xếp nổi bọt (</w:t>
+      </w:r>
+      <w:proofErr w:type="spellStart"/>
+      <w:r>
+        <w:t>Bubble</w:t>
+      </w:r>
+      <w:proofErr w:type="spellEnd"/>
+      <w:r>
+        <w:t xml:space="preserve"> </w:t>
+      </w:r>
+      <w:proofErr w:type="spellStart"/>
+      <w:r>
+        <w:t>Sort</w:t>
+      </w:r>
+      <w:proofErr w:type="spellEnd"/>
+      <w:r>
+        <w:t xml:space="preserve">) </w:t>
       </w:r>
     </w:p>
     <w:p>
@@ -2131,7 +5872,15 @@
         <w:ind w:left="-5" w:right="1971"/>
       </w:pPr>
       <w:r>
-        <w:t xml:space="preserve"># -------------------------------------------------------------- bubble_sort: </w:t>
+        <w:t xml:space="preserve"># -------------------------------------------------------------- </w:t>
+      </w:r>
+      <w:proofErr w:type="spellStart"/>
+      <w:r>
+        <w:t>bubble_sort</w:t>
+      </w:r>
+      <w:proofErr w:type="spellEnd"/>
+      <w:r>
+        <w:t xml:space="preserve">: </w:t>
       </w:r>
     </w:p>
     <w:p>
@@ -2149,7 +5898,23 @@
         <w:ind w:left="-5" w:right="4333"/>
       </w:pPr>
       <w:r>
-        <w:t xml:space="preserve">    la t1, Aend            addi t1, t1, -4   # Địa chỉ phần tử cuối cùng </w:t>
+        <w:t xml:space="preserve">    la t1, </w:t>
+      </w:r>
+      <w:proofErr w:type="spellStart"/>
+      <w:r>
+        <w:t>Aend</w:t>
+      </w:r>
+      <w:proofErr w:type="spellEnd"/>
+      <w:r>
+        <w:t xml:space="preserve">            </w:t>
+      </w:r>
+      <w:proofErr w:type="spellStart"/>
+      <w:r>
+        <w:t>addi</w:t>
+      </w:r>
+      <w:proofErr w:type="spellEnd"/>
+      <w:r>
+        <w:t xml:space="preserve"> t1, t1, -4   # Địa chỉ phần tử cuối cùng </w:t>
       </w:r>
     </w:p>
     <w:p>
@@ -2175,7 +5940,15 @@
         <w:ind w:left="-5" w:right="4042"/>
       </w:pPr>
       <w:r>
-        <w:t xml:space="preserve">    li t4, 0          # Check hoán đổi     la t0, A          # Đặt lại con trỏ t0 về đầu mảng </w:t>
+        <w:t xml:space="preserve">    li t4, 0          # </w:t>
+      </w:r>
+      <w:proofErr w:type="spellStart"/>
+      <w:r>
+        <w:t>Check</w:t>
+      </w:r>
+      <w:proofErr w:type="spellEnd"/>
+      <w:r>
+        <w:t xml:space="preserve"> hoán đổi     la t0, A          # Đặt lại con trỏ t0 về đầu mảng </w:t>
       </w:r>
     </w:p>
     <w:p>
@@ -2191,16 +5964,29 @@
       <w:pPr>
         <w:ind w:left="-5" w:right="343"/>
       </w:pPr>
-      <w:r>
-        <w:t xml:space="preserve">inloop: </w:t>
-      </w:r>
-    </w:p>
-    <w:p>
-      <w:pPr>
-        <w:ind w:left="-5" w:right="343"/>
-      </w:pPr>
-      <w:r>
-        <w:t xml:space="preserve">    addi t1, t0, 4    # t1 trỏ đến A[i+1] </w:t>
+      <w:proofErr w:type="spellStart"/>
+      <w:r>
+        <w:t>inloop</w:t>
+      </w:r>
+      <w:proofErr w:type="spellEnd"/>
+      <w:r>
+        <w:t xml:space="preserve">: </w:t>
+      </w:r>
+    </w:p>
+    <w:p>
+      <w:pPr>
+        <w:ind w:left="-5" w:right="343"/>
+      </w:pPr>
+      <w:r>
+        <w:t xml:space="preserve">    </w:t>
+      </w:r>
+      <w:proofErr w:type="spellStart"/>
+      <w:r>
+        <w:t>addi</w:t>
+      </w:r>
+      <w:proofErr w:type="spellEnd"/>
+      <w:r>
+        <w:t xml:space="preserve"> t1, t0, 4    # t1 trỏ đến A[i+1] </w:t>
       </w:r>
     </w:p>
     <w:p>
@@ -2209,7 +5995,23 @@
         <w:ind w:left="-5" w:right="343"/>
       </w:pPr>
       <w:r>
-        <w:t xml:space="preserve">    bge t1, a1, continue_outer  # Nếu đã đến cuối(A[i]=A[n]), quay lại vòng ngoài </w:t>
+        <w:t xml:space="preserve">    </w:t>
+      </w:r>
+      <w:proofErr w:type="spellStart"/>
+      <w:r>
+        <w:t>bge</w:t>
+      </w:r>
+      <w:proofErr w:type="spellEnd"/>
+      <w:r>
+        <w:t xml:space="preserve"> t1, a1, </w:t>
+      </w:r>
+      <w:proofErr w:type="spellStart"/>
+      <w:r>
+        <w:t>continue_outer</w:t>
+      </w:r>
+      <w:proofErr w:type="spellEnd"/>
+      <w:r>
+        <w:t xml:space="preserve">  # Nếu đã đến cuối(A[i]=A[n]), quay lại vòng ngoài </w:t>
       </w:r>
     </w:p>
     <w:p>
@@ -2227,7 +6029,39 @@
         <w:ind w:left="-5" w:right="2741"/>
       </w:pPr>
       <w:r>
-        <w:t xml:space="preserve">    lw t2, 0(t0)      # Lấy A[i]     lw t3, 0(t1)      # Lấy A[i+1]     ble t2, t3, no_swap  # Nếu A[i] &lt;= A[i+1], không đổi chỗ </w:t>
+        <w:t xml:space="preserve">    </w:t>
+      </w:r>
+      <w:proofErr w:type="spellStart"/>
+      <w:r>
+        <w:t>lw</w:t>
+      </w:r>
+      <w:proofErr w:type="spellEnd"/>
+      <w:r>
+        <w:t xml:space="preserve"> t2, 0(t0)      # Lấy A[i]     </w:t>
+      </w:r>
+      <w:proofErr w:type="spellStart"/>
+      <w:r>
+        <w:t>lw</w:t>
+      </w:r>
+      <w:proofErr w:type="spellEnd"/>
+      <w:r>
+        <w:t xml:space="preserve"> t3, 0(t1)      # Lấy A[i+1]     </w:t>
+      </w:r>
+      <w:proofErr w:type="spellStart"/>
+      <w:r>
+        <w:t>ble</w:t>
+      </w:r>
+      <w:proofErr w:type="spellEnd"/>
+      <w:r>
+        <w:t xml:space="preserve"> t2, t3, </w:t>
+      </w:r>
+      <w:proofErr w:type="spellStart"/>
+      <w:r>
+        <w:t>no_swap</w:t>
+      </w:r>
+      <w:proofErr w:type="spellEnd"/>
+      <w:r>
+        <w:t xml:space="preserve">  # Nếu A[i] &lt;= A[i+1], không đổi chỗ </w:t>
       </w:r>
     </w:p>
     <w:p>
@@ -2245,7 +6079,87 @@
         <w:ind w:left="-5" w:right="3941"/>
       </w:pPr>
       <w:r>
-        <w:t xml:space="preserve">    sw t3, 0(t0)     sw t2, 0(t1   # Hoán đổi A[i] và A[i+1]     li t4, 1          # Đánh dấu có hoán đổi print:     mv a0,t4     la a3, A     la a4, Aend     addi a4, a4, -4     j print_array    # In mảng sau mỗi lần hoán đổi continue:     mv t4, a0 no_swap: </w:t>
+        <w:t xml:space="preserve">    </w:t>
+      </w:r>
+      <w:proofErr w:type="spellStart"/>
+      <w:r>
+        <w:t>sw</w:t>
+      </w:r>
+      <w:proofErr w:type="spellEnd"/>
+      <w:r>
+        <w:t xml:space="preserve"> t3, 0(t0)     </w:t>
+      </w:r>
+      <w:proofErr w:type="spellStart"/>
+      <w:r>
+        <w:t>sw</w:t>
+      </w:r>
+      <w:proofErr w:type="spellEnd"/>
+      <w:r>
+        <w:t xml:space="preserve"> t2, 0(t1   # Hoán đổi A[i] và A[i+1]     li t4, 1          # Đánh dấu có hoán đổi </w:t>
+      </w:r>
+      <w:proofErr w:type="spellStart"/>
+      <w:r>
+        <w:t>print</w:t>
+      </w:r>
+      <w:proofErr w:type="spellEnd"/>
+      <w:r>
+        <w:t xml:space="preserve">:     </w:t>
+      </w:r>
+      <w:proofErr w:type="spellStart"/>
+      <w:r>
+        <w:t>mv</w:t>
+      </w:r>
+      <w:proofErr w:type="spellEnd"/>
+      <w:r>
+        <w:t xml:space="preserve"> a0,t4     la a3, A     la a4, </w:t>
+      </w:r>
+      <w:proofErr w:type="spellStart"/>
+      <w:r>
+        <w:t>Aend</w:t>
+      </w:r>
+      <w:proofErr w:type="spellEnd"/>
+      <w:r>
+        <w:t xml:space="preserve">     </w:t>
+      </w:r>
+      <w:proofErr w:type="spellStart"/>
+      <w:r>
+        <w:t>addi</w:t>
+      </w:r>
+      <w:proofErr w:type="spellEnd"/>
+      <w:r>
+        <w:t xml:space="preserve"> a4, a4, -4     j </w:t>
+      </w:r>
+      <w:proofErr w:type="spellStart"/>
+      <w:r>
+        <w:t>print_array</w:t>
+      </w:r>
+      <w:proofErr w:type="spellEnd"/>
+      <w:r>
+        <w:t xml:space="preserve">    # In mảng sau mỗi lần hoán đổi </w:t>
+      </w:r>
+      <w:proofErr w:type="spellStart"/>
+      <w:r>
+        <w:t>continue</w:t>
+      </w:r>
+      <w:proofErr w:type="spellEnd"/>
+      <w:r>
+        <w:t xml:space="preserve">:     </w:t>
+      </w:r>
+      <w:proofErr w:type="spellStart"/>
+      <w:r>
+        <w:t>mv</w:t>
+      </w:r>
+      <w:proofErr w:type="spellEnd"/>
+      <w:r>
+        <w:t xml:space="preserve"> t4, a0 </w:t>
+      </w:r>
+      <w:proofErr w:type="spellStart"/>
+      <w:r>
+        <w:t>no_swap</w:t>
+      </w:r>
+      <w:proofErr w:type="spellEnd"/>
+      <w:r>
+        <w:t xml:space="preserve">: </w:t>
       </w:r>
     </w:p>
     <w:p>
@@ -2254,7 +6168,23 @@
         <w:ind w:left="-5" w:right="3515"/>
       </w:pPr>
       <w:r>
-        <w:t xml:space="preserve">    addi t0, t0, 4    # Di chuyển đến phần tử tiếp theo     j inloop </w:t>
+        <w:t xml:space="preserve">    </w:t>
+      </w:r>
+      <w:proofErr w:type="spellStart"/>
+      <w:r>
+        <w:t>addi</w:t>
+      </w:r>
+      <w:proofErr w:type="spellEnd"/>
+      <w:r>
+        <w:t xml:space="preserve"> t0, t0, 4    # Di chuyển đến phần tử tiếp theo     j </w:t>
+      </w:r>
+      <w:proofErr w:type="spellStart"/>
+      <w:r>
+        <w:t>inloop</w:t>
+      </w:r>
+      <w:proofErr w:type="spellEnd"/>
+      <w:r>
+        <w:t xml:space="preserve"> </w:t>
       </w:r>
     </w:p>
     <w:p>
@@ -2271,16 +6201,61 @@
         <w:spacing w:after="1" w:line="415" w:lineRule="auto"/>
         <w:ind w:left="-5" w:right="1953"/>
       </w:pPr>
-      <w:r>
-        <w:t xml:space="preserve">continue_outer:     beq t4, zero, done      # Nếu không có hoán đổi, kết thúc sắp xếp     addi a1, a1, -4         # Giảm phạm vi từ A[n] xuống A[n-1].... </w:t>
-      </w:r>
-    </w:p>
-    <w:p>
-      <w:pPr>
-        <w:ind w:left="-5" w:right="343"/>
-      </w:pPr>
-      <w:r>
-        <w:t xml:space="preserve">    bge a0, a1, loop1       # Tiếp tục vòng lặp ngoài </w:t>
+      <w:proofErr w:type="spellStart"/>
+      <w:r>
+        <w:t>continue_outer</w:t>
+      </w:r>
+      <w:proofErr w:type="spellEnd"/>
+      <w:r>
+        <w:t xml:space="preserve">:     </w:t>
+      </w:r>
+      <w:proofErr w:type="spellStart"/>
+      <w:r>
+        <w:t>beq</w:t>
+      </w:r>
+      <w:proofErr w:type="spellEnd"/>
+      <w:r>
+        <w:t xml:space="preserve"> t4, </w:t>
+      </w:r>
+      <w:proofErr w:type="spellStart"/>
+      <w:r>
+        <w:t>zero</w:t>
+      </w:r>
+      <w:proofErr w:type="spellEnd"/>
+      <w:r>
+        <w:t xml:space="preserve">, </w:t>
+      </w:r>
+      <w:proofErr w:type="spellStart"/>
+      <w:r>
+        <w:t>done</w:t>
+      </w:r>
+      <w:proofErr w:type="spellEnd"/>
+      <w:r>
+        <w:t xml:space="preserve">      # Nếu không có hoán đổi, kết thúc sắp xếp     </w:t>
+      </w:r>
+      <w:proofErr w:type="spellStart"/>
+      <w:r>
+        <w:t>addi</w:t>
+      </w:r>
+      <w:proofErr w:type="spellEnd"/>
+      <w:r>
+        <w:t xml:space="preserve"> a1, a1, -4         # Giảm phạm vi từ A[n] xuống A[n-1].... </w:t>
+      </w:r>
+    </w:p>
+    <w:p>
+      <w:pPr>
+        <w:ind w:left="-5" w:right="343"/>
+      </w:pPr>
+      <w:r>
+        <w:t xml:space="preserve">    </w:t>
+      </w:r>
+      <w:proofErr w:type="spellStart"/>
+      <w:r>
+        <w:t>bge</w:t>
+      </w:r>
+      <w:proofErr w:type="spellEnd"/>
+      <w:r>
+        <w:t xml:space="preserve"> a0, a1, loop1       # Tiếp tục vòng lặp ngoài </w:t>
       </w:r>
     </w:p>
     <w:p>
@@ -2296,8 +6271,13 @@
       <w:pPr>
         <w:ind w:left="-5" w:right="343"/>
       </w:pPr>
-      <w:r>
-        <w:t xml:space="preserve">done: </w:t>
+      <w:proofErr w:type="spellStart"/>
+      <w:r>
+        <w:t>done</w:t>
+      </w:r>
+      <w:proofErr w:type="spellEnd"/>
+      <w:r>
+        <w:t xml:space="preserve">: </w:t>
       </w:r>
     </w:p>
     <w:p>
@@ -2306,7 +6286,15 @@
         <w:ind w:left="-5" w:right="343"/>
       </w:pPr>
       <w:r>
-        <w:t xml:space="preserve">    j after_sort </w:t>
+        <w:t xml:space="preserve">    j </w:t>
+      </w:r>
+      <w:proofErr w:type="spellStart"/>
+      <w:r>
+        <w:t>after_sort</w:t>
+      </w:r>
+      <w:proofErr w:type="spellEnd"/>
+      <w:r>
+        <w:t xml:space="preserve"> </w:t>
       </w:r>
     </w:p>
     <w:p>
@@ -2323,8 +6311,29 @@
         <w:spacing w:after="0" w:line="413" w:lineRule="auto"/>
         <w:ind w:left="-5" w:right="6843"/>
       </w:pPr>
-      <w:r>
-        <w:t xml:space="preserve">print_array:     bgt a3, a4, end_print </w:t>
+      <w:proofErr w:type="spellStart"/>
+      <w:r>
+        <w:t>print_array</w:t>
+      </w:r>
+      <w:proofErr w:type="spellEnd"/>
+      <w:r>
+        <w:t xml:space="preserve">:     </w:t>
+      </w:r>
+      <w:proofErr w:type="spellStart"/>
+      <w:r>
+        <w:t>bgt</w:t>
+      </w:r>
+      <w:proofErr w:type="spellEnd"/>
+      <w:r>
+        <w:t xml:space="preserve"> a3, a4, </w:t>
+      </w:r>
+      <w:proofErr w:type="spellStart"/>
+      <w:r>
+        <w:t>end_print</w:t>
+      </w:r>
+      <w:proofErr w:type="spellEnd"/>
+      <w:r>
+        <w:t xml:space="preserve"> </w:t>
       </w:r>
     </w:p>
     <w:p>
@@ -2333,7 +6342,15 @@
         <w:ind w:left="-5" w:right="7805"/>
       </w:pPr>
       <w:r>
-        <w:t xml:space="preserve">     li a7, 1     lw a0, 0(a3) </w:t>
+        <w:t xml:space="preserve">     li a7, 1     </w:t>
+      </w:r>
+      <w:proofErr w:type="spellStart"/>
+      <w:r>
+        <w:t>lw</w:t>
+      </w:r>
+      <w:proofErr w:type="spellEnd"/>
+      <w:r>
+        <w:t xml:space="preserve"> a0, 0(a3) </w:t>
       </w:r>
     </w:p>
     <w:p>
@@ -2342,7 +6359,15 @@
         <w:ind w:left="-5" w:right="343"/>
       </w:pPr>
       <w:r>
-        <w:t xml:space="preserve">    ecall </w:t>
+        <w:t xml:space="preserve">    </w:t>
+      </w:r>
+      <w:proofErr w:type="spellStart"/>
+      <w:r>
+        <w:t>ecall</w:t>
+      </w:r>
+      <w:proofErr w:type="spellEnd"/>
+      <w:r>
+        <w:t xml:space="preserve"> </w:t>
       </w:r>
     </w:p>
     <w:p>
@@ -2351,7 +6376,23 @@
         <w:ind w:left="-5" w:right="7851"/>
       </w:pPr>
       <w:r>
-        <w:t xml:space="preserve">     li a7, 4     la a0, space     ecall </w:t>
+        <w:t xml:space="preserve">     li a7, 4     la a0, </w:t>
+      </w:r>
+      <w:proofErr w:type="spellStart"/>
+      <w:r>
+        <w:t>space</w:t>
+      </w:r>
+      <w:proofErr w:type="spellEnd"/>
+      <w:r>
+        <w:t xml:space="preserve">     </w:t>
+      </w:r>
+      <w:proofErr w:type="spellStart"/>
+      <w:r>
+        <w:t>ecall</w:t>
+      </w:r>
+      <w:proofErr w:type="spellEnd"/>
+      <w:r>
+        <w:t xml:space="preserve"> </w:t>
       </w:r>
     </w:p>
     <w:p>
@@ -2369,7 +6410,23 @@
         <w:ind w:left="-5" w:right="7503"/>
       </w:pPr>
       <w:r>
-        <w:t xml:space="preserve">    addi a3, a3, 4     j print_array </w:t>
+        <w:t xml:space="preserve">    </w:t>
+      </w:r>
+      <w:proofErr w:type="spellStart"/>
+      <w:r>
+        <w:t>addi</w:t>
+      </w:r>
+      <w:proofErr w:type="spellEnd"/>
+      <w:r>
+        <w:t xml:space="preserve"> a3, a3, 4     j </w:t>
+      </w:r>
+      <w:proofErr w:type="spellStart"/>
+      <w:r>
+        <w:t>print_array</w:t>
+      </w:r>
+      <w:proofErr w:type="spellEnd"/>
+      <w:r>
+        <w:t xml:space="preserve"> </w:t>
       </w:r>
     </w:p>
     <w:p>
@@ -2385,8 +6442,13 @@
       <w:pPr>
         <w:ind w:left="-5" w:right="343"/>
       </w:pPr>
-      <w:r>
-        <w:t xml:space="preserve">end_print: </w:t>
+      <w:proofErr w:type="spellStart"/>
+      <w:r>
+        <w:t>end_print</w:t>
+      </w:r>
+      <w:proofErr w:type="spellEnd"/>
+      <w:r>
+        <w:t xml:space="preserve">: </w:t>
       </w:r>
     </w:p>
     <w:p>
@@ -2396,7 +6458,15 @@
       </w:pPr>
       <w:r>
         <w:lastRenderedPageBreak/>
-        <w:t xml:space="preserve">    li a7, 4     la a0, newline </w:t>
+        <w:t xml:space="preserve">    li a7, 4     la a0, </w:t>
+      </w:r>
+      <w:proofErr w:type="spellStart"/>
+      <w:r>
+        <w:t>newline</w:t>
+      </w:r>
+      <w:proofErr w:type="spellEnd"/>
+      <w:r>
+        <w:t xml:space="preserve"> </w:t>
       </w:r>
     </w:p>
     <w:p>
@@ -2405,7 +6475,23 @@
         <w:ind w:left="-5" w:right="8038"/>
       </w:pPr>
       <w:r>
-        <w:t xml:space="preserve">    ecall     j continue </w:t>
+        <w:t xml:space="preserve">    </w:t>
+      </w:r>
+      <w:proofErr w:type="spellStart"/>
+      <w:r>
+        <w:t>ecall</w:t>
+      </w:r>
+      <w:proofErr w:type="spellEnd"/>
+      <w:r>
+        <w:t xml:space="preserve">     j </w:t>
+      </w:r>
+      <w:proofErr w:type="spellStart"/>
+      <w:r>
+        <w:t>continue</w:t>
+      </w:r>
+      <w:proofErr w:type="spellEnd"/>
+      <w:r>
+        <w:t xml:space="preserve"> </w:t>
       </w:r>
       <w:r>
         <w:rPr>
@@ -2486,15 +6572,51 @@
         <w:rPr>
           <w:color w:val="000000"/>
         </w:rPr>
-        <w:t xml:space="preserve">Chương trình bubble sort từ lớn đến bé: </w:t>
-      </w:r>
-    </w:p>
-    <w:p>
-      <w:pPr>
-        <w:ind w:left="-5" w:right="343"/>
-      </w:pPr>
-      <w:r>
-        <w:t xml:space="preserve">.data </w:t>
+        <w:t xml:space="preserve">Chương trình </w:t>
+      </w:r>
+      <w:proofErr w:type="spellStart"/>
+      <w:r>
+        <w:rPr>
+          <w:color w:val="000000"/>
+        </w:rPr>
+        <w:t>bubble</w:t>
+      </w:r>
+      <w:proofErr w:type="spellEnd"/>
+      <w:r>
+        <w:rPr>
+          <w:color w:val="000000"/>
+        </w:rPr>
+        <w:t xml:space="preserve"> </w:t>
+      </w:r>
+      <w:proofErr w:type="spellStart"/>
+      <w:r>
+        <w:rPr>
+          <w:color w:val="000000"/>
+        </w:rPr>
+        <w:t>sort</w:t>
+      </w:r>
+      <w:proofErr w:type="spellEnd"/>
+      <w:r>
+        <w:rPr>
+          <w:color w:val="000000"/>
+        </w:rPr>
+        <w:t xml:space="preserve"> từ lớn đến bé: </w:t>
+      </w:r>
+    </w:p>
+    <w:p>
+      <w:pPr>
+        <w:ind w:left="-5" w:right="343"/>
+      </w:pPr>
+      <w:r>
+        <w:t>.</w:t>
+      </w:r>
+      <w:proofErr w:type="spellStart"/>
+      <w:r>
+        <w:t>data</w:t>
+      </w:r>
+      <w:proofErr w:type="spellEnd"/>
+      <w:r>
+        <w:t xml:space="preserve"> </w:t>
       </w:r>
     </w:p>
     <w:p>
@@ -2503,23 +6625,92 @@
         <w:ind w:left="-5" w:right="3946"/>
       </w:pPr>
       <w:r>
-        <w:t xml:space="preserve">A: .word 7, -2, 5, 1, 5, 6, 7, 3, 6, 8, 9, 8, 10, 9, 11 Aend: .word space: .asciz " " newline: .asciz "\n" </w:t>
-      </w:r>
-    </w:p>
-    <w:p>
-      <w:pPr>
-        <w:ind w:left="-5" w:right="343"/>
-      </w:pPr>
-      <w:r>
-        <w:t xml:space="preserve">.text </w:t>
-      </w:r>
-    </w:p>
-    <w:p>
-      <w:pPr>
-        <w:ind w:left="-5" w:right="343"/>
-      </w:pPr>
-      <w:r>
-        <w:t xml:space="preserve">main: </w:t>
+        <w:t>A: .</w:t>
+      </w:r>
+      <w:proofErr w:type="spellStart"/>
+      <w:r>
+        <w:t>word</w:t>
+      </w:r>
+      <w:proofErr w:type="spellEnd"/>
+      <w:r>
+        <w:t xml:space="preserve"> 7, -2, 5, 1, 5, 6, 7, 3, 6, 8, 9, 8, 10, 9, 11 </w:t>
+      </w:r>
+      <w:proofErr w:type="spellStart"/>
+      <w:r>
+        <w:t>Aend</w:t>
+      </w:r>
+      <w:proofErr w:type="spellEnd"/>
+      <w:r>
+        <w:t>: .</w:t>
+      </w:r>
+      <w:proofErr w:type="spellStart"/>
+      <w:r>
+        <w:t>word</w:t>
+      </w:r>
+      <w:proofErr w:type="spellEnd"/>
+      <w:r>
+        <w:t xml:space="preserve"> </w:t>
+      </w:r>
+      <w:proofErr w:type="spellStart"/>
+      <w:r>
+        <w:t>space</w:t>
+      </w:r>
+      <w:proofErr w:type="spellEnd"/>
+      <w:r>
+        <w:t>: .</w:t>
+      </w:r>
+      <w:proofErr w:type="spellStart"/>
+      <w:r>
+        <w:t>asciz</w:t>
+      </w:r>
+      <w:proofErr w:type="spellEnd"/>
+      <w:r>
+        <w:t xml:space="preserve"> " " </w:t>
+      </w:r>
+      <w:proofErr w:type="spellStart"/>
+      <w:r>
+        <w:t>newline</w:t>
+      </w:r>
+      <w:proofErr w:type="spellEnd"/>
+      <w:r>
+        <w:t>: .</w:t>
+      </w:r>
+      <w:proofErr w:type="spellStart"/>
+      <w:r>
+        <w:t>asciz</w:t>
+      </w:r>
+      <w:proofErr w:type="spellEnd"/>
+      <w:r>
+        <w:t xml:space="preserve"> "\n" </w:t>
+      </w:r>
+    </w:p>
+    <w:p>
+      <w:pPr>
+        <w:ind w:left="-5" w:right="343"/>
+      </w:pPr>
+      <w:r>
+        <w:t>.</w:t>
+      </w:r>
+      <w:proofErr w:type="spellStart"/>
+      <w:r>
+        <w:t>text</w:t>
+      </w:r>
+      <w:proofErr w:type="spellEnd"/>
+      <w:r>
+        <w:t xml:space="preserve"> </w:t>
+      </w:r>
+    </w:p>
+    <w:p>
+      <w:pPr>
+        <w:ind w:left="-5" w:right="343"/>
+      </w:pPr>
+      <w:proofErr w:type="spellStart"/>
+      <w:r>
+        <w:t>main</w:t>
+      </w:r>
+      <w:proofErr w:type="spellEnd"/>
+      <w:r>
+        <w:t xml:space="preserve">: </w:t>
       </w:r>
     </w:p>
     <w:p>
@@ -2528,7 +6719,39 @@
         <w:ind w:left="-5" w:right="3015"/>
       </w:pPr>
       <w:r>
-        <w:t xml:space="preserve">    la a0, A           # Địa chỉ của mảng A     la a1, Aend     # Địa chỉ phần tử cuối cùng của mảng A            j bubble_sort     # Nhảy đến bubble sort </w:t>
+        <w:t xml:space="preserve">    la a0, A           # Địa chỉ của mảng A     la a1, </w:t>
+      </w:r>
+      <w:proofErr w:type="spellStart"/>
+      <w:r>
+        <w:t>Aend</w:t>
+      </w:r>
+      <w:proofErr w:type="spellEnd"/>
+      <w:r>
+        <w:t xml:space="preserve">     # Địa chỉ phần tử cuối cùng của mảng A            j </w:t>
+      </w:r>
+      <w:proofErr w:type="spellStart"/>
+      <w:r>
+        <w:t>bubble_sort</w:t>
+      </w:r>
+      <w:proofErr w:type="spellEnd"/>
+      <w:r>
+        <w:t xml:space="preserve">     # Nhảy đến </w:t>
+      </w:r>
+      <w:proofErr w:type="spellStart"/>
+      <w:r>
+        <w:t>bubble</w:t>
+      </w:r>
+      <w:proofErr w:type="spellEnd"/>
+      <w:r>
+        <w:t xml:space="preserve"> </w:t>
+      </w:r>
+      <w:proofErr w:type="spellStart"/>
+      <w:r>
+        <w:t>sort</w:t>
+      </w:r>
+      <w:proofErr w:type="spellEnd"/>
+      <w:r>
+        <w:t xml:space="preserve"> </w:t>
       </w:r>
     </w:p>
     <w:p>
@@ -2546,8 +6769,21 @@
         <w:spacing w:after="155" w:line="414" w:lineRule="auto"/>
         <w:ind w:left="-5" w:right="5243"/>
       </w:pPr>
-      <w:r>
-        <w:t xml:space="preserve">after_sort:     li a7, 10         # Thoát chương trình     ecall </w:t>
+      <w:proofErr w:type="spellStart"/>
+      <w:r>
+        <w:t>after_sort</w:t>
+      </w:r>
+      <w:proofErr w:type="spellEnd"/>
+      <w:r>
+        <w:t xml:space="preserve">:     li a7, 10         # Thoát chương trình     </w:t>
+      </w:r>
+      <w:proofErr w:type="spellStart"/>
+      <w:r>
+        <w:t>ecall</w:t>
+      </w:r>
+      <w:proofErr w:type="spellEnd"/>
+      <w:r>
+        <w:t xml:space="preserve"> </w:t>
       </w:r>
     </w:p>
     <w:p>
@@ -2565,7 +6801,23 @@
         <w:ind w:left="-5" w:right="3230"/>
       </w:pPr>
       <w:r>
-        <w:t xml:space="preserve"># -------------------------------------------------------------- # Hàm: Sắp xếp nổi bọt (Bubble Sort) </w:t>
+        <w:t># -------------------------------------------------------------- # Hàm: Sắp xếp nổi bọt (</w:t>
+      </w:r>
+      <w:proofErr w:type="spellStart"/>
+      <w:r>
+        <w:t>Bubble</w:t>
+      </w:r>
+      <w:proofErr w:type="spellEnd"/>
+      <w:r>
+        <w:t xml:space="preserve"> </w:t>
+      </w:r>
+      <w:proofErr w:type="spellStart"/>
+      <w:r>
+        <w:t>Sort</w:t>
+      </w:r>
+      <w:proofErr w:type="spellEnd"/>
+      <w:r>
+        <w:t xml:space="preserve">) </w:t>
       </w:r>
     </w:p>
     <w:p>
@@ -2638,7 +6890,15 @@
         <w:ind w:left="-5" w:right="1971"/>
       </w:pPr>
       <w:r>
-        <w:t xml:space="preserve"># -------------------------------------------------------------- bubble_sort: </w:t>
+        <w:t xml:space="preserve"># -------------------------------------------------------------- </w:t>
+      </w:r>
+      <w:proofErr w:type="spellStart"/>
+      <w:r>
+        <w:t>bubble_sort</w:t>
+      </w:r>
+      <w:proofErr w:type="spellEnd"/>
+      <w:r>
+        <w:t xml:space="preserve">: </w:t>
       </w:r>
     </w:p>
     <w:p>
@@ -2654,7 +6914,15 @@
         <w:ind w:left="-5" w:right="343"/>
       </w:pPr>
       <w:r>
-        <w:t xml:space="preserve">    la t1, Aend        </w:t>
+        <w:t xml:space="preserve">    la t1, </w:t>
+      </w:r>
+      <w:proofErr w:type="spellStart"/>
+      <w:r>
+        <w:t>Aend</w:t>
+      </w:r>
+      <w:proofErr w:type="spellEnd"/>
+      <w:r>
+        <w:t xml:space="preserve">        </w:t>
       </w:r>
     </w:p>
     <w:p>
@@ -2663,7 +6931,15 @@
         <w:ind w:left="-5" w:right="343"/>
       </w:pPr>
       <w:r>
-        <w:t xml:space="preserve">    addi t1, t1, -4   # Địa chỉ phần tử cuối cùng </w:t>
+        <w:t xml:space="preserve">    </w:t>
+      </w:r>
+      <w:proofErr w:type="spellStart"/>
+      <w:r>
+        <w:t>addi</w:t>
+      </w:r>
+      <w:proofErr w:type="spellEnd"/>
+      <w:r>
+        <w:t xml:space="preserve"> t1, t1, -4   # Địa chỉ phần tử cuối cùng </w:t>
       </w:r>
     </w:p>
     <w:p>
@@ -2689,24 +6965,37 @@
         <w:ind w:left="-5" w:right="4042"/>
       </w:pPr>
       <w:r>
-        <w:t xml:space="preserve">    li t4, 0          # Check hoán đổi     la t0, A          # Đặt lại con trỏ t0 về đầu mảng </w:t>
-      </w:r>
-    </w:p>
-    <w:p>
-      <w:pPr>
-        <w:ind w:left="0" w:firstLine="0"/>
-      </w:pPr>
-      <w:r>
-        <w:t xml:space="preserve"> </w:t>
-      </w:r>
-    </w:p>
-    <w:p>
-      <w:pPr>
-        <w:ind w:left="-5" w:right="343"/>
-      </w:pPr>
+        <w:t xml:space="preserve">    li t4, 0          # </w:t>
+      </w:r>
+      <w:proofErr w:type="spellStart"/>
+      <w:r>
+        <w:t>Check</w:t>
+      </w:r>
+      <w:proofErr w:type="spellEnd"/>
+      <w:r>
+        <w:t xml:space="preserve"> hoán đổi     la t0, A          # Đặt lại con trỏ t0 về đầu mảng </w:t>
+      </w:r>
+    </w:p>
+    <w:p>
+      <w:pPr>
+        <w:ind w:left="0" w:firstLine="0"/>
+      </w:pPr>
+      <w:r>
+        <w:t xml:space="preserve"> </w:t>
+      </w:r>
+    </w:p>
+    <w:p>
+      <w:pPr>
+        <w:ind w:left="-5" w:right="343"/>
+      </w:pPr>
+      <w:proofErr w:type="spellStart"/>
       <w:r>
         <w:lastRenderedPageBreak/>
-        <w:t xml:space="preserve">inloop: </w:t>
+        <w:t>inloop</w:t>
+      </w:r>
+      <w:proofErr w:type="spellEnd"/>
+      <w:r>
+        <w:t xml:space="preserve">: </w:t>
       </w:r>
     </w:p>
     <w:p>
@@ -2715,7 +7004,63 @@
         <w:ind w:left="-5" w:right="343"/>
       </w:pPr>
       <w:r>
-        <w:t xml:space="preserve">    addi t1, t0, 4    # t1 trỏ đến A[i+1]     bge t1, a1, continue_outer  # Nếu đã đến cuối(A[i]=A[n]), quay lại vòng ngoài     lw t2, 0(t0)      # Lấy A[i]     lw t3, 0(t1)      # Lấy A[i+1]     ble t2, t3, no_swap # Nếu A[i] &lt;= A[i+1], không đổi chỗ </w:t>
+        <w:t xml:space="preserve">    </w:t>
+      </w:r>
+      <w:proofErr w:type="spellStart"/>
+      <w:r>
+        <w:t>addi</w:t>
+      </w:r>
+      <w:proofErr w:type="spellEnd"/>
+      <w:r>
+        <w:t xml:space="preserve"> t1, t0, 4    # t1 trỏ đến A[i+1]     </w:t>
+      </w:r>
+      <w:proofErr w:type="spellStart"/>
+      <w:r>
+        <w:t>bge</w:t>
+      </w:r>
+      <w:proofErr w:type="spellEnd"/>
+      <w:r>
+        <w:t xml:space="preserve"> t1, a1, </w:t>
+      </w:r>
+      <w:proofErr w:type="spellStart"/>
+      <w:r>
+        <w:t>continue_outer</w:t>
+      </w:r>
+      <w:proofErr w:type="spellEnd"/>
+      <w:r>
+        <w:t xml:space="preserve">  # Nếu đã đến cuối(A[i]=A[n]), quay lại vòng ngoài     </w:t>
+      </w:r>
+      <w:proofErr w:type="spellStart"/>
+      <w:r>
+        <w:t>lw</w:t>
+      </w:r>
+      <w:proofErr w:type="spellEnd"/>
+      <w:r>
+        <w:t xml:space="preserve"> t2, 0(t0)      # Lấy A[i]     </w:t>
+      </w:r>
+      <w:proofErr w:type="spellStart"/>
+      <w:r>
+        <w:t>lw</w:t>
+      </w:r>
+      <w:proofErr w:type="spellEnd"/>
+      <w:r>
+        <w:t xml:space="preserve"> t3, 0(t1)      # Lấy A[i+1]     </w:t>
+      </w:r>
+      <w:proofErr w:type="spellStart"/>
+      <w:r>
+        <w:t>ble</w:t>
+      </w:r>
+      <w:proofErr w:type="spellEnd"/>
+      <w:r>
+        <w:t xml:space="preserve"> t2, t3, </w:t>
+      </w:r>
+      <w:proofErr w:type="spellStart"/>
+      <w:r>
+        <w:t>no_swap</w:t>
+      </w:r>
+      <w:proofErr w:type="spellEnd"/>
+      <w:r>
+        <w:t xml:space="preserve"> # Nếu A[i] &lt;= A[i+1], không đổi chỗ </w:t>
       </w:r>
     </w:p>
     <w:p>
@@ -2732,7 +7077,79 @@
         <w:ind w:left="-5" w:right="4807"/>
       </w:pPr>
       <w:r>
-        <w:t xml:space="preserve">    sw t3, 0(t0)     sw t2, 0(t1)  # Hoán đổi A[i] và A[i+1]     li t4, 1          # Đánh dấu có hoán đổi print:     mv a0,t4     la a3, A     la a4, Aend     addi a4, a4, -4 continue:     mv t4, a0 no_swap: </w:t>
+        <w:t xml:space="preserve">    </w:t>
+      </w:r>
+      <w:proofErr w:type="spellStart"/>
+      <w:r>
+        <w:t>sw</w:t>
+      </w:r>
+      <w:proofErr w:type="spellEnd"/>
+      <w:r>
+        <w:t xml:space="preserve"> t3, 0(t0)     </w:t>
+      </w:r>
+      <w:proofErr w:type="spellStart"/>
+      <w:r>
+        <w:t>sw</w:t>
+      </w:r>
+      <w:proofErr w:type="spellEnd"/>
+      <w:r>
+        <w:t xml:space="preserve"> t2, 0(t1)  # Hoán đổi A[i] và A[i+1]     li t4, 1          # Đánh dấu có hoán đổi </w:t>
+      </w:r>
+      <w:proofErr w:type="spellStart"/>
+      <w:r>
+        <w:t>print</w:t>
+      </w:r>
+      <w:proofErr w:type="spellEnd"/>
+      <w:r>
+        <w:t xml:space="preserve">:     </w:t>
+      </w:r>
+      <w:proofErr w:type="spellStart"/>
+      <w:r>
+        <w:t>mv</w:t>
+      </w:r>
+      <w:proofErr w:type="spellEnd"/>
+      <w:r>
+        <w:t xml:space="preserve"> a0,t4     la a3, A     la a4, </w:t>
+      </w:r>
+      <w:proofErr w:type="spellStart"/>
+      <w:r>
+        <w:t>Aend</w:t>
+      </w:r>
+      <w:proofErr w:type="spellEnd"/>
+      <w:r>
+        <w:t xml:space="preserve">     </w:t>
+      </w:r>
+      <w:proofErr w:type="spellStart"/>
+      <w:r>
+        <w:t>addi</w:t>
+      </w:r>
+      <w:proofErr w:type="spellEnd"/>
+      <w:r>
+        <w:t xml:space="preserve"> a4, a4, -4 </w:t>
+      </w:r>
+      <w:proofErr w:type="spellStart"/>
+      <w:r>
+        <w:t>continue</w:t>
+      </w:r>
+      <w:proofErr w:type="spellEnd"/>
+      <w:r>
+        <w:t xml:space="preserve">:     </w:t>
+      </w:r>
+      <w:proofErr w:type="spellStart"/>
+      <w:r>
+        <w:t>mv</w:t>
+      </w:r>
+      <w:proofErr w:type="spellEnd"/>
+      <w:r>
+        <w:t xml:space="preserve"> t4, a0 </w:t>
+      </w:r>
+      <w:proofErr w:type="spellStart"/>
+      <w:r>
+        <w:t>no_swap</w:t>
+      </w:r>
+      <w:proofErr w:type="spellEnd"/>
+      <w:r>
+        <w:t xml:space="preserve">: </w:t>
       </w:r>
     </w:p>
     <w:p>
@@ -2741,7 +7158,23 @@
         <w:ind w:left="-5" w:right="3515"/>
       </w:pPr>
       <w:r>
-        <w:t xml:space="preserve">    addi t0, t0, 4    # Di chuyển đến phần tử tiếp theo     j inloop </w:t>
+        <w:t xml:space="preserve">    </w:t>
+      </w:r>
+      <w:proofErr w:type="spellStart"/>
+      <w:r>
+        <w:t>addi</w:t>
+      </w:r>
+      <w:proofErr w:type="spellEnd"/>
+      <w:r>
+        <w:t xml:space="preserve"> t0, t0, 4    # Di chuyển đến phần tử tiếp theo     j </w:t>
+      </w:r>
+      <w:proofErr w:type="spellStart"/>
+      <w:r>
+        <w:t>inloop</w:t>
+      </w:r>
+      <w:proofErr w:type="spellEnd"/>
+      <w:r>
+        <w:t xml:space="preserve"> </w:t>
       </w:r>
     </w:p>
     <w:p>
@@ -2758,8 +7191,45 @@
         <w:spacing w:after="1" w:line="415" w:lineRule="auto"/>
         <w:ind w:left="-5" w:right="1953"/>
       </w:pPr>
-      <w:r>
-        <w:t xml:space="preserve">continue_outer:     beq t4, zero, done      # Nếu không có hoán đổi, kết thúc sắp xếp     addi a1, a1, -4         # Giảm phạm vi từ A[n] xuống A[n-1].... </w:t>
+      <w:proofErr w:type="spellStart"/>
+      <w:r>
+        <w:t>continue_outer</w:t>
+      </w:r>
+      <w:proofErr w:type="spellEnd"/>
+      <w:r>
+        <w:t xml:space="preserve">:     </w:t>
+      </w:r>
+      <w:proofErr w:type="spellStart"/>
+      <w:r>
+        <w:t>beq</w:t>
+      </w:r>
+      <w:proofErr w:type="spellEnd"/>
+      <w:r>
+        <w:t xml:space="preserve"> t4, </w:t>
+      </w:r>
+      <w:proofErr w:type="spellStart"/>
+      <w:r>
+        <w:t>zero</w:t>
+      </w:r>
+      <w:proofErr w:type="spellEnd"/>
+      <w:r>
+        <w:t xml:space="preserve">, </w:t>
+      </w:r>
+      <w:proofErr w:type="spellStart"/>
+      <w:r>
+        <w:t>done</w:t>
+      </w:r>
+      <w:proofErr w:type="spellEnd"/>
+      <w:r>
+        <w:t xml:space="preserve">      # Nếu không có hoán đổi, kết thúc sắp xếp     </w:t>
+      </w:r>
+      <w:proofErr w:type="spellStart"/>
+      <w:r>
+        <w:t>addi</w:t>
+      </w:r>
+      <w:proofErr w:type="spellEnd"/>
+      <w:r>
+        <w:t xml:space="preserve"> a1, a1, -4         # Giảm phạm vi từ A[n] xuống A[n-1].... </w:t>
       </w:r>
     </w:p>
     <w:p>
@@ -2768,7 +7238,15 @@
         <w:ind w:left="-5" w:right="343"/>
       </w:pPr>
       <w:r>
-        <w:t xml:space="preserve">    bge a0, a1, loop1       # Tiếp tục vòng lặp ngoài </w:t>
+        <w:t xml:space="preserve">    </w:t>
+      </w:r>
+      <w:proofErr w:type="spellStart"/>
+      <w:r>
+        <w:t>bge</w:t>
+      </w:r>
+      <w:proofErr w:type="spellEnd"/>
+      <w:r>
+        <w:t xml:space="preserve"> a0, a1, loop1       # Tiếp tục vòng lặp ngoài </w:t>
       </w:r>
     </w:p>
     <w:p>
@@ -2784,8 +7262,13 @@
       <w:pPr>
         <w:ind w:left="-5" w:right="343"/>
       </w:pPr>
-      <w:r>
-        <w:t xml:space="preserve">done: </w:t>
+      <w:proofErr w:type="spellStart"/>
+      <w:r>
+        <w:t>done</w:t>
+      </w:r>
+      <w:proofErr w:type="spellEnd"/>
+      <w:r>
+        <w:t xml:space="preserve">: </w:t>
       </w:r>
     </w:p>
     <w:p>
@@ -2793,8 +7276,29 @@
         <w:spacing w:after="0" w:line="413" w:lineRule="auto"/>
         <w:ind w:left="-5" w:right="6843"/>
       </w:pPr>
-      <w:r>
-        <w:t xml:space="preserve">print_array:     bgt a3, a4, end_print </w:t>
+      <w:proofErr w:type="spellStart"/>
+      <w:r>
+        <w:t>print_array</w:t>
+      </w:r>
+      <w:proofErr w:type="spellEnd"/>
+      <w:r>
+        <w:t xml:space="preserve">:     </w:t>
+      </w:r>
+      <w:proofErr w:type="spellStart"/>
+      <w:r>
+        <w:t>bgt</w:t>
+      </w:r>
+      <w:proofErr w:type="spellEnd"/>
+      <w:r>
+        <w:t xml:space="preserve"> a3, a4, </w:t>
+      </w:r>
+      <w:proofErr w:type="spellStart"/>
+      <w:r>
+        <w:t>end_print</w:t>
+      </w:r>
+      <w:proofErr w:type="spellEnd"/>
+      <w:r>
+        <w:t xml:space="preserve"> </w:t>
       </w:r>
     </w:p>
     <w:p>
@@ -2803,7 +7307,15 @@
         <w:ind w:left="-5" w:right="7805"/>
       </w:pPr>
       <w:r>
-        <w:t xml:space="preserve">     li a7, 1     lw a0, 0(a4) </w:t>
+        <w:t xml:space="preserve">     li a7, 1     </w:t>
+      </w:r>
+      <w:proofErr w:type="spellStart"/>
+      <w:r>
+        <w:t>lw</w:t>
+      </w:r>
+      <w:proofErr w:type="spellEnd"/>
+      <w:r>
+        <w:t xml:space="preserve"> a0, 0(a4) </w:t>
       </w:r>
     </w:p>
     <w:p>
@@ -2813,7 +7325,15 @@
       </w:pPr>
       <w:r>
         <w:lastRenderedPageBreak/>
-        <w:t xml:space="preserve">    ecall </w:t>
+        <w:t xml:space="preserve">    </w:t>
+      </w:r>
+      <w:proofErr w:type="spellStart"/>
+      <w:r>
+        <w:t>ecall</w:t>
+      </w:r>
+      <w:proofErr w:type="spellEnd"/>
+      <w:r>
+        <w:t xml:space="preserve"> </w:t>
       </w:r>
     </w:p>
     <w:p>
@@ -2822,7 +7342,23 @@
         <w:ind w:left="-5" w:right="7851"/>
       </w:pPr>
       <w:r>
-        <w:t xml:space="preserve">     li a7, 4     la a0, space     ecall </w:t>
+        <w:t xml:space="preserve">     li a7, 4     la a0, </w:t>
+      </w:r>
+      <w:proofErr w:type="spellStart"/>
+      <w:r>
+        <w:t>space</w:t>
+      </w:r>
+      <w:proofErr w:type="spellEnd"/>
+      <w:r>
+        <w:t xml:space="preserve">     </w:t>
+      </w:r>
+      <w:proofErr w:type="spellStart"/>
+      <w:r>
+        <w:t>ecall</w:t>
+      </w:r>
+      <w:proofErr w:type="spellEnd"/>
+      <w:r>
+        <w:t xml:space="preserve"> </w:t>
       </w:r>
     </w:p>
     <w:p>
@@ -2840,7 +7376,23 @@
         <w:ind w:left="-5" w:right="7409"/>
       </w:pPr>
       <w:r>
-        <w:t xml:space="preserve">    addi a4, a4, -4     j print_array </w:t>
+        <w:t xml:space="preserve">    </w:t>
+      </w:r>
+      <w:proofErr w:type="spellStart"/>
+      <w:r>
+        <w:t>addi</w:t>
+      </w:r>
+      <w:proofErr w:type="spellEnd"/>
+      <w:r>
+        <w:t xml:space="preserve"> a4, a4, -4     j </w:t>
+      </w:r>
+      <w:proofErr w:type="spellStart"/>
+      <w:r>
+        <w:t>print_array</w:t>
+      </w:r>
+      <w:proofErr w:type="spellEnd"/>
+      <w:r>
+        <w:t xml:space="preserve"> </w:t>
       </w:r>
     </w:p>
     <w:p>
@@ -2856,8 +7408,13 @@
       <w:pPr>
         <w:ind w:left="-5" w:right="343"/>
       </w:pPr>
-      <w:r>
-        <w:t xml:space="preserve">end_print: </w:t>
+      <w:proofErr w:type="spellStart"/>
+      <w:r>
+        <w:t>end_print</w:t>
+      </w:r>
+      <w:proofErr w:type="spellEnd"/>
+      <w:r>
+        <w:t xml:space="preserve">: </w:t>
       </w:r>
     </w:p>
     <w:p>
@@ -2873,7 +7430,15 @@
         <w:ind w:left="-5" w:right="343"/>
       </w:pPr>
       <w:r>
-        <w:t xml:space="preserve">    la a0, newline </w:t>
+        <w:t xml:space="preserve">    la a0, </w:t>
+      </w:r>
+      <w:proofErr w:type="spellStart"/>
+      <w:r>
+        <w:t>newline</w:t>
+      </w:r>
+      <w:proofErr w:type="spellEnd"/>
+      <w:r>
+        <w:t xml:space="preserve"> </w:t>
       </w:r>
     </w:p>
     <w:p>
@@ -2882,8 +7447,21 @@
         <w:ind w:left="-5" w:right="7932"/>
       </w:pPr>
       <w:r>
-        <w:t xml:space="preserve">    ecall     j after_sort</w:t>
-      </w:r>
+        <w:t xml:space="preserve">    </w:t>
+      </w:r>
+      <w:proofErr w:type="spellStart"/>
+      <w:r>
+        <w:t>ecall</w:t>
+      </w:r>
+      <w:proofErr w:type="spellEnd"/>
+      <w:r>
+        <w:t xml:space="preserve">     j </w:t>
+      </w:r>
+      <w:proofErr w:type="spellStart"/>
+      <w:r>
+        <w:t>after_sort</w:t>
+      </w:r>
+      <w:proofErr w:type="spellEnd"/>
       <w:r>
         <w:rPr>
           <w:color w:val="000000"/>
@@ -2974,18 +7552,28 @@
         <w:spacing w:after="210"/>
         <w:ind w:left="-5"/>
       </w:pPr>
+      <w:proofErr w:type="spellStart"/>
       <w:r>
         <w:rPr>
           <w:b/>
           <w:color w:val="FF0000"/>
           <w:u w:val="single" w:color="FF0000"/>
         </w:rPr>
-        <w:t>Assignment 4:</w:t>
-      </w:r>
+        <w:t>Assignment</w:t>
+      </w:r>
+      <w:proofErr w:type="spellEnd"/>
       <w:r>
         <w:rPr>
           <w:b/>
           <w:color w:val="FF0000"/>
+          <w:u w:val="single" w:color="FF0000"/>
+        </w:rPr>
+        <w:t xml:space="preserve"> 4:</w:t>
+      </w:r>
+      <w:r>
+        <w:rPr>
+          <w:b/>
+          <w:color w:val="FF0000"/>
         </w:rPr>
         <w:t xml:space="preserve"> </w:t>
       </w:r>
@@ -3005,15 +7593,51 @@
         <w:rPr>
           <w:color w:val="000000"/>
         </w:rPr>
-        <w:t xml:space="preserve">Chương trình insertion sort từ bé đến lớn: </w:t>
-      </w:r>
-    </w:p>
-    <w:p>
-      <w:pPr>
-        <w:ind w:left="-5" w:right="343"/>
-      </w:pPr>
-      <w:r>
-        <w:t xml:space="preserve">.data </w:t>
+        <w:t xml:space="preserve">Chương trình </w:t>
+      </w:r>
+      <w:proofErr w:type="spellStart"/>
+      <w:r>
+        <w:rPr>
+          <w:color w:val="000000"/>
+        </w:rPr>
+        <w:t>insertion</w:t>
+      </w:r>
+      <w:proofErr w:type="spellEnd"/>
+      <w:r>
+        <w:rPr>
+          <w:color w:val="000000"/>
+        </w:rPr>
+        <w:t xml:space="preserve"> </w:t>
+      </w:r>
+      <w:proofErr w:type="spellStart"/>
+      <w:r>
+        <w:rPr>
+          <w:color w:val="000000"/>
+        </w:rPr>
+        <w:t>sort</w:t>
+      </w:r>
+      <w:proofErr w:type="spellEnd"/>
+      <w:r>
+        <w:rPr>
+          <w:color w:val="000000"/>
+        </w:rPr>
+        <w:t xml:space="preserve"> từ bé đến lớn: </w:t>
+      </w:r>
+    </w:p>
+    <w:p>
+      <w:pPr>
+        <w:ind w:left="-5" w:right="343"/>
+      </w:pPr>
+      <w:r>
+        <w:t>.</w:t>
+      </w:r>
+      <w:proofErr w:type="spellStart"/>
+      <w:r>
+        <w:t>data</w:t>
+      </w:r>
+      <w:proofErr w:type="spellEnd"/>
+      <w:r>
+        <w:t xml:space="preserve"> </w:t>
       </w:r>
     </w:p>
     <w:p>
@@ -3022,7 +7646,15 @@
       </w:pPr>
       <w:r>
         <w:lastRenderedPageBreak/>
-        <w:t xml:space="preserve">A: .word 7, -2, 5, 1, 5, 6, 7, 3, 6, 8, 9, 8, 10, 9, -3 </w:t>
+        <w:t>A: .</w:t>
+      </w:r>
+      <w:proofErr w:type="spellStart"/>
+      <w:r>
+        <w:t>word</w:t>
+      </w:r>
+      <w:proofErr w:type="spellEnd"/>
+      <w:r>
+        <w:t xml:space="preserve"> 7, -2, 5, 1, 5, 6, 7, 3, 6, 8, 9, 8, 10, 9, -3 </w:t>
       </w:r>
     </w:p>
     <w:p>
@@ -3030,24 +7662,82 @@
         <w:spacing w:after="10" w:line="402" w:lineRule="auto"/>
         <w:ind w:left="-5" w:right="4940"/>
       </w:pPr>
-      <w:r>
-        <w:t xml:space="preserve">Aend: .word                                           space: .asciz " "                                      newline: .asciz "\n"                                  </w:t>
-      </w:r>
-    </w:p>
-    <w:p>
-      <w:pPr>
-        <w:ind w:left="-5" w:right="343"/>
-      </w:pPr>
-      <w:r>
-        <w:t xml:space="preserve">.text </w:t>
-      </w:r>
-    </w:p>
-    <w:p>
-      <w:pPr>
-        <w:ind w:left="-5" w:right="343"/>
-      </w:pPr>
-      <w:r>
-        <w:t xml:space="preserve">main: </w:t>
+      <w:proofErr w:type="spellStart"/>
+      <w:r>
+        <w:t>Aend</w:t>
+      </w:r>
+      <w:proofErr w:type="spellEnd"/>
+      <w:r>
+        <w:t>: .</w:t>
+      </w:r>
+      <w:proofErr w:type="spellStart"/>
+      <w:r>
+        <w:t>word</w:t>
+      </w:r>
+      <w:proofErr w:type="spellEnd"/>
+      <w:r>
+        <w:t xml:space="preserve">                                           </w:t>
+      </w:r>
+      <w:proofErr w:type="spellStart"/>
+      <w:r>
+        <w:t>space</w:t>
+      </w:r>
+      <w:proofErr w:type="spellEnd"/>
+      <w:r>
+        <w:t>: .</w:t>
+      </w:r>
+      <w:proofErr w:type="spellStart"/>
+      <w:r>
+        <w:t>asciz</w:t>
+      </w:r>
+      <w:proofErr w:type="spellEnd"/>
+      <w:r>
+        <w:t xml:space="preserve"> " "                                      </w:t>
+      </w:r>
+      <w:proofErr w:type="spellStart"/>
+      <w:r>
+        <w:t>newline</w:t>
+      </w:r>
+      <w:proofErr w:type="spellEnd"/>
+      <w:r>
+        <w:t>: .</w:t>
+      </w:r>
+      <w:proofErr w:type="spellStart"/>
+      <w:r>
+        <w:t>asciz</w:t>
+      </w:r>
+      <w:proofErr w:type="spellEnd"/>
+      <w:r>
+        <w:t xml:space="preserve"> "\n"                                  </w:t>
+      </w:r>
+    </w:p>
+    <w:p>
+      <w:pPr>
+        <w:ind w:left="-5" w:right="343"/>
+      </w:pPr>
+      <w:r>
+        <w:t>.</w:t>
+      </w:r>
+      <w:proofErr w:type="spellStart"/>
+      <w:r>
+        <w:t>text</w:t>
+      </w:r>
+      <w:proofErr w:type="spellEnd"/>
+      <w:r>
+        <w:t xml:space="preserve"> </w:t>
+      </w:r>
+    </w:p>
+    <w:p>
+      <w:pPr>
+        <w:ind w:left="-5" w:right="343"/>
+      </w:pPr>
+      <w:proofErr w:type="spellStart"/>
+      <w:r>
+        <w:t>main</w:t>
+      </w:r>
+      <w:proofErr w:type="spellEnd"/>
+      <w:r>
+        <w:t xml:space="preserve">: </w:t>
       </w:r>
     </w:p>
     <w:p>
@@ -3056,7 +7746,23 @@
         <w:ind w:left="-5" w:right="5649"/>
       </w:pPr>
       <w:r>
-        <w:t xml:space="preserve">    la a0, A           # Địa chỉ A[0]     la a1, Aend        # Địa chỉ A[n]     j insertion_sort    </w:t>
+        <w:t xml:space="preserve">    la a0, A           # Địa chỉ A[0]     la a1, </w:t>
+      </w:r>
+      <w:proofErr w:type="spellStart"/>
+      <w:r>
+        <w:t>Aend</w:t>
+      </w:r>
+      <w:proofErr w:type="spellEnd"/>
+      <w:r>
+        <w:t xml:space="preserve">        # Địa chỉ A[n]     j </w:t>
+      </w:r>
+      <w:proofErr w:type="spellStart"/>
+      <w:r>
+        <w:t>insertion_sort</w:t>
+      </w:r>
+      <w:proofErr w:type="spellEnd"/>
+      <w:r>
+        <w:t xml:space="preserve">    </w:t>
       </w:r>
     </w:p>
     <w:p>
@@ -3072,8 +7778,13 @@
       <w:pPr>
         <w:ind w:left="-5" w:right="343"/>
       </w:pPr>
-      <w:r>
-        <w:t xml:space="preserve">after_sort: </w:t>
+      <w:proofErr w:type="spellStart"/>
+      <w:r>
+        <w:t>after_sort</w:t>
+      </w:r>
+      <w:proofErr w:type="spellEnd"/>
+      <w:r>
+        <w:t xml:space="preserve">: </w:t>
       </w:r>
     </w:p>
     <w:p>
@@ -3082,7 +7793,15 @@
         <w:ind w:left="-5" w:right="343"/>
       </w:pPr>
       <w:r>
-        <w:t xml:space="preserve">    j done           </w:t>
+        <w:t xml:space="preserve">    j </w:t>
+      </w:r>
+      <w:proofErr w:type="spellStart"/>
+      <w:r>
+        <w:t>done</w:t>
+      </w:r>
+      <w:proofErr w:type="spellEnd"/>
+      <w:r>
+        <w:t xml:space="preserve">           </w:t>
       </w:r>
     </w:p>
     <w:p>
@@ -3098,8 +7817,13 @@
       <w:pPr>
         <w:ind w:left="-5" w:right="343"/>
       </w:pPr>
-      <w:r>
-        <w:t xml:space="preserve">done: </w:t>
+      <w:proofErr w:type="spellStart"/>
+      <w:r>
+        <w:t>done</w:t>
+      </w:r>
+      <w:proofErr w:type="spellEnd"/>
+      <w:r>
+        <w:t xml:space="preserve">: </w:t>
       </w:r>
     </w:p>
     <w:p>
@@ -3108,7 +7832,15 @@
         <w:ind w:left="-5" w:right="7011"/>
       </w:pPr>
       <w:r>
-        <w:t xml:space="preserve">    li a7, 10              ecall </w:t>
+        <w:t xml:space="preserve">    li a7, 10              </w:t>
+      </w:r>
+      <w:proofErr w:type="spellStart"/>
+      <w:r>
+        <w:t>ecall</w:t>
+      </w:r>
+      <w:proofErr w:type="spellEnd"/>
+      <w:r>
+        <w:t xml:space="preserve"> </w:t>
       </w:r>
     </w:p>
     <w:p>
@@ -3126,7 +7858,23 @@
         <w:ind w:left="-5" w:right="3230"/>
       </w:pPr>
       <w:r>
-        <w:t xml:space="preserve"># -------------------------------------------------------------- # Hàm: Sắp xếp chèn (Insertion Sort) </w:t>
+        <w:t># -------------------------------------------------------------- # Hàm: Sắp xếp chèn (</w:t>
+      </w:r>
+      <w:proofErr w:type="spellStart"/>
+      <w:r>
+        <w:t>Insertion</w:t>
+      </w:r>
+      <w:proofErr w:type="spellEnd"/>
+      <w:r>
+        <w:t xml:space="preserve"> </w:t>
+      </w:r>
+      <w:proofErr w:type="spellStart"/>
+      <w:r>
+        <w:t>Sort</w:t>
+      </w:r>
+      <w:proofErr w:type="spellEnd"/>
+      <w:r>
+        <w:t xml:space="preserve">) </w:t>
       </w:r>
     </w:p>
     <w:p>
@@ -3200,7 +7948,23 @@
         <w:ind w:left="-5" w:right="3440"/>
       </w:pPr>
       <w:r>
-        <w:t xml:space="preserve"># -------------------------------------------------------------- insertion_sort:     la t0, A           # Khởi tạo con trỏ t0 đến đầu mảng     addi t0, t0, 4     # Bắt đầu từ phần tử thứ 2 (i=1) </w:t>
+        <w:t xml:space="preserve"># -------------------------------------------------------------- </w:t>
+      </w:r>
+      <w:proofErr w:type="spellStart"/>
+      <w:r>
+        <w:t>insertion_sort</w:t>
+      </w:r>
+      <w:proofErr w:type="spellEnd"/>
+      <w:r>
+        <w:t xml:space="preserve">:     la t0, A           # Khởi tạo con trỏ t0 đến đầu mảng     </w:t>
+      </w:r>
+      <w:proofErr w:type="spellStart"/>
+      <w:r>
+        <w:t>addi</w:t>
+      </w:r>
+      <w:proofErr w:type="spellEnd"/>
+      <w:r>
+        <w:t xml:space="preserve"> t0, t0, 4     # Bắt đầu từ phần tử thứ 2 (i=1) </w:t>
       </w:r>
     </w:p>
     <w:p>
@@ -3218,7 +7982,23 @@
         <w:ind w:left="-5" w:right="2606"/>
       </w:pPr>
       <w:r>
-        <w:t xml:space="preserve">loop1:     bge t0, a1, after_sort  # Nếu đã duyệt hết mảng -&gt; kết thúc </w:t>
+        <w:t xml:space="preserve">loop1:     </w:t>
+      </w:r>
+      <w:proofErr w:type="spellStart"/>
+      <w:r>
+        <w:t>bge</w:t>
+      </w:r>
+      <w:proofErr w:type="spellEnd"/>
+      <w:r>
+        <w:t xml:space="preserve"> t0, a1, </w:t>
+      </w:r>
+      <w:proofErr w:type="spellStart"/>
+      <w:r>
+        <w:t>after_sort</w:t>
+      </w:r>
+      <w:proofErr w:type="spellEnd"/>
+      <w:r>
+        <w:t xml:space="preserve">  # Nếu đã duyệt hết mảng -&gt; kết thúc </w:t>
       </w:r>
     </w:p>
     <w:p>
@@ -3227,7 +8007,23 @@
         <w:ind w:left="-5" w:right="6123"/>
       </w:pPr>
       <w:r>
-        <w:t xml:space="preserve">    lw t1, 0(t0)       # A[i]      addi t2, t0, -4    # j = i-1 </w:t>
+        <w:t xml:space="preserve">    </w:t>
+      </w:r>
+      <w:proofErr w:type="spellStart"/>
+      <w:r>
+        <w:t>lw</w:t>
+      </w:r>
+      <w:proofErr w:type="spellEnd"/>
+      <w:r>
+        <w:t xml:space="preserve"> t1, 0(t0)       # A[i]      </w:t>
+      </w:r>
+      <w:proofErr w:type="spellStart"/>
+      <w:r>
+        <w:t>addi</w:t>
+      </w:r>
+      <w:proofErr w:type="spellEnd"/>
+      <w:r>
+        <w:t xml:space="preserve"> t2, t0, -4    # j = i-1 </w:t>
       </w:r>
     </w:p>
     <w:p>
@@ -3252,7 +8048,47 @@
         <w:ind w:left="-5" w:right="4729"/>
       </w:pPr>
       <w:r>
-        <w:t xml:space="preserve">    blt t2, a0, insert  # j&lt;0 thì chèn     lw t3, 0(t2)      # A[j]     ble t3, t1, insert  # A[j] &lt;= A[i] thì chèn </w:t>
+        <w:t xml:space="preserve">    </w:t>
+      </w:r>
+      <w:proofErr w:type="spellStart"/>
+      <w:r>
+        <w:t>blt</w:t>
+      </w:r>
+      <w:proofErr w:type="spellEnd"/>
+      <w:r>
+        <w:t xml:space="preserve"> t2, a0, </w:t>
+      </w:r>
+      <w:proofErr w:type="spellStart"/>
+      <w:r>
+        <w:t>insert</w:t>
+      </w:r>
+      <w:proofErr w:type="spellEnd"/>
+      <w:r>
+        <w:t xml:space="preserve">  # j&lt;0 thì chèn     </w:t>
+      </w:r>
+      <w:proofErr w:type="spellStart"/>
+      <w:r>
+        <w:t>lw</w:t>
+      </w:r>
+      <w:proofErr w:type="spellEnd"/>
+      <w:r>
+        <w:t xml:space="preserve"> t3, 0(t2)      # A[j]     </w:t>
+      </w:r>
+      <w:proofErr w:type="spellStart"/>
+      <w:r>
+        <w:t>ble</w:t>
+      </w:r>
+      <w:proofErr w:type="spellEnd"/>
+      <w:r>
+        <w:t xml:space="preserve"> t3, t1, </w:t>
+      </w:r>
+      <w:proofErr w:type="spellStart"/>
+      <w:r>
+        <w:t>insert</w:t>
+      </w:r>
+      <w:proofErr w:type="spellEnd"/>
+      <w:r>
+        <w:t xml:space="preserve">  # A[j] &lt;= A[i] thì chèn </w:t>
       </w:r>
     </w:p>
     <w:p>
@@ -3269,7 +8105,15 @@
         <w:ind w:left="-5" w:right="343"/>
       </w:pPr>
       <w:r>
-        <w:t xml:space="preserve">    sw t3, 4(t2)       # Dịch A[j] sang phải (A[j+1] = A[j]) </w:t>
+        <w:t xml:space="preserve">    </w:t>
+      </w:r>
+      <w:proofErr w:type="spellStart"/>
+      <w:r>
+        <w:t>sw</w:t>
+      </w:r>
+      <w:proofErr w:type="spellEnd"/>
+      <w:r>
+        <w:t xml:space="preserve"> t3, 4(t2)       # Dịch A[j] sang phải (A[j+1] = A[j]) </w:t>
       </w:r>
     </w:p>
     <w:p>
@@ -3278,7 +8122,23 @@
         <w:ind w:left="-5" w:right="6746"/>
       </w:pPr>
       <w:r>
-        <w:t xml:space="preserve">    addi t2, t2, -4    # j--     j loop2            </w:t>
+        <w:t xml:space="preserve">    </w:t>
+      </w:r>
+      <w:proofErr w:type="spellStart"/>
+      <w:r>
+        <w:t>addi</w:t>
+      </w:r>
+      <w:proofErr w:type="spellEnd"/>
+      <w:r>
+        <w:t xml:space="preserve"> t2, t2, -4    # j--     </w:t>
+      </w:r>
+      <w:proofErr w:type="spellStart"/>
+      <w:r>
+        <w:t>j</w:t>
+      </w:r>
+      <w:proofErr w:type="spellEnd"/>
+      <w:r>
+        <w:t xml:space="preserve"> loop2            </w:t>
       </w:r>
     </w:p>
     <w:p>
@@ -3295,9 +8155,22 @@
         <w:spacing w:after="0" w:line="415" w:lineRule="auto"/>
         <w:ind w:left="-5" w:right="7868"/>
       </w:pPr>
+      <w:proofErr w:type="spellStart"/>
       <w:r>
         <w:lastRenderedPageBreak/>
-        <w:t xml:space="preserve">insert:     sw t1, 4(t2)       </w:t>
+        <w:t>insert</w:t>
+      </w:r>
+      <w:proofErr w:type="spellEnd"/>
+      <w:r>
+        <w:t xml:space="preserve">:     </w:t>
+      </w:r>
+      <w:proofErr w:type="spellStart"/>
+      <w:r>
+        <w:t>sw</w:t>
+      </w:r>
+      <w:proofErr w:type="spellEnd"/>
+      <w:r>
+        <w:t xml:space="preserve"> t1, 4(t2)       </w:t>
       </w:r>
     </w:p>
     <w:p>
@@ -3314,7 +8187,23 @@
         <w:ind w:left="-5" w:right="343"/>
       </w:pPr>
       <w:r>
-        <w:t xml:space="preserve">    mv s0, a0          # Backup con trỏ đầu mảng </w:t>
+        <w:t xml:space="preserve">    </w:t>
+      </w:r>
+      <w:proofErr w:type="spellStart"/>
+      <w:r>
+        <w:t>mv</w:t>
+      </w:r>
+      <w:proofErr w:type="spellEnd"/>
+      <w:r>
+        <w:t xml:space="preserve"> s0, a0          # </w:t>
+      </w:r>
+      <w:proofErr w:type="spellStart"/>
+      <w:r>
+        <w:t>Backup</w:t>
+      </w:r>
+      <w:proofErr w:type="spellEnd"/>
+      <w:r>
+        <w:t xml:space="preserve"> con trỏ đầu mảng </w:t>
       </w:r>
     </w:p>
     <w:p>
@@ -3323,7 +8212,39 @@
         <w:ind w:left="-5" w:right="4656"/>
       </w:pPr>
       <w:r>
-        <w:t xml:space="preserve">    j print_step      continue:     mv a0, s0          # Khôi phục con trỏ đầu     addi t0, t0, 4     # i++ </w:t>
+        <w:t xml:space="preserve">    j </w:t>
+      </w:r>
+      <w:proofErr w:type="spellStart"/>
+      <w:r>
+        <w:t>print_step</w:t>
+      </w:r>
+      <w:proofErr w:type="spellEnd"/>
+      <w:r>
+        <w:t xml:space="preserve">      </w:t>
+      </w:r>
+      <w:proofErr w:type="spellStart"/>
+      <w:r>
+        <w:t>continue</w:t>
+      </w:r>
+      <w:proofErr w:type="spellEnd"/>
+      <w:r>
+        <w:t xml:space="preserve">:     </w:t>
+      </w:r>
+      <w:proofErr w:type="spellStart"/>
+      <w:r>
+        <w:t>mv</w:t>
+      </w:r>
+      <w:proofErr w:type="spellEnd"/>
+      <w:r>
+        <w:t xml:space="preserve"> a0, s0          # Khôi phục con trỏ đầu     </w:t>
+      </w:r>
+      <w:proofErr w:type="spellStart"/>
+      <w:r>
+        <w:t>addi</w:t>
+      </w:r>
+      <w:proofErr w:type="spellEnd"/>
+      <w:r>
+        <w:t xml:space="preserve"> t0, t0, 4     # i++ </w:t>
       </w:r>
     </w:p>
     <w:p>
@@ -3348,8 +8269,13 @@
       <w:pPr>
         <w:ind w:left="-5" w:right="343"/>
       </w:pPr>
-      <w:r>
-        <w:t xml:space="preserve">print_step: </w:t>
+      <w:proofErr w:type="spellStart"/>
+      <w:r>
+        <w:t>print_step</w:t>
+      </w:r>
+      <w:proofErr w:type="spellEnd"/>
+      <w:r>
+        <w:t xml:space="preserve">: </w:t>
       </w:r>
     </w:p>
     <w:p>
@@ -3358,7 +8284,23 @@
         <w:ind w:left="-5" w:right="7401"/>
       </w:pPr>
       <w:r>
-        <w:t xml:space="preserve">    la a3, A              la a4, Aend            addi a4, a4, -4   </w:t>
+        <w:t xml:space="preserve">    la a3, A              la a4, </w:t>
+      </w:r>
+      <w:proofErr w:type="spellStart"/>
+      <w:r>
+        <w:t>Aend</w:t>
+      </w:r>
+      <w:proofErr w:type="spellEnd"/>
+      <w:r>
+        <w:t xml:space="preserve">            </w:t>
+      </w:r>
+      <w:proofErr w:type="spellStart"/>
+      <w:r>
+        <w:t>addi</w:t>
+      </w:r>
+      <w:proofErr w:type="spellEnd"/>
+      <w:r>
+        <w:t xml:space="preserve"> a4, a4, -4   </w:t>
       </w:r>
     </w:p>
     <w:p>
@@ -3374,8 +8316,29 @@
         <w:spacing w:after="0" w:line="415" w:lineRule="auto"/>
         <w:ind w:left="-5" w:right="6843"/>
       </w:pPr>
-      <w:r>
-        <w:t xml:space="preserve">print_loop:     bgt a3, a4, end_print   </w:t>
+      <w:proofErr w:type="spellStart"/>
+      <w:r>
+        <w:t>print_loop</w:t>
+      </w:r>
+      <w:proofErr w:type="spellEnd"/>
+      <w:r>
+        <w:t xml:space="preserve">:     </w:t>
+      </w:r>
+      <w:proofErr w:type="spellStart"/>
+      <w:r>
+        <w:t>bgt</w:t>
+      </w:r>
+      <w:proofErr w:type="spellEnd"/>
+      <w:r>
+        <w:t xml:space="preserve"> a3, a4, </w:t>
+      </w:r>
+      <w:proofErr w:type="spellStart"/>
+      <w:r>
+        <w:t>end_print</w:t>
+      </w:r>
+      <w:proofErr w:type="spellEnd"/>
+      <w:r>
+        <w:t xml:space="preserve">   </w:t>
       </w:r>
     </w:p>
     <w:p>
@@ -3392,7 +8355,23 @@
         <w:ind w:left="-5" w:right="7806"/>
       </w:pPr>
       <w:r>
-        <w:t xml:space="preserve">    lw a0, 0(a3)          ecall     li a7, 4           </w:t>
+        <w:t xml:space="preserve">    </w:t>
+      </w:r>
+      <w:proofErr w:type="spellStart"/>
+      <w:r>
+        <w:t>lw</w:t>
+      </w:r>
+      <w:proofErr w:type="spellEnd"/>
+      <w:r>
+        <w:t xml:space="preserve"> a0, 0(a3)          </w:t>
+      </w:r>
+      <w:proofErr w:type="spellStart"/>
+      <w:r>
+        <w:t>ecall</w:t>
+      </w:r>
+      <w:proofErr w:type="spellEnd"/>
+      <w:r>
+        <w:t xml:space="preserve">     li a7, 4           </w:t>
       </w:r>
     </w:p>
     <w:p>
@@ -3401,11 +8380,43 @@
         <w:ind w:left="-5" w:right="7651"/>
       </w:pPr>
       <w:r>
-        <w:t xml:space="preserve">    la a0, space           ecall     addi a3, </w:t>
+        <w:t xml:space="preserve">    la a0, </w:t>
+      </w:r>
+      <w:proofErr w:type="spellStart"/>
+      <w:r>
+        <w:t>space</w:t>
+      </w:r>
+      <w:proofErr w:type="spellEnd"/>
+      <w:r>
+        <w:t xml:space="preserve">           </w:t>
+      </w:r>
+      <w:proofErr w:type="spellStart"/>
+      <w:r>
+        <w:t>ecall</w:t>
+      </w:r>
+      <w:proofErr w:type="spellEnd"/>
+      <w:r>
+        <w:t xml:space="preserve">     </w:t>
+      </w:r>
+      <w:proofErr w:type="spellStart"/>
+      <w:r>
+        <w:t>addi</w:t>
+      </w:r>
+      <w:proofErr w:type="spellEnd"/>
+      <w:r>
+        <w:t xml:space="preserve"> a3, </w:t>
       </w:r>
       <w:r>
         <w:lastRenderedPageBreak/>
-        <w:t xml:space="preserve">a3, 4         j print_loop </w:t>
+        <w:t xml:space="preserve">a3, 4         j </w:t>
+      </w:r>
+      <w:proofErr w:type="spellStart"/>
+      <w:r>
+        <w:t>print_loop</w:t>
+      </w:r>
+      <w:proofErr w:type="spellEnd"/>
+      <w:r>
+        <w:t xml:space="preserve"> </w:t>
       </w:r>
     </w:p>
     <w:p>
@@ -3421,8 +8432,13 @@
       <w:pPr>
         <w:ind w:left="-5" w:right="343"/>
       </w:pPr>
-      <w:r>
-        <w:t xml:space="preserve">end_print: </w:t>
+      <w:proofErr w:type="spellStart"/>
+      <w:r>
+        <w:t>end_print</w:t>
+      </w:r>
+      <w:proofErr w:type="spellEnd"/>
+      <w:r>
+        <w:t xml:space="preserve">: </w:t>
       </w:r>
     </w:p>
     <w:p>
@@ -3438,7 +8454,15 @@
         <w:ind w:left="-5" w:right="343"/>
       </w:pPr>
       <w:r>
-        <w:t xml:space="preserve">    la a0, newline </w:t>
+        <w:t xml:space="preserve">    la a0, </w:t>
+      </w:r>
+      <w:proofErr w:type="spellStart"/>
+      <w:r>
+        <w:t>newline</w:t>
+      </w:r>
+      <w:proofErr w:type="spellEnd"/>
+      <w:r>
+        <w:t xml:space="preserve"> </w:t>
       </w:r>
     </w:p>
     <w:p>
@@ -3447,7 +8471,23 @@
         <w:ind w:left="-5" w:right="8038"/>
       </w:pPr>
       <w:r>
-        <w:t xml:space="preserve">    ecall     j continue                 </w:t>
+        <w:t xml:space="preserve">    </w:t>
+      </w:r>
+      <w:proofErr w:type="spellStart"/>
+      <w:r>
+        <w:t>ecall</w:t>
+      </w:r>
+      <w:proofErr w:type="spellEnd"/>
+      <w:r>
+        <w:t xml:space="preserve">     j </w:t>
+      </w:r>
+      <w:proofErr w:type="spellStart"/>
+      <w:r>
+        <w:t>continue</w:t>
+      </w:r>
+      <w:proofErr w:type="spellEnd"/>
+      <w:r>
+        <w:t xml:space="preserve">                 </w:t>
       </w:r>
     </w:p>
     <w:p>
@@ -3534,7 +8574,35 @@
         <w:rPr>
           <w:color w:val="000000"/>
         </w:rPr>
-        <w:t xml:space="preserve">Chương trình insertion sort từ lớn đến bé: </w:t>
+        <w:t xml:space="preserve">Chương trình </w:t>
+      </w:r>
+      <w:proofErr w:type="spellStart"/>
+      <w:r>
+        <w:rPr>
+          <w:color w:val="000000"/>
+        </w:rPr>
+        <w:t>insertion</w:t>
+      </w:r>
+      <w:proofErr w:type="spellEnd"/>
+      <w:r>
+        <w:rPr>
+          <w:color w:val="000000"/>
+        </w:rPr>
+        <w:t xml:space="preserve"> </w:t>
+      </w:r>
+      <w:proofErr w:type="spellStart"/>
+      <w:r>
+        <w:rPr>
+          <w:color w:val="000000"/>
+        </w:rPr>
+        <w:t>sort</w:t>
+      </w:r>
+      <w:proofErr w:type="spellEnd"/>
+      <w:r>
+        <w:rPr>
+          <w:color w:val="000000"/>
+        </w:rPr>
+        <w:t xml:space="preserve"> từ lớn đến bé: </w:t>
       </w:r>
     </w:p>
     <w:p>
@@ -3543,15 +8611,31 @@
       </w:pPr>
       <w:r>
         <w:lastRenderedPageBreak/>
-        <w:t xml:space="preserve">.data </w:t>
-      </w:r>
-    </w:p>
-    <w:p>
-      <w:pPr>
-        <w:ind w:left="-5" w:right="343"/>
-      </w:pPr>
-      <w:r>
-        <w:t xml:space="preserve">A: .word 7, -2, 5, 1, 5, 6, 7, 3, 6, 8, 9, 8, 10, 9, -3 </w:t>
+        <w:t>.</w:t>
+      </w:r>
+      <w:proofErr w:type="spellStart"/>
+      <w:r>
+        <w:t>data</w:t>
+      </w:r>
+      <w:proofErr w:type="spellEnd"/>
+      <w:r>
+        <w:t xml:space="preserve"> </w:t>
+      </w:r>
+    </w:p>
+    <w:p>
+      <w:pPr>
+        <w:ind w:left="-5" w:right="343"/>
+      </w:pPr>
+      <w:r>
+        <w:t>A: .</w:t>
+      </w:r>
+      <w:proofErr w:type="spellStart"/>
+      <w:r>
+        <w:t>word</w:t>
+      </w:r>
+      <w:proofErr w:type="spellEnd"/>
+      <w:r>
+        <w:t xml:space="preserve"> 7, -2, 5, 1, 5, 6, 7, 3, 6, 8, 9, 8, 10, 9, -3 </w:t>
       </w:r>
     </w:p>
     <w:p>
@@ -3559,24 +8643,82 @@
         <w:spacing w:after="14" w:line="401" w:lineRule="auto"/>
         <w:ind w:left="-5" w:right="4940"/>
       </w:pPr>
-      <w:r>
-        <w:t xml:space="preserve">Aend: .word                                           space: .asciz " "                                      newline: .asciz "\n"                                  </w:t>
-      </w:r>
-    </w:p>
-    <w:p>
-      <w:pPr>
-        <w:ind w:left="-5" w:right="343"/>
-      </w:pPr>
-      <w:r>
-        <w:t xml:space="preserve">.text </w:t>
-      </w:r>
-    </w:p>
-    <w:p>
-      <w:pPr>
-        <w:ind w:left="-5" w:right="343"/>
-      </w:pPr>
-      <w:r>
-        <w:t xml:space="preserve">main: </w:t>
+      <w:proofErr w:type="spellStart"/>
+      <w:r>
+        <w:t>Aend</w:t>
+      </w:r>
+      <w:proofErr w:type="spellEnd"/>
+      <w:r>
+        <w:t>: .</w:t>
+      </w:r>
+      <w:proofErr w:type="spellStart"/>
+      <w:r>
+        <w:t>word</w:t>
+      </w:r>
+      <w:proofErr w:type="spellEnd"/>
+      <w:r>
+        <w:t xml:space="preserve">                                           </w:t>
+      </w:r>
+      <w:proofErr w:type="spellStart"/>
+      <w:r>
+        <w:t>space</w:t>
+      </w:r>
+      <w:proofErr w:type="spellEnd"/>
+      <w:r>
+        <w:t>: .</w:t>
+      </w:r>
+      <w:proofErr w:type="spellStart"/>
+      <w:r>
+        <w:t>asciz</w:t>
+      </w:r>
+      <w:proofErr w:type="spellEnd"/>
+      <w:r>
+        <w:t xml:space="preserve"> " "                                      </w:t>
+      </w:r>
+      <w:proofErr w:type="spellStart"/>
+      <w:r>
+        <w:t>newline</w:t>
+      </w:r>
+      <w:proofErr w:type="spellEnd"/>
+      <w:r>
+        <w:t>: .</w:t>
+      </w:r>
+      <w:proofErr w:type="spellStart"/>
+      <w:r>
+        <w:t>asciz</w:t>
+      </w:r>
+      <w:proofErr w:type="spellEnd"/>
+      <w:r>
+        <w:t xml:space="preserve"> "\n"                                  </w:t>
+      </w:r>
+    </w:p>
+    <w:p>
+      <w:pPr>
+        <w:ind w:left="-5" w:right="343"/>
+      </w:pPr>
+      <w:r>
+        <w:t>.</w:t>
+      </w:r>
+      <w:proofErr w:type="spellStart"/>
+      <w:r>
+        <w:t>text</w:t>
+      </w:r>
+      <w:proofErr w:type="spellEnd"/>
+      <w:r>
+        <w:t xml:space="preserve"> </w:t>
+      </w:r>
+    </w:p>
+    <w:p>
+      <w:pPr>
+        <w:ind w:left="-5" w:right="343"/>
+      </w:pPr>
+      <w:proofErr w:type="spellStart"/>
+      <w:r>
+        <w:t>main</w:t>
+      </w:r>
+      <w:proofErr w:type="spellEnd"/>
+      <w:r>
+        <w:t xml:space="preserve">: </w:t>
       </w:r>
     </w:p>
     <w:p>
@@ -3585,7 +8727,23 @@
         <w:ind w:left="-5" w:right="5649"/>
       </w:pPr>
       <w:r>
-        <w:t xml:space="preserve">    la a0, A           # Địa chỉ A[0]     la a1, Aend        # Địa chỉ A[n]     j insertion_sort    </w:t>
+        <w:t xml:space="preserve">    la a0, A           # Địa chỉ A[0]     la a1, </w:t>
+      </w:r>
+      <w:proofErr w:type="spellStart"/>
+      <w:r>
+        <w:t>Aend</w:t>
+      </w:r>
+      <w:proofErr w:type="spellEnd"/>
+      <w:r>
+        <w:t xml:space="preserve">        # Địa chỉ A[n]     j </w:t>
+      </w:r>
+      <w:proofErr w:type="spellStart"/>
+      <w:r>
+        <w:t>insertion_sort</w:t>
+      </w:r>
+      <w:proofErr w:type="spellEnd"/>
+      <w:r>
+        <w:t xml:space="preserve">    </w:t>
       </w:r>
     </w:p>
     <w:p>
@@ -3601,8 +8759,13 @@
       <w:pPr>
         <w:ind w:left="-5" w:right="343"/>
       </w:pPr>
-      <w:r>
-        <w:t xml:space="preserve">after_sort: </w:t>
+      <w:proofErr w:type="spellStart"/>
+      <w:r>
+        <w:t>after_sort</w:t>
+      </w:r>
+      <w:proofErr w:type="spellEnd"/>
+      <w:r>
+        <w:t xml:space="preserve">: </w:t>
       </w:r>
     </w:p>
     <w:p>
@@ -3611,7 +8774,15 @@
         <w:ind w:left="-5" w:right="7011"/>
       </w:pPr>
       <w:r>
-        <w:t xml:space="preserve">    li a7, 10              ecall          </w:t>
+        <w:t xml:space="preserve">    li a7, 10              </w:t>
+      </w:r>
+      <w:proofErr w:type="spellStart"/>
+      <w:r>
+        <w:t>ecall</w:t>
+      </w:r>
+      <w:proofErr w:type="spellEnd"/>
+      <w:r>
+        <w:t xml:space="preserve">          </w:t>
       </w:r>
     </w:p>
     <w:p>
@@ -3627,8 +8798,13 @@
       <w:pPr>
         <w:ind w:left="-5" w:right="343"/>
       </w:pPr>
-      <w:r>
-        <w:t xml:space="preserve">done: </w:t>
+      <w:proofErr w:type="spellStart"/>
+      <w:r>
+        <w:t>done</w:t>
+      </w:r>
+      <w:proofErr w:type="spellEnd"/>
+      <w:r>
+        <w:t xml:space="preserve">: </w:t>
       </w:r>
     </w:p>
     <w:p>
@@ -3637,7 +8813,15 @@
         <w:ind w:left="-5" w:right="343"/>
       </w:pPr>
       <w:r>
-        <w:t xml:space="preserve">    j print_array   </w:t>
+        <w:t xml:space="preserve">    j </w:t>
+      </w:r>
+      <w:proofErr w:type="spellStart"/>
+      <w:r>
+        <w:t>print_array</w:t>
+      </w:r>
+      <w:proofErr w:type="spellEnd"/>
+      <w:r>
+        <w:t xml:space="preserve">   </w:t>
       </w:r>
     </w:p>
     <w:p>
@@ -3664,7 +8848,23 @@
         <w:ind w:left="-5" w:right="3230"/>
       </w:pPr>
       <w:r>
-        <w:t xml:space="preserve"># -------------------------------------------------------------- # Hàm: Sắp xếp chèn (Insertion Sort) </w:t>
+        <w:t># -------------------------------------------------------------- # Hàm: Sắp xếp chèn (</w:t>
+      </w:r>
+      <w:proofErr w:type="spellStart"/>
+      <w:r>
+        <w:t>Insertion</w:t>
+      </w:r>
+      <w:proofErr w:type="spellEnd"/>
+      <w:r>
+        <w:t xml:space="preserve"> </w:t>
+      </w:r>
+      <w:proofErr w:type="spellStart"/>
+      <w:r>
+        <w:t>Sort</w:t>
+      </w:r>
+      <w:proofErr w:type="spellEnd"/>
+      <w:r>
+        <w:t xml:space="preserve">) </w:t>
       </w:r>
     </w:p>
     <w:p>
@@ -3738,7 +8938,39 @@
         <w:ind w:left="-5" w:right="3440"/>
       </w:pPr>
       <w:r>
-        <w:t xml:space="preserve"># -------------------------------------------------------------- insertion_sort:     la t0, A           # Khởi tạo con trỏ t0 đến đầu mảng     addi t0, t0, 4     # Bắt đầu từ phần tử thứ 2 (i=1)     la a3, A     la a4, Aend     addi a4, a4, -4 </w:t>
+        <w:t xml:space="preserve"># -------------------------------------------------------------- </w:t>
+      </w:r>
+      <w:proofErr w:type="spellStart"/>
+      <w:r>
+        <w:t>insertion_sort</w:t>
+      </w:r>
+      <w:proofErr w:type="spellEnd"/>
+      <w:r>
+        <w:t xml:space="preserve">:     la t0, A           # Khởi tạo con trỏ t0 đến đầu mảng     </w:t>
+      </w:r>
+      <w:proofErr w:type="spellStart"/>
+      <w:r>
+        <w:t>addi</w:t>
+      </w:r>
+      <w:proofErr w:type="spellEnd"/>
+      <w:r>
+        <w:t xml:space="preserve"> t0, t0, 4     # Bắt đầu từ phần tử thứ 2 (i=1)     la a3, A     la a4, </w:t>
+      </w:r>
+      <w:proofErr w:type="spellStart"/>
+      <w:r>
+        <w:t>Aend</w:t>
+      </w:r>
+      <w:proofErr w:type="spellEnd"/>
+      <w:r>
+        <w:t xml:space="preserve">     </w:t>
+      </w:r>
+      <w:proofErr w:type="spellStart"/>
+      <w:r>
+        <w:t>addi</w:t>
+      </w:r>
+      <w:proofErr w:type="spellEnd"/>
+      <w:r>
+        <w:t xml:space="preserve"> a4, a4, -4 </w:t>
       </w:r>
     </w:p>
     <w:p>
@@ -3755,7 +8987,23 @@
         <w:ind w:left="-5" w:right="3136"/>
       </w:pPr>
       <w:r>
-        <w:t xml:space="preserve">loop1:     bge t0, a1, done  # Nếu đã duyệt hết mảng -&gt; kết thúc </w:t>
+        <w:t xml:space="preserve">loop1:     </w:t>
+      </w:r>
+      <w:proofErr w:type="spellStart"/>
+      <w:r>
+        <w:t>bge</w:t>
+      </w:r>
+      <w:proofErr w:type="spellEnd"/>
+      <w:r>
+        <w:t xml:space="preserve"> t0, a1, </w:t>
+      </w:r>
+      <w:proofErr w:type="spellStart"/>
+      <w:r>
+        <w:t>done</w:t>
+      </w:r>
+      <w:proofErr w:type="spellEnd"/>
+      <w:r>
+        <w:t xml:space="preserve">  # Nếu đã duyệt hết mảng -&gt; kết thúc </w:t>
       </w:r>
     </w:p>
     <w:p>
@@ -3764,7 +9012,23 @@
         <w:ind w:left="-5" w:right="6123"/>
       </w:pPr>
       <w:r>
-        <w:t xml:space="preserve">    lw t1, 0(t0)       # A[i]      addi t2, t0, -4    # j = i-1 </w:t>
+        <w:t xml:space="preserve">    </w:t>
+      </w:r>
+      <w:proofErr w:type="spellStart"/>
+      <w:r>
+        <w:t>lw</w:t>
+      </w:r>
+      <w:proofErr w:type="spellEnd"/>
+      <w:r>
+        <w:t xml:space="preserve"> t1, 0(t0)       # A[i]      </w:t>
+      </w:r>
+      <w:proofErr w:type="spellStart"/>
+      <w:r>
+        <w:t>addi</w:t>
+      </w:r>
+      <w:proofErr w:type="spellEnd"/>
+      <w:r>
+        <w:t xml:space="preserve"> t2, t0, -4    # j = i-1 </w:t>
       </w:r>
     </w:p>
     <w:p>
@@ -3782,7 +9046,47 @@
         <w:ind w:left="-5" w:right="4740"/>
       </w:pPr>
       <w:r>
-        <w:t xml:space="preserve">loop2:     blt t2, a0, insert  # j&lt;0 thì chèn     lw t3, 0(t2)       # A[j]     ble t3, t1, insert  # A[j] &lt;= A[i] thì chèn </w:t>
+        <w:t xml:space="preserve">loop2:     </w:t>
+      </w:r>
+      <w:proofErr w:type="spellStart"/>
+      <w:r>
+        <w:t>blt</w:t>
+      </w:r>
+      <w:proofErr w:type="spellEnd"/>
+      <w:r>
+        <w:t xml:space="preserve"> t2, a0, </w:t>
+      </w:r>
+      <w:proofErr w:type="spellStart"/>
+      <w:r>
+        <w:t>insert</w:t>
+      </w:r>
+      <w:proofErr w:type="spellEnd"/>
+      <w:r>
+        <w:t xml:space="preserve">  # j&lt;0 thì chèn     </w:t>
+      </w:r>
+      <w:proofErr w:type="spellStart"/>
+      <w:r>
+        <w:t>lw</w:t>
+      </w:r>
+      <w:proofErr w:type="spellEnd"/>
+      <w:r>
+        <w:t xml:space="preserve"> t3, 0(t2)       # A[j]     </w:t>
+      </w:r>
+      <w:proofErr w:type="spellStart"/>
+      <w:r>
+        <w:t>ble</w:t>
+      </w:r>
+      <w:proofErr w:type="spellEnd"/>
+      <w:r>
+        <w:t xml:space="preserve"> t3, t1, </w:t>
+      </w:r>
+      <w:proofErr w:type="spellStart"/>
+      <w:r>
+        <w:t>insert</w:t>
+      </w:r>
+      <w:proofErr w:type="spellEnd"/>
+      <w:r>
+        <w:t xml:space="preserve">  # A[j] &lt;= A[i] thì chèn </w:t>
       </w:r>
     </w:p>
     <w:p>
@@ -3799,7 +9103,15 @@
         <w:ind w:left="-5" w:right="343"/>
       </w:pPr>
       <w:r>
-        <w:t xml:space="preserve">    sw t3, 4(t2)       # Dịch A[j] sang phải (A[j+1] = A[j]) </w:t>
+        <w:t xml:space="preserve">    </w:t>
+      </w:r>
+      <w:proofErr w:type="spellStart"/>
+      <w:r>
+        <w:t>sw</w:t>
+      </w:r>
+      <w:proofErr w:type="spellEnd"/>
+      <w:r>
+        <w:t xml:space="preserve"> t3, 4(t2)       # Dịch A[j] sang phải (A[j+1] = A[j]) </w:t>
       </w:r>
     </w:p>
     <w:p>
@@ -3808,7 +9120,23 @@
         <w:ind w:left="-5" w:right="6746"/>
       </w:pPr>
       <w:r>
-        <w:t xml:space="preserve">    addi t2, t2, -4    # j--     j loop2            </w:t>
+        <w:t xml:space="preserve">    </w:t>
+      </w:r>
+      <w:proofErr w:type="spellStart"/>
+      <w:r>
+        <w:t>addi</w:t>
+      </w:r>
+      <w:proofErr w:type="spellEnd"/>
+      <w:r>
+        <w:t xml:space="preserve"> t2, t2, -4    # j--     </w:t>
+      </w:r>
+      <w:proofErr w:type="spellStart"/>
+      <w:r>
+        <w:t>j</w:t>
+      </w:r>
+      <w:proofErr w:type="spellEnd"/>
+      <w:r>
+        <w:t xml:space="preserve"> loop2            </w:t>
       </w:r>
     </w:p>
     <w:p>
@@ -3826,8 +9154,21 @@
         <w:spacing w:after="0" w:line="413" w:lineRule="auto"/>
         <w:ind w:left="-5" w:right="7868"/>
       </w:pPr>
-      <w:r>
-        <w:t xml:space="preserve">insert:     sw t1, 4(t2)       </w:t>
+      <w:proofErr w:type="spellStart"/>
+      <w:r>
+        <w:t>insert</w:t>
+      </w:r>
+      <w:proofErr w:type="spellEnd"/>
+      <w:r>
+        <w:t xml:space="preserve">:     </w:t>
+      </w:r>
+      <w:proofErr w:type="spellStart"/>
+      <w:r>
+        <w:t>sw</w:t>
+      </w:r>
+      <w:proofErr w:type="spellEnd"/>
+      <w:r>
+        <w:t xml:space="preserve"> t1, 4(t2)       </w:t>
       </w:r>
     </w:p>
     <w:p>
@@ -3845,7 +9186,47 @@
         <w:ind w:left="-5" w:right="4282"/>
       </w:pPr>
       <w:r>
-        <w:t xml:space="preserve">    mv s0, a0          # Backup con trỏ đầu mảng    continue:     mv a0, s0          # Khôi phục con trỏ đầu     addi t0, t0, 4     # i++ </w:t>
+        <w:t xml:space="preserve">    </w:t>
+      </w:r>
+      <w:proofErr w:type="spellStart"/>
+      <w:r>
+        <w:t>mv</w:t>
+      </w:r>
+      <w:proofErr w:type="spellEnd"/>
+      <w:r>
+        <w:t xml:space="preserve"> s0, a0          # </w:t>
+      </w:r>
+      <w:proofErr w:type="spellStart"/>
+      <w:r>
+        <w:t>Backup</w:t>
+      </w:r>
+      <w:proofErr w:type="spellEnd"/>
+      <w:r>
+        <w:t xml:space="preserve"> con trỏ đầu mảng    </w:t>
+      </w:r>
+      <w:proofErr w:type="spellStart"/>
+      <w:r>
+        <w:t>continue</w:t>
+      </w:r>
+      <w:proofErr w:type="spellEnd"/>
+      <w:r>
+        <w:t xml:space="preserve">:     </w:t>
+      </w:r>
+      <w:proofErr w:type="spellStart"/>
+      <w:r>
+        <w:t>mv</w:t>
+      </w:r>
+      <w:proofErr w:type="spellEnd"/>
+      <w:r>
+        <w:t xml:space="preserve"> a0, s0          # Khôi phục con trỏ đầu     </w:t>
+      </w:r>
+      <w:proofErr w:type="spellStart"/>
+      <w:r>
+        <w:t>addi</w:t>
+      </w:r>
+      <w:proofErr w:type="spellEnd"/>
+      <w:r>
+        <w:t xml:space="preserve"> t0, t0, 4     # i++ </w:t>
       </w:r>
     </w:p>
     <w:p>
@@ -3879,8 +9260,13 @@
         <w:spacing w:after="157"/>
         <w:ind w:left="-5" w:right="343"/>
       </w:pPr>
-      <w:r>
-        <w:t xml:space="preserve">print_array: </w:t>
+      <w:proofErr w:type="spellStart"/>
+      <w:r>
+        <w:t>print_array</w:t>
+      </w:r>
+      <w:proofErr w:type="spellEnd"/>
+      <w:r>
+        <w:t xml:space="preserve">: </w:t>
       </w:r>
     </w:p>
     <w:p>
@@ -3907,7 +9293,23 @@
         <w:ind w:left="-5" w:right="343"/>
       </w:pPr>
       <w:r>
-        <w:t xml:space="preserve">    bgt a3, a4, end_print </w:t>
+        <w:t xml:space="preserve">    </w:t>
+      </w:r>
+      <w:proofErr w:type="spellStart"/>
+      <w:r>
+        <w:t>bgt</w:t>
+      </w:r>
+      <w:proofErr w:type="spellEnd"/>
+      <w:r>
+        <w:t xml:space="preserve"> a3, a4, </w:t>
+      </w:r>
+      <w:proofErr w:type="spellStart"/>
+      <w:r>
+        <w:t>end_print</w:t>
+      </w:r>
+      <w:proofErr w:type="spellEnd"/>
+      <w:r>
+        <w:t xml:space="preserve"> </w:t>
       </w:r>
     </w:p>
     <w:p>
@@ -3924,7 +9326,15 @@
         <w:ind w:left="-5" w:right="343"/>
       </w:pPr>
       <w:r>
-        <w:t xml:space="preserve">    lw a0, 0(a4) </w:t>
+        <w:t xml:space="preserve">    </w:t>
+      </w:r>
+      <w:proofErr w:type="spellStart"/>
+      <w:r>
+        <w:t>lw</w:t>
+      </w:r>
+      <w:proofErr w:type="spellEnd"/>
+      <w:r>
+        <w:t xml:space="preserve"> a0, 0(a4) </w:t>
       </w:r>
     </w:p>
     <w:p>
@@ -3933,7 +9343,15 @@
         <w:ind w:left="-5" w:right="343"/>
       </w:pPr>
       <w:r>
-        <w:t xml:space="preserve">    ecall </w:t>
+        <w:t xml:space="preserve">    </w:t>
+      </w:r>
+      <w:proofErr w:type="spellStart"/>
+      <w:r>
+        <w:t>ecall</w:t>
+      </w:r>
+      <w:proofErr w:type="spellEnd"/>
+      <w:r>
+        <w:t xml:space="preserve"> </w:t>
       </w:r>
     </w:p>
     <w:p>
@@ -3942,7 +9360,23 @@
         <w:ind w:left="-5" w:right="7851"/>
       </w:pPr>
       <w:r>
-        <w:t xml:space="preserve">     li a7, 4     la a0, space     ecall </w:t>
+        <w:t xml:space="preserve">     li a7, 4     la a0, </w:t>
+      </w:r>
+      <w:proofErr w:type="spellStart"/>
+      <w:r>
+        <w:t>space</w:t>
+      </w:r>
+      <w:proofErr w:type="spellEnd"/>
+      <w:r>
+        <w:t xml:space="preserve">     </w:t>
+      </w:r>
+      <w:proofErr w:type="spellStart"/>
+      <w:r>
+        <w:t>ecall</w:t>
+      </w:r>
+      <w:proofErr w:type="spellEnd"/>
+      <w:r>
+        <w:t xml:space="preserve"> </w:t>
       </w:r>
     </w:p>
     <w:p>
@@ -3961,7 +9395,31 @@
       </w:pPr>
       <w:r>
         <w:lastRenderedPageBreak/>
-        <w:t xml:space="preserve">    addi a4, a4, -4     j print_array end_print: </w:t>
+        <w:t xml:space="preserve">    </w:t>
+      </w:r>
+      <w:proofErr w:type="spellStart"/>
+      <w:r>
+        <w:t>addi</w:t>
+      </w:r>
+      <w:proofErr w:type="spellEnd"/>
+      <w:r>
+        <w:t xml:space="preserve"> a4, a4, -4     j </w:t>
+      </w:r>
+      <w:proofErr w:type="spellStart"/>
+      <w:r>
+        <w:t>print_array</w:t>
+      </w:r>
+      <w:proofErr w:type="spellEnd"/>
+      <w:r>
+        <w:t xml:space="preserve"> </w:t>
+      </w:r>
+      <w:proofErr w:type="spellStart"/>
+      <w:r>
+        <w:t>end_print</w:t>
+      </w:r>
+      <w:proofErr w:type="spellEnd"/>
+      <w:r>
+        <w:t xml:space="preserve">: </w:t>
       </w:r>
     </w:p>
     <w:p>
@@ -3977,7 +9435,15 @@
         <w:ind w:left="-5" w:right="343"/>
       </w:pPr>
       <w:r>
-        <w:t xml:space="preserve">    la a0, newline </w:t>
+        <w:t xml:space="preserve">    la a0, </w:t>
+      </w:r>
+      <w:proofErr w:type="spellStart"/>
+      <w:r>
+        <w:t>newline</w:t>
+      </w:r>
+      <w:proofErr w:type="spellEnd"/>
+      <w:r>
+        <w:t xml:space="preserve"> </w:t>
       </w:r>
     </w:p>
     <w:p>
@@ -3986,7 +9452,23 @@
         <w:ind w:left="-5" w:right="7932"/>
       </w:pPr>
       <w:r>
-        <w:t xml:space="preserve">    ecall     j after_sort              </w:t>
+        <w:t xml:space="preserve">    </w:t>
+      </w:r>
+      <w:proofErr w:type="spellStart"/>
+      <w:r>
+        <w:t>ecall</w:t>
+      </w:r>
+      <w:proofErr w:type="spellEnd"/>
+      <w:r>
+        <w:t xml:space="preserve">     j </w:t>
+      </w:r>
+      <w:proofErr w:type="spellStart"/>
+      <w:r>
+        <w:t>after_sort</w:t>
+      </w:r>
+      <w:proofErr w:type="spellEnd"/>
+      <w:r>
+        <w:t xml:space="preserve">              </w:t>
       </w:r>
     </w:p>
     <w:p>
